--- a/docs/worksheets/worksheet_player_battle.docx
+++ b/docs/worksheets/worksheet_player_battle.docx
@@ -1,32 +1,56 @@
 
 <file path=word/document.xml><?xml version="1.0" encoding="utf-8"?>
-<w:document xmlns:wpc="http://schemas.microsoft.com/office/word/2010/wordprocessingCanvas" xmlns:mc="http://schemas.openxmlformats.org/markup-compatibility/2006" xmlns:o="urn:schemas-microsoft-com:office:office" xmlns:r="http://schemas.openxmlformats.org/officeDocument/2006/relationships" xmlns:m="http://schemas.openxmlformats.org/officeDocument/2006/math" xmlns:v="urn:schemas-microsoft-com:vml" xmlns:wp14="http://schemas.microsoft.com/office/word/2010/wordprocessingDrawing" xmlns:wp="http://schemas.openxmlformats.org/drawingml/2006/wordprocessingDrawing" xmlns:w10="urn:schemas-microsoft-com:office:word" xmlns:w="http://schemas.openxmlformats.org/wordprocessingml/2006/main" xmlns:w14="http://schemas.microsoft.com/office/word/2010/wordml" xmlns:w15="http://schemas.microsoft.com/office/word/2012/wordml" xmlns:wpg="http://schemas.microsoft.com/office/word/2010/wordprocessingGroup" xmlns:wpi="http://schemas.microsoft.com/office/word/2010/wordprocessingInk" xmlns:wne="http://schemas.microsoft.com/office/word/2006/wordml" xmlns:wps="http://schemas.microsoft.com/office/word/2010/wordprocessingShape" xmlns:cx="http://schemas.microsoft.com/office/drawing/2014/chartex" xmlns:cx1="http://schemas.microsoft.com/office/drawing/2015/9/8/chartex" xmlns:cx2="http://schemas.microsoft.com/office/drawing/2015/10/21/chartex" xmlns:cx3="http://schemas.microsoft.com/office/drawing/2016/5/9/chartex" xmlns:cx4="http://schemas.microsoft.com/office/drawing/2016/5/10/chartex" xmlns:cx5="http://schemas.microsoft.com/office/drawing/2016/5/11/chartex" xmlns:cx6="http://schemas.microsoft.com/office/drawing/2016/5/12/chartex" xmlns:cx7="http://schemas.microsoft.com/office/drawing/2016/5/13/chartex" xmlns:cx8="http://schemas.microsoft.com/office/drawing/2016/5/14/chartex" xmlns:aink="http://schemas.microsoft.com/office/drawing/2016/ink" xmlns:am3d="http://schemas.microsoft.com/office/drawing/2017/model3d" xmlns:w16cex="http://schemas.microsoft.com/office/word/2018/wordml/cex" xmlns:w16cid="http://schemas.microsoft.com/office/word/2016/wordml/cid" xmlns:w16="http://schemas.microsoft.com/office/word/2018/wordml" xmlns:w16sdtdh="http://schemas.microsoft.com/office/word/2020/wordml/sdtdatahash" xmlns:w16se="http://schemas.microsoft.com/office/word/2015/wordml/symex" mc:Ignorable="w14 w15 wp14">
+<w:document xmlns:wpc="http://schemas.microsoft.com/office/word/2010/wordprocessingCanvas" xmlns:cx="http://schemas.microsoft.com/office/drawing/2014/chartex" xmlns:cx1="http://schemas.microsoft.com/office/drawing/2015/9/8/chartex" xmlns:cx2="http://schemas.microsoft.com/office/drawing/2015/10/21/chartex" xmlns:cx3="http://schemas.microsoft.com/office/drawing/2016/5/9/chartex" xmlns:cx4="http://schemas.microsoft.com/office/drawing/2016/5/10/chartex" xmlns:cx5="http://schemas.microsoft.com/office/drawing/2016/5/11/chartex" xmlns:cx6="http://schemas.microsoft.com/office/drawing/2016/5/12/chartex" xmlns:cx7="http://schemas.microsoft.com/office/drawing/2016/5/13/chartex" xmlns:cx8="http://schemas.microsoft.com/office/drawing/2016/5/14/chartex" xmlns:mc="http://schemas.openxmlformats.org/markup-compatibility/2006" xmlns:aink="http://schemas.microsoft.com/office/drawing/2016/ink" xmlns:am3d="http://schemas.microsoft.com/office/drawing/2017/model3d" xmlns:o="urn:schemas-microsoft-com:office:office" xmlns:oel="http://schemas.microsoft.com/office/2019/extlst" xmlns:r="http://schemas.openxmlformats.org/officeDocument/2006/relationships" xmlns:m="http://schemas.openxmlformats.org/officeDocument/2006/math" xmlns:v="urn:schemas-microsoft-com:vml" xmlns:wp14="http://schemas.microsoft.com/office/word/2010/wordprocessingDrawing" xmlns:wp="http://schemas.openxmlformats.org/drawingml/2006/wordprocessingDrawing" xmlns:w10="urn:schemas-microsoft-com:office:word" xmlns:w="http://schemas.openxmlformats.org/wordprocessingml/2006/main" xmlns:w14="http://schemas.microsoft.com/office/word/2010/wordml" xmlns:w15="http://schemas.microsoft.com/office/word/2012/wordml" xmlns:w16cex="http://schemas.microsoft.com/office/word/2018/wordml/cex" xmlns:w16cid="http://schemas.microsoft.com/office/word/2016/wordml/cid" xmlns:w16="http://schemas.microsoft.com/office/word/2018/wordml" xmlns:w16du="http://schemas.microsoft.com/office/word/2023/wordml/word16du" xmlns:w16sdtdh="http://schemas.microsoft.com/office/word/2020/wordml/sdtdatahash" xmlns:w16sdtfl="http://schemas.microsoft.com/office/word/2024/wordml/sdtformatlock" xmlns:w16se="http://schemas.microsoft.com/office/word/2015/wordml/symex" xmlns:wpg="http://schemas.microsoft.com/office/word/2010/wordprocessingGroup" xmlns:wpi="http://schemas.microsoft.com/office/word/2010/wordprocessingInk" xmlns:wne="http://schemas.microsoft.com/office/word/2006/wordml" xmlns:wps="http://schemas.microsoft.com/office/word/2010/wordprocessingShape" mc:Ignorable="w14 w15 w16se w16cid w16 w16cex w16sdtdh w16sdtfl w16du wp14">
   <w:body>
     <w:p>
       <w:pPr>
         <w:pStyle w:val="Heading1"/>
-        <w:spacing w:after="120" w:before="0"/>
-      </w:pPr>
-      <w:r>
-        <w:t xml:space="preserve">Worksheet - Player Battle (Medium)</w:t>
-      </w:r>
-    </w:p>
-    <w:p>
-      <w:pPr>
         <w:spacing w:after="120"/>
       </w:pPr>
       <w:r>
-        <w:t xml:space="preserve">Right now two players can sit on the very same tile and nothing happens. You will change that: when both players end up on the same square, they </w:t>
+        <w:t>Worksheet - Player Battle (Medium)</w:t>
+      </w:r>
+    </w:p>
+    <w:p>
+      <w:pPr>
+        <w:spacing w:after="120"/>
+      </w:pPr>
+      <w:r>
+        <w:t xml:space="preserve">Right </w:t>
+      </w:r>
+      <w:proofErr w:type="gramStart"/>
+      <w:r>
+        <w:t>now</w:t>
+      </w:r>
+      <w:proofErr w:type="gramEnd"/>
+      <w:r>
+        <w:t xml:space="preserve"> two players can sit on the very same </w:t>
+      </w:r>
+      <w:proofErr w:type="gramStart"/>
+      <w:r>
+        <w:t>tile</w:t>
+      </w:r>
+      <w:proofErr w:type="gramEnd"/>
+      <w:r>
+        <w:t xml:space="preserve"> and nothing happens. You will change that: when both players end up on the same square, they </w:t>
       </w:r>
       <w:r>
         <w:rPr>
           <w:b/>
           <w:bCs/>
         </w:rPr>
-        <w:t xml:space="preserve">battle</w:t>
-      </w:r>
-      <w:r>
-        <w:t xml:space="preserve">. Each one rolls a dice, the higher roll wins, and the loser loses a life. Roll a tie and they both walk away unharmed.</w:t>
+        <w:t>battle</w:t>
+      </w:r>
+      <w:r>
+        <w:t xml:space="preserve">. Each one rolls </w:t>
+      </w:r>
+      <w:proofErr w:type="gramStart"/>
+      <w:r>
+        <w:t>a</w:t>
+      </w:r>
+      <w:proofErr w:type="gramEnd"/>
+      <w:r>
+        <w:t xml:space="preserve"> dice, the higher roll wins, and the loser loses a life. Roll a tie and they both walk away unharmed.</w:t>
       </w:r>
     </w:p>
     <w:p>
@@ -34,16 +58,24 @@
         <w:spacing w:after="120"/>
       </w:pPr>
       <w:r>
-        <w:t xml:space="preserve">This worksheet adds one new function and wires it into the turn - a great way to practise reading the game's turn order.</w:t>
+        <w:t>This worksheet adds one new function and wires it into the turn - a great way to practise reading the game's turn order.</w:t>
       </w:r>
     </w:p>
     <w:p>
       <w:pPr>
         <w:pStyle w:val="Heading2"/>
-        <w:spacing w:after="120" w:before="240"/>
-      </w:pPr>
-      <w:r>
-        <w:t xml:space="preserve">Part A - How The Game Sees "The Same Tile"</w:t>
+        <w:spacing w:before="240" w:after="120"/>
+      </w:pPr>
+      <w:r>
+        <w:t xml:space="preserve">Part A - How </w:t>
+      </w:r>
+      <w:proofErr w:type="gramStart"/>
+      <w:r>
+        <w:t>The</w:t>
+      </w:r>
+      <w:proofErr w:type="gramEnd"/>
+      <w:r>
+        <w:t xml:space="preserve"> Game Sees "The Same Tile"</w:t>
       </w:r>
     </w:p>
     <w:p>
@@ -55,12 +87,12 @@
       </w:r>
       <w:r>
         <w:rPr>
-          <w:rFonts w:ascii="Consolas" w:cs="Consolas" w:eastAsia="Consolas" w:hAnsi="Consolas"/>
-          <w:sz w:val="18"/>
-          <w:szCs w:val="18"/>
-          <w:shd w:fill="EEEEEE" w:val="clear"/>
-        </w:rPr>
-        <w:t xml:space="preserve">scripts/game_manager.gd</w:t>
+          <w:rFonts w:ascii="Consolas" w:eastAsia="Consolas" w:hAnsi="Consolas" w:cs="Consolas"/>
+          <w:sz w:val="18"/>
+          <w:szCs w:val="18"/>
+          <w:shd w:val="clear" w:color="auto" w:fill="EEEEEE"/>
+        </w:rPr>
+        <w:t>scripts/game_manager.gd</w:t>
       </w:r>
       <w:r>
         <w:t xml:space="preserve"> and skim these:</w:t>
@@ -77,72 +109,114 @@
       </w:pPr>
       <w:r>
         <w:rPr>
-          <w:rFonts w:ascii="Consolas" w:cs="Consolas" w:eastAsia="Consolas" w:hAnsi="Consolas"/>
-          <w:sz w:val="18"/>
-          <w:szCs w:val="18"/>
-          <w:shd w:fill="EEEEEE" w:val="clear"/>
-        </w:rPr>
-        <w:t xml:space="preserve">players</w:t>
+          <w:rFonts w:ascii="Consolas" w:eastAsia="Consolas" w:hAnsi="Consolas" w:cs="Consolas"/>
+          <w:sz w:val="18"/>
+          <w:szCs w:val="18"/>
+          <w:shd w:val="clear" w:color="auto" w:fill="EEEEEE"/>
+        </w:rPr>
+        <w:t>players</w:t>
       </w:r>
       <w:r>
         <w:t xml:space="preserve"> is a list holding the two tokens: </w:t>
       </w:r>
-      <w:r>
-        <w:rPr>
-          <w:rFonts w:ascii="Consolas" w:cs="Consolas" w:eastAsia="Consolas" w:hAnsi="Consolas"/>
-          <w:sz w:val="18"/>
-          <w:szCs w:val="18"/>
-          <w:shd w:fill="EEEEEE" w:val="clear"/>
-        </w:rPr>
-        <w:t xml:space="preserve">players[0]</w:t>
-      </w:r>
-      <w:r>
-        <w:t xml:space="preserve"> is Player 1, </w:t>
-      </w:r>
-      <w:r>
-        <w:rPr>
-          <w:rFonts w:ascii="Consolas" w:cs="Consolas" w:eastAsia="Consolas" w:hAnsi="Consolas"/>
-          <w:sz w:val="18"/>
-          <w:szCs w:val="18"/>
-          <w:shd w:fill="EEEEEE" w:val="clear"/>
-        </w:rPr>
-        <w:t xml:space="preserve">players[1]</w:t>
-      </w:r>
-      <w:r>
-        <w:t xml:space="preserve"> is Player 2. Each token knows its own </w:t>
-      </w:r>
-      <w:r>
-        <w:rPr>
-          <w:rFonts w:ascii="Consolas" w:cs="Consolas" w:eastAsia="Consolas" w:hAnsi="Consolas"/>
-          <w:sz w:val="18"/>
-          <w:szCs w:val="18"/>
-          <w:shd w:fill="EEEEEE" w:val="clear"/>
-        </w:rPr>
-        <w:t xml:space="preserve">tile_index</w:t>
-      </w:r>
+      <w:proofErr w:type="gramStart"/>
+      <w:r>
+        <w:rPr>
+          <w:rFonts w:ascii="Consolas" w:eastAsia="Consolas" w:hAnsi="Consolas" w:cs="Consolas"/>
+          <w:sz w:val="18"/>
+          <w:szCs w:val="18"/>
+          <w:shd w:val="clear" w:color="auto" w:fill="EEEEEE"/>
+        </w:rPr>
+        <w:t>players[</w:t>
+      </w:r>
+      <w:proofErr w:type="gramEnd"/>
+      <w:r>
+        <w:rPr>
+          <w:rFonts w:ascii="Consolas" w:eastAsia="Consolas" w:hAnsi="Consolas" w:cs="Consolas"/>
+          <w:sz w:val="18"/>
+          <w:szCs w:val="18"/>
+          <w:shd w:val="clear" w:color="auto" w:fill="EEEEEE"/>
+        </w:rPr>
+        <w:t>0]</w:t>
+      </w:r>
+      <w:r>
+        <w:t xml:space="preserve"> </w:t>
+      </w:r>
+      <w:proofErr w:type="gramStart"/>
+      <w:r>
+        <w:t>is</w:t>
+      </w:r>
+      <w:proofErr w:type="gramEnd"/>
+      <w:r>
+        <w:t xml:space="preserve"> Player 1, </w:t>
+      </w:r>
+      <w:proofErr w:type="gramStart"/>
+      <w:r>
+        <w:rPr>
+          <w:rFonts w:ascii="Consolas" w:eastAsia="Consolas" w:hAnsi="Consolas" w:cs="Consolas"/>
+          <w:sz w:val="18"/>
+          <w:szCs w:val="18"/>
+          <w:shd w:val="clear" w:color="auto" w:fill="EEEEEE"/>
+        </w:rPr>
+        <w:t>players[</w:t>
+      </w:r>
+      <w:proofErr w:type="gramEnd"/>
+      <w:r>
+        <w:rPr>
+          <w:rFonts w:ascii="Consolas" w:eastAsia="Consolas" w:hAnsi="Consolas" w:cs="Consolas"/>
+          <w:sz w:val="18"/>
+          <w:szCs w:val="18"/>
+          <w:shd w:val="clear" w:color="auto" w:fill="EEEEEE"/>
+        </w:rPr>
+        <w:t>1]</w:t>
+      </w:r>
+      <w:r>
+        <w:t xml:space="preserve"> </w:t>
+      </w:r>
+      <w:proofErr w:type="gramStart"/>
+      <w:r>
+        <w:t>is</w:t>
+      </w:r>
+      <w:proofErr w:type="gramEnd"/>
+      <w:r>
+        <w:t xml:space="preserve"> Player 2. Each token knows its own </w:t>
+      </w:r>
+      <w:proofErr w:type="spellStart"/>
+      <w:r>
+        <w:rPr>
+          <w:rFonts w:ascii="Consolas" w:eastAsia="Consolas" w:hAnsi="Consolas" w:cs="Consolas"/>
+          <w:sz w:val="18"/>
+          <w:szCs w:val="18"/>
+          <w:shd w:val="clear" w:color="auto" w:fill="EEEEEE"/>
+        </w:rPr>
+        <w:t>tile_index</w:t>
+      </w:r>
+      <w:proofErr w:type="spellEnd"/>
       <w:r>
         <w:t xml:space="preserve">, its </w:t>
       </w:r>
-      <w:r>
-        <w:rPr>
-          <w:rFonts w:ascii="Consolas" w:cs="Consolas" w:eastAsia="Consolas" w:hAnsi="Consolas"/>
-          <w:sz w:val="18"/>
-          <w:szCs w:val="18"/>
-          <w:shd w:fill="EEEEEE" w:val="clear"/>
-        </w:rPr>
-        <w:t xml:space="preserve">player_name</w:t>
-      </w:r>
+      <w:proofErr w:type="spellStart"/>
+      <w:r>
+        <w:rPr>
+          <w:rFonts w:ascii="Consolas" w:eastAsia="Consolas" w:hAnsi="Consolas" w:cs="Consolas"/>
+          <w:sz w:val="18"/>
+          <w:szCs w:val="18"/>
+          <w:shd w:val="clear" w:color="auto" w:fill="EEEEEE"/>
+        </w:rPr>
+        <w:t>player_name</w:t>
+      </w:r>
+      <w:proofErr w:type="spellEnd"/>
       <w:r>
         <w:t xml:space="preserve">, and how many </w:t>
       </w:r>
       <w:r>
         <w:rPr>
-          <w:rFonts w:ascii="Consolas" w:cs="Consolas" w:eastAsia="Consolas" w:hAnsi="Consolas"/>
-          <w:sz w:val="18"/>
-          <w:szCs w:val="18"/>
-          <w:shd w:fill="EEEEEE" w:val="clear"/>
-        </w:rPr>
-        <w:t xml:space="preserve">lives</w:t>
+          <w:rFonts w:ascii="Consolas" w:eastAsia="Consolas" w:hAnsi="Consolas" w:cs="Consolas"/>
+          <w:sz w:val="18"/>
+          <w:szCs w:val="18"/>
+          <w:shd w:val="clear" w:color="auto" w:fill="EEEEEE"/>
+        </w:rPr>
+        <w:t>lives</w:t>
       </w:r>
       <w:r>
         <w:t xml:space="preserve"> it has.</w:t>
@@ -159,36 +233,107 @@
       </w:pPr>
       <w:r>
         <w:rPr>
-          <w:rFonts w:ascii="Consolas" w:cs="Consolas" w:eastAsia="Consolas" w:hAnsi="Consolas"/>
-          <w:sz w:val="18"/>
-          <w:szCs w:val="18"/>
-          <w:shd w:fill="EEEEEE" w:val="clear"/>
-        </w:rPr>
-        <w:t xml:space="preserve">_current_player()</w:t>
+          <w:rFonts w:ascii="Consolas" w:eastAsia="Consolas" w:hAnsi="Consolas" w:cs="Consolas"/>
+          <w:sz w:val="18"/>
+          <w:szCs w:val="18"/>
+          <w:shd w:val="clear" w:color="auto" w:fill="EEEEEE"/>
+        </w:rPr>
+        <w:t>_</w:t>
+      </w:r>
+      <w:proofErr w:type="spellStart"/>
+      <w:r>
+        <w:rPr>
+          <w:rFonts w:ascii="Consolas" w:eastAsia="Consolas" w:hAnsi="Consolas" w:cs="Consolas"/>
+          <w:sz w:val="18"/>
+          <w:szCs w:val="18"/>
+          <w:shd w:val="clear" w:color="auto" w:fill="EEEEEE"/>
+        </w:rPr>
+        <w:t>current_</w:t>
+      </w:r>
+      <w:proofErr w:type="gramStart"/>
+      <w:r>
+        <w:rPr>
+          <w:rFonts w:ascii="Consolas" w:eastAsia="Consolas" w:hAnsi="Consolas" w:cs="Consolas"/>
+          <w:sz w:val="18"/>
+          <w:szCs w:val="18"/>
+          <w:shd w:val="clear" w:color="auto" w:fill="EEEEEE"/>
+        </w:rPr>
+        <w:t>player</w:t>
+      </w:r>
+      <w:proofErr w:type="spellEnd"/>
+      <w:r>
+        <w:rPr>
+          <w:rFonts w:ascii="Consolas" w:eastAsia="Consolas" w:hAnsi="Consolas" w:cs="Consolas"/>
+          <w:sz w:val="18"/>
+          <w:szCs w:val="18"/>
+          <w:shd w:val="clear" w:color="auto" w:fill="EEEEEE"/>
+        </w:rPr>
+        <w:t>(</w:t>
+      </w:r>
+      <w:proofErr w:type="gramEnd"/>
+      <w:r>
+        <w:rPr>
+          <w:rFonts w:ascii="Consolas" w:eastAsia="Consolas" w:hAnsi="Consolas" w:cs="Consolas"/>
+          <w:sz w:val="18"/>
+          <w:szCs w:val="18"/>
+          <w:shd w:val="clear" w:color="auto" w:fill="EEEEEE"/>
+        </w:rPr>
+        <w:t>)</w:t>
       </w:r>
       <w:r>
         <w:t xml:space="preserve"> returns whoever just took their turn. The OTHER player is </w:t>
       </w:r>
-      <w:r>
-        <w:rPr>
-          <w:rFonts w:ascii="Consolas" w:cs="Consolas" w:eastAsia="Consolas" w:hAnsi="Consolas"/>
-          <w:sz w:val="18"/>
-          <w:szCs w:val="18"/>
-          <w:shd w:fill="EEEEEE" w:val="clear"/>
-        </w:rPr>
-        <w:t xml:space="preserve">players[1 - current_player_index]</w:t>
+      <w:proofErr w:type="gramStart"/>
+      <w:r>
+        <w:rPr>
+          <w:rFonts w:ascii="Consolas" w:eastAsia="Consolas" w:hAnsi="Consolas" w:cs="Consolas"/>
+          <w:sz w:val="18"/>
+          <w:szCs w:val="18"/>
+          <w:shd w:val="clear" w:color="auto" w:fill="EEEEEE"/>
+        </w:rPr>
+        <w:t>players[</w:t>
+      </w:r>
+      <w:proofErr w:type="gramEnd"/>
+      <w:r>
+        <w:rPr>
+          <w:rFonts w:ascii="Consolas" w:eastAsia="Consolas" w:hAnsi="Consolas" w:cs="Consolas"/>
+          <w:sz w:val="18"/>
+          <w:szCs w:val="18"/>
+          <w:shd w:val="clear" w:color="auto" w:fill="EEEEEE"/>
+        </w:rPr>
+        <w:t xml:space="preserve">1 - </w:t>
+      </w:r>
+      <w:proofErr w:type="spellStart"/>
+      <w:r>
+        <w:rPr>
+          <w:rFonts w:ascii="Consolas" w:eastAsia="Consolas" w:hAnsi="Consolas" w:cs="Consolas"/>
+          <w:sz w:val="18"/>
+          <w:szCs w:val="18"/>
+          <w:shd w:val="clear" w:color="auto" w:fill="EEEEEE"/>
+        </w:rPr>
+        <w:t>current_player_index</w:t>
+      </w:r>
+      <w:proofErr w:type="spellEnd"/>
+      <w:r>
+        <w:rPr>
+          <w:rFonts w:ascii="Consolas" w:eastAsia="Consolas" w:hAnsi="Consolas" w:cs="Consolas"/>
+          <w:sz w:val="18"/>
+          <w:szCs w:val="18"/>
+          <w:shd w:val="clear" w:color="auto" w:fill="EEEEEE"/>
+        </w:rPr>
+        <w:t>]</w:t>
       </w:r>
       <w:r>
         <w:t xml:space="preserve"> - the same </w:t>
       </w:r>
       <w:r>
         <w:rPr>
-          <w:rFonts w:ascii="Consolas" w:cs="Consolas" w:eastAsia="Consolas" w:hAnsi="Consolas"/>
-          <w:sz w:val="18"/>
-          <w:szCs w:val="18"/>
-          <w:shd w:fill="EEEEEE" w:val="clear"/>
-        </w:rPr>
-        <w:t xml:space="preserve">1 - index</w:t>
+          <w:rFonts w:ascii="Consolas" w:eastAsia="Consolas" w:hAnsi="Consolas" w:cs="Consolas"/>
+          <w:sz w:val="18"/>
+          <w:szCs w:val="18"/>
+          <w:shd w:val="clear" w:color="auto" w:fill="EEEEEE"/>
+        </w:rPr>
+        <w:t>1 - index</w:t>
       </w:r>
       <w:r>
         <w:t xml:space="preserve"> flip the game already uses to swap turns.</w:t>
@@ -208,25 +353,27 @@
       </w:r>
       <w:r>
         <w:rPr>
-          <w:rFonts w:ascii="Consolas" w:cs="Consolas" w:eastAsia="Consolas" w:hAnsi="Consolas"/>
-          <w:sz w:val="18"/>
-          <w:szCs w:val="18"/>
-          <w:shd w:fill="EEEEEE" w:val="clear"/>
-        </w:rPr>
-        <w:t xml:space="preserve">PLAYER_TILE_OFFSETS</w:t>
+          <w:rFonts w:ascii="Consolas" w:eastAsia="Consolas" w:hAnsi="Consolas" w:cs="Consolas"/>
+          <w:sz w:val="18"/>
+          <w:szCs w:val="18"/>
+          <w:shd w:val="clear" w:color="auto" w:fill="EEEEEE"/>
+        </w:rPr>
+        <w:t>PLAYER_TILE_OFFSETS</w:t>
       </w:r>
       <w:r>
         <w:t xml:space="preserve"> nudges them slightly apart. So "same tile" is something you check in code - are the two </w:t>
       </w:r>
-      <w:r>
-        <w:rPr>
-          <w:rFonts w:ascii="Consolas" w:cs="Consolas" w:eastAsia="Consolas" w:hAnsi="Consolas"/>
-          <w:sz w:val="18"/>
-          <w:szCs w:val="18"/>
-          <w:shd w:fill="EEEEEE" w:val="clear"/>
-        </w:rPr>
-        <w:t xml:space="preserve">tile_index</w:t>
-      </w:r>
+      <w:proofErr w:type="spellStart"/>
+      <w:r>
+        <w:rPr>
+          <w:rFonts w:ascii="Consolas" w:eastAsia="Consolas" w:hAnsi="Consolas" w:cs="Consolas"/>
+          <w:sz w:val="18"/>
+          <w:szCs w:val="18"/>
+          <w:shd w:val="clear" w:color="auto" w:fill="EEEEEE"/>
+        </w:rPr>
+        <w:t>tile_index</w:t>
+      </w:r>
+      <w:proofErr w:type="spellEnd"/>
       <w:r>
         <w:t xml:space="preserve"> numbers equal? - not something you spot by one covering the other.</w:t>
       </w:r>
@@ -236,16 +383,24 @@
         <w:spacing w:after="120"/>
       </w:pPr>
       <w:r>
-        <w:t xml:space="preserve">A battle happens when the current player finishes moving and lands on a tile the other player is already standing on.</w:t>
+        <w:t>A battle happens when the current player finishes moving and lands on a tile the other player is already standing on.</w:t>
       </w:r>
     </w:p>
     <w:p>
       <w:pPr>
         <w:pStyle w:val="Heading2"/>
-        <w:spacing w:after="120" w:before="240"/>
-      </w:pPr>
-      <w:r>
-        <w:t xml:space="preserve">Part B - Write The Battle</w:t>
+        <w:spacing w:before="240" w:after="120"/>
+      </w:pPr>
+      <w:r>
+        <w:t xml:space="preserve">Part B - Write </w:t>
+      </w:r>
+      <w:proofErr w:type="gramStart"/>
+      <w:r>
+        <w:t>The</w:t>
+      </w:r>
+      <w:proofErr w:type="gramEnd"/>
+      <w:r>
+        <w:t xml:space="preserve"> Battle</w:t>
       </w:r>
     </w:p>
     <w:p>
@@ -260,39 +415,41 @@
           <w:b/>
           <w:bCs/>
         </w:rPr>
-        <w:t xml:space="preserve">bottom</w:t>
+        <w:t>bottom</w:t>
       </w:r>
       <w:r>
         <w:t xml:space="preserve"> of </w:t>
       </w:r>
       <w:r>
         <w:rPr>
-          <w:rFonts w:ascii="Consolas" w:cs="Consolas" w:eastAsia="Consolas" w:hAnsi="Consolas"/>
-          <w:sz w:val="18"/>
-          <w:szCs w:val="18"/>
-          <w:shd w:fill="EEEEEE" w:val="clear"/>
-        </w:rPr>
-        <w:t xml:space="preserve">game_manager.gd</w:t>
+          <w:rFonts w:ascii="Consolas" w:eastAsia="Consolas" w:hAnsi="Consolas" w:cs="Consolas"/>
+          <w:sz w:val="18"/>
+          <w:szCs w:val="18"/>
+          <w:shd w:val="clear" w:color="auto" w:fill="EEEEEE"/>
+        </w:rPr>
+        <w:t>game_manager.gd</w:t>
       </w:r>
       <w:r>
         <w:t xml:space="preserve"> and add this new function. Remember: the </w:t>
       </w:r>
-      <w:r>
-        <w:rPr>
-          <w:rFonts w:ascii="Consolas" w:cs="Consolas" w:eastAsia="Consolas" w:hAnsi="Consolas"/>
-          <w:sz w:val="18"/>
-          <w:szCs w:val="18"/>
-          <w:shd w:fill="EEEEEE" w:val="clear"/>
-        </w:rPr>
-        <w:t xml:space="preserve">func</w:t>
-      </w:r>
+      <w:proofErr w:type="spellStart"/>
+      <w:r>
+        <w:rPr>
+          <w:rFonts w:ascii="Consolas" w:eastAsia="Consolas" w:hAnsi="Consolas" w:cs="Consolas"/>
+          <w:sz w:val="18"/>
+          <w:szCs w:val="18"/>
+          <w:shd w:val="clear" w:color="auto" w:fill="EEEEEE"/>
+        </w:rPr>
+        <w:t>func</w:t>
+      </w:r>
+      <w:proofErr w:type="spellEnd"/>
       <w:r>
         <w:t xml:space="preserve"> line starts at the left edge, and everything inside it is indented with Tabs.</w:t>
       </w:r>
     </w:p>
     <w:p>
       <w:pPr>
-        <w:shd w:fill="F2F2F2" w:val="clear"/>
+        <w:shd w:val="clear" w:color="auto" w:fill="F2F2F2"/>
         <w:tabs>
           <w:tab w:val="left" w:pos="240"/>
           <w:tab w:val="left" w:pos="480"/>
@@ -307,20 +464,65 @@
           <w:tab w:val="left" w:pos="2640"/>
           <w:tab w:val="left" w:pos="2880"/>
         </w:tabs>
-        <w:spacing w:after="0" w:before="0" w:line="240"/>
-      </w:pPr>
-      <w:r>
-        <w:rPr>
-          <w:rFonts w:ascii="Consolas" w:cs="Consolas" w:eastAsia="Consolas" w:hAnsi="Consolas"/>
-          <w:sz w:val="16"/>
-          <w:szCs w:val="16"/>
-        </w:rPr>
-        <w:t xml:space="preserve">func check_for_battle() -&gt; void:</w:t>
-      </w:r>
-    </w:p>
-    <w:p>
-      <w:pPr>
-        <w:shd w:fill="F2F2F2" w:val="clear"/>
+      </w:pPr>
+      <w:proofErr w:type="spellStart"/>
+      <w:r>
+        <w:rPr>
+          <w:rFonts w:ascii="Consolas" w:eastAsia="Consolas" w:hAnsi="Consolas" w:cs="Consolas"/>
+          <w:sz w:val="16"/>
+          <w:szCs w:val="16"/>
+        </w:rPr>
+        <w:t>func</w:t>
+      </w:r>
+      <w:proofErr w:type="spellEnd"/>
+      <w:r>
+        <w:rPr>
+          <w:rFonts w:ascii="Consolas" w:eastAsia="Consolas" w:hAnsi="Consolas" w:cs="Consolas"/>
+          <w:sz w:val="16"/>
+          <w:szCs w:val="16"/>
+        </w:rPr>
+        <w:t xml:space="preserve"> </w:t>
+      </w:r>
+      <w:proofErr w:type="spellStart"/>
+      <w:r>
+        <w:rPr>
+          <w:rFonts w:ascii="Consolas" w:eastAsia="Consolas" w:hAnsi="Consolas" w:cs="Consolas"/>
+          <w:sz w:val="16"/>
+          <w:szCs w:val="16"/>
+        </w:rPr>
+        <w:t>check_for_</w:t>
+      </w:r>
+      <w:proofErr w:type="gramStart"/>
+      <w:r>
+        <w:rPr>
+          <w:rFonts w:ascii="Consolas" w:eastAsia="Consolas" w:hAnsi="Consolas" w:cs="Consolas"/>
+          <w:sz w:val="16"/>
+          <w:szCs w:val="16"/>
+        </w:rPr>
+        <w:t>battle</w:t>
+      </w:r>
+      <w:proofErr w:type="spellEnd"/>
+      <w:r>
+        <w:rPr>
+          <w:rFonts w:ascii="Consolas" w:eastAsia="Consolas" w:hAnsi="Consolas" w:cs="Consolas"/>
+          <w:sz w:val="16"/>
+          <w:szCs w:val="16"/>
+        </w:rPr>
+        <w:t>(</w:t>
+      </w:r>
+      <w:proofErr w:type="gramEnd"/>
+      <w:r>
+        <w:rPr>
+          <w:rFonts w:ascii="Consolas" w:eastAsia="Consolas" w:hAnsi="Consolas" w:cs="Consolas"/>
+          <w:sz w:val="16"/>
+          <w:szCs w:val="16"/>
+        </w:rPr>
+        <w:t>) -&gt; void:</w:t>
+      </w:r>
+    </w:p>
+    <w:p>
+      <w:pPr>
+        <w:shd w:val="clear" w:color="auto" w:fill="F2F2F2"/>
         <w:tabs>
           <w:tab w:val="left" w:pos="240"/>
           <w:tab w:val="left" w:pos="480"/>
@@ -335,28 +537,20 @@
           <w:tab w:val="left" w:pos="2640"/>
           <w:tab w:val="left" w:pos="2880"/>
         </w:tabs>
-        <w:spacing w:after="0" w:before="0" w:line="240"/>
-      </w:pPr>
-      <w:r>
-        <w:rPr>
-          <w:rFonts w:ascii="Consolas" w:cs="Consolas" w:eastAsia="Consolas" w:hAnsi="Consolas"/>
+      </w:pPr>
+      <w:r>
+        <w:rPr>
+          <w:rFonts w:ascii="Consolas" w:eastAsia="Consolas" w:hAnsi="Consolas" w:cs="Consolas"/>
           <w:sz w:val="16"/>
           <w:szCs w:val="16"/>
         </w:rPr>
         <w:tab/>
-      </w:r>
-      <w:r>
-        <w:rPr>
-          <w:rFonts w:ascii="Consolas" w:cs="Consolas" w:eastAsia="Consolas" w:hAnsi="Consolas"/>
-          <w:sz w:val="16"/>
-          <w:szCs w:val="16"/>
-        </w:rPr>
-        <w:t xml:space="preserve"># A battle only happens when both players share a tile.</w:t>
-      </w:r>
-    </w:p>
-    <w:p>
-      <w:pPr>
-        <w:shd w:fill="F2F2F2" w:val="clear"/>
+        <w:t># A battle only happens when both players share a tile.</w:t>
+      </w:r>
+    </w:p>
+    <w:p>
+      <w:pPr>
+        <w:shd w:val="clear" w:color="auto" w:fill="F2F2F2"/>
         <w:tabs>
           <w:tab w:val="left" w:pos="240"/>
           <w:tab w:val="left" w:pos="480"/>
@@ -371,28 +565,74 @@
           <w:tab w:val="left" w:pos="2640"/>
           <w:tab w:val="left" w:pos="2880"/>
         </w:tabs>
-        <w:spacing w:after="0" w:before="0" w:line="240"/>
-      </w:pPr>
-      <w:r>
-        <w:rPr>
-          <w:rFonts w:ascii="Consolas" w:cs="Consolas" w:eastAsia="Consolas" w:hAnsi="Consolas"/>
+      </w:pPr>
+      <w:r>
+        <w:rPr>
+          <w:rFonts w:ascii="Consolas" w:eastAsia="Consolas" w:hAnsi="Consolas" w:cs="Consolas"/>
           <w:sz w:val="16"/>
           <w:szCs w:val="16"/>
         </w:rPr>
         <w:tab/>
-      </w:r>
-      <w:r>
-        <w:rPr>
-          <w:rFonts w:ascii="Consolas" w:cs="Consolas" w:eastAsia="Consolas" w:hAnsi="Consolas"/>
-          <w:sz w:val="16"/>
-          <w:szCs w:val="16"/>
-        </w:rPr>
-        <w:t xml:space="preserve">var current := _current_player()</w:t>
-      </w:r>
-    </w:p>
-    <w:p>
-      <w:pPr>
-        <w:shd w:fill="F2F2F2" w:val="clear"/>
+        <w:t xml:space="preserve">var </w:t>
+      </w:r>
+      <w:proofErr w:type="gramStart"/>
+      <w:r>
+        <w:rPr>
+          <w:rFonts w:ascii="Consolas" w:eastAsia="Consolas" w:hAnsi="Consolas" w:cs="Consolas"/>
+          <w:sz w:val="16"/>
+          <w:szCs w:val="16"/>
+        </w:rPr>
+        <w:t>current :</w:t>
+      </w:r>
+      <w:proofErr w:type="gramEnd"/>
+      <w:r>
+        <w:rPr>
+          <w:rFonts w:ascii="Consolas" w:eastAsia="Consolas" w:hAnsi="Consolas" w:cs="Consolas"/>
+          <w:sz w:val="16"/>
+          <w:szCs w:val="16"/>
+        </w:rPr>
+        <w:t>= _</w:t>
+      </w:r>
+      <w:proofErr w:type="spellStart"/>
+      <w:r>
+        <w:rPr>
+          <w:rFonts w:ascii="Consolas" w:eastAsia="Consolas" w:hAnsi="Consolas" w:cs="Consolas"/>
+          <w:sz w:val="16"/>
+          <w:szCs w:val="16"/>
+        </w:rPr>
+        <w:t>current_</w:t>
+      </w:r>
+      <w:proofErr w:type="gramStart"/>
+      <w:r>
+        <w:rPr>
+          <w:rFonts w:ascii="Consolas" w:eastAsia="Consolas" w:hAnsi="Consolas" w:cs="Consolas"/>
+          <w:sz w:val="16"/>
+          <w:szCs w:val="16"/>
+        </w:rPr>
+        <w:t>player</w:t>
+      </w:r>
+      <w:proofErr w:type="spellEnd"/>
+      <w:r>
+        <w:rPr>
+          <w:rFonts w:ascii="Consolas" w:eastAsia="Consolas" w:hAnsi="Consolas" w:cs="Consolas"/>
+          <w:sz w:val="16"/>
+          <w:szCs w:val="16"/>
+        </w:rPr>
+        <w:t>(</w:t>
+      </w:r>
+      <w:proofErr w:type="gramEnd"/>
+      <w:r>
+        <w:rPr>
+          <w:rFonts w:ascii="Consolas" w:eastAsia="Consolas" w:hAnsi="Consolas" w:cs="Consolas"/>
+          <w:sz w:val="16"/>
+          <w:szCs w:val="16"/>
+        </w:rPr>
+        <w:t>)</w:t>
+      </w:r>
+    </w:p>
+    <w:p>
+      <w:pPr>
+        <w:shd w:val="clear" w:color="auto" w:fill="F2F2F2"/>
         <w:tabs>
           <w:tab w:val="left" w:pos="240"/>
           <w:tab w:val="left" w:pos="480"/>
@@ -407,28 +647,74 @@
           <w:tab w:val="left" w:pos="2640"/>
           <w:tab w:val="left" w:pos="2880"/>
         </w:tabs>
-        <w:spacing w:after="0" w:before="0" w:line="240"/>
-      </w:pPr>
-      <w:r>
-        <w:rPr>
-          <w:rFonts w:ascii="Consolas" w:cs="Consolas" w:eastAsia="Consolas" w:hAnsi="Consolas"/>
+      </w:pPr>
+      <w:r>
+        <w:rPr>
+          <w:rFonts w:ascii="Consolas" w:eastAsia="Consolas" w:hAnsi="Consolas" w:cs="Consolas"/>
           <w:sz w:val="16"/>
           <w:szCs w:val="16"/>
         </w:rPr>
         <w:tab/>
-      </w:r>
-      <w:r>
-        <w:rPr>
-          <w:rFonts w:ascii="Consolas" w:cs="Consolas" w:eastAsia="Consolas" w:hAnsi="Consolas"/>
-          <w:sz w:val="16"/>
-          <w:szCs w:val="16"/>
-        </w:rPr>
-        <w:t xml:space="preserve">var other := players[1 - current_player_index]</w:t>
-      </w:r>
-    </w:p>
-    <w:p>
-      <w:pPr>
-        <w:shd w:fill="F2F2F2" w:val="clear"/>
+        <w:t xml:space="preserve">var </w:t>
+      </w:r>
+      <w:proofErr w:type="gramStart"/>
+      <w:r>
+        <w:rPr>
+          <w:rFonts w:ascii="Consolas" w:eastAsia="Consolas" w:hAnsi="Consolas" w:cs="Consolas"/>
+          <w:sz w:val="16"/>
+          <w:szCs w:val="16"/>
+        </w:rPr>
+        <w:t>other :</w:t>
+      </w:r>
+      <w:proofErr w:type="gramEnd"/>
+      <w:r>
+        <w:rPr>
+          <w:rFonts w:ascii="Consolas" w:eastAsia="Consolas" w:hAnsi="Consolas" w:cs="Consolas"/>
+          <w:sz w:val="16"/>
+          <w:szCs w:val="16"/>
+        </w:rPr>
+        <w:t xml:space="preserve">= </w:t>
+      </w:r>
+      <w:proofErr w:type="gramStart"/>
+      <w:r>
+        <w:rPr>
+          <w:rFonts w:ascii="Consolas" w:eastAsia="Consolas" w:hAnsi="Consolas" w:cs="Consolas"/>
+          <w:sz w:val="16"/>
+          <w:szCs w:val="16"/>
+        </w:rPr>
+        <w:t>players[</w:t>
+      </w:r>
+      <w:proofErr w:type="gramEnd"/>
+      <w:r>
+        <w:rPr>
+          <w:rFonts w:ascii="Consolas" w:eastAsia="Consolas" w:hAnsi="Consolas" w:cs="Consolas"/>
+          <w:sz w:val="16"/>
+          <w:szCs w:val="16"/>
+        </w:rPr>
+        <w:t xml:space="preserve">1 - </w:t>
+      </w:r>
+      <w:proofErr w:type="spellStart"/>
+      <w:r>
+        <w:rPr>
+          <w:rFonts w:ascii="Consolas" w:eastAsia="Consolas" w:hAnsi="Consolas" w:cs="Consolas"/>
+          <w:sz w:val="16"/>
+          <w:szCs w:val="16"/>
+        </w:rPr>
+        <w:t>current_player_index</w:t>
+      </w:r>
+      <w:proofErr w:type="spellEnd"/>
+      <w:r>
+        <w:rPr>
+          <w:rFonts w:ascii="Consolas" w:eastAsia="Consolas" w:hAnsi="Consolas" w:cs="Consolas"/>
+          <w:sz w:val="16"/>
+          <w:szCs w:val="16"/>
+        </w:rPr>
+        <w:t>]</w:t>
+      </w:r>
+    </w:p>
+    <w:p>
+      <w:pPr>
+        <w:shd w:val="clear" w:color="auto" w:fill="F2F2F2"/>
         <w:tabs>
           <w:tab w:val="left" w:pos="240"/>
           <w:tab w:val="left" w:pos="480"/>
@@ -443,28 +729,94 @@
           <w:tab w:val="left" w:pos="2640"/>
           <w:tab w:val="left" w:pos="2880"/>
         </w:tabs>
-        <w:spacing w:after="0" w:before="0" w:line="240"/>
-      </w:pPr>
-      <w:r>
-        <w:rPr>
-          <w:rFonts w:ascii="Consolas" w:cs="Consolas" w:eastAsia="Consolas" w:hAnsi="Consolas"/>
+      </w:pPr>
+      <w:r>
+        <w:rPr>
+          <w:rFonts w:ascii="Consolas" w:eastAsia="Consolas" w:hAnsi="Consolas" w:cs="Consolas"/>
           <w:sz w:val="16"/>
           <w:szCs w:val="16"/>
         </w:rPr>
         <w:tab/>
-      </w:r>
-      <w:r>
-        <w:rPr>
-          <w:rFonts w:ascii="Consolas" w:cs="Consolas" w:eastAsia="Consolas" w:hAnsi="Consolas"/>
-          <w:sz w:val="16"/>
-          <w:szCs w:val="16"/>
-        </w:rPr>
-        <w:t xml:space="preserve">if current.tile_index != other.tile_index:</w:t>
-      </w:r>
-    </w:p>
-    <w:p>
-      <w:pPr>
-        <w:shd w:fill="F2F2F2" w:val="clear"/>
+        <w:t xml:space="preserve">if </w:t>
+      </w:r>
+      <w:proofErr w:type="spellStart"/>
+      <w:proofErr w:type="gramStart"/>
+      <w:r>
+        <w:rPr>
+          <w:rFonts w:ascii="Consolas" w:eastAsia="Consolas" w:hAnsi="Consolas" w:cs="Consolas"/>
+          <w:sz w:val="16"/>
+          <w:szCs w:val="16"/>
+        </w:rPr>
+        <w:t>current.tile</w:t>
+      </w:r>
+      <w:proofErr w:type="gramEnd"/>
+      <w:r>
+        <w:rPr>
+          <w:rFonts w:ascii="Consolas" w:eastAsia="Consolas" w:hAnsi="Consolas" w:cs="Consolas"/>
+          <w:sz w:val="16"/>
+          <w:szCs w:val="16"/>
+        </w:rPr>
+        <w:t>_</w:t>
+      </w:r>
+      <w:proofErr w:type="gramStart"/>
+      <w:r>
+        <w:rPr>
+          <w:rFonts w:ascii="Consolas" w:eastAsia="Consolas" w:hAnsi="Consolas" w:cs="Consolas"/>
+          <w:sz w:val="16"/>
+          <w:szCs w:val="16"/>
+        </w:rPr>
+        <w:t>index</w:t>
+      </w:r>
+      <w:proofErr w:type="spellEnd"/>
+      <w:r>
+        <w:rPr>
+          <w:rFonts w:ascii="Consolas" w:eastAsia="Consolas" w:hAnsi="Consolas" w:cs="Consolas"/>
+          <w:sz w:val="16"/>
+          <w:szCs w:val="16"/>
+        </w:rPr>
+        <w:t xml:space="preserve"> !</w:t>
+      </w:r>
+      <w:proofErr w:type="gramEnd"/>
+      <w:r>
+        <w:rPr>
+          <w:rFonts w:ascii="Consolas" w:eastAsia="Consolas" w:hAnsi="Consolas" w:cs="Consolas"/>
+          <w:sz w:val="16"/>
+          <w:szCs w:val="16"/>
+        </w:rPr>
+        <w:t xml:space="preserve">= </w:t>
+      </w:r>
+      <w:proofErr w:type="spellStart"/>
+      <w:proofErr w:type="gramStart"/>
+      <w:r>
+        <w:rPr>
+          <w:rFonts w:ascii="Consolas" w:eastAsia="Consolas" w:hAnsi="Consolas" w:cs="Consolas"/>
+          <w:sz w:val="16"/>
+          <w:szCs w:val="16"/>
+        </w:rPr>
+        <w:t>other.tile</w:t>
+      </w:r>
+      <w:proofErr w:type="gramEnd"/>
+      <w:r>
+        <w:rPr>
+          <w:rFonts w:ascii="Consolas" w:eastAsia="Consolas" w:hAnsi="Consolas" w:cs="Consolas"/>
+          <w:sz w:val="16"/>
+          <w:szCs w:val="16"/>
+        </w:rPr>
+        <w:t>_index</w:t>
+      </w:r>
+      <w:proofErr w:type="spellEnd"/>
+      <w:r>
+        <w:rPr>
+          <w:rFonts w:ascii="Consolas" w:eastAsia="Consolas" w:hAnsi="Consolas" w:cs="Consolas"/>
+          <w:sz w:val="16"/>
+          <w:szCs w:val="16"/>
+        </w:rPr>
+        <w:t>:</w:t>
+      </w:r>
+    </w:p>
+    <w:p>
+      <w:pPr>
+        <w:shd w:val="clear" w:color="auto" w:fill="F2F2F2"/>
         <w:tabs>
           <w:tab w:val="left" w:pos="240"/>
           <w:tab w:val="left" w:pos="480"/>
@@ -479,11 +831,10 @@
           <w:tab w:val="left" w:pos="2640"/>
           <w:tab w:val="left" w:pos="2880"/>
         </w:tabs>
-        <w:spacing w:after="0" w:before="0" w:line="240"/>
-      </w:pPr>
-      <w:r>
-        <w:rPr>
-          <w:rFonts w:ascii="Consolas" w:cs="Consolas" w:eastAsia="Consolas" w:hAnsi="Consolas"/>
+      </w:pPr>
+      <w:r>
+        <w:rPr>
+          <w:rFonts w:ascii="Consolas" w:eastAsia="Consolas" w:hAnsi="Consolas" w:cs="Consolas"/>
           <w:sz w:val="16"/>
           <w:szCs w:val="16"/>
         </w:rPr>
@@ -491,24 +842,17 @@
       </w:r>
       <w:r>
         <w:rPr>
-          <w:rFonts w:ascii="Consolas" w:cs="Consolas" w:eastAsia="Consolas" w:hAnsi="Consolas"/>
+          <w:rFonts w:ascii="Consolas" w:eastAsia="Consolas" w:hAnsi="Consolas" w:cs="Consolas"/>
           <w:sz w:val="16"/>
           <w:szCs w:val="16"/>
         </w:rPr>
         <w:tab/>
-      </w:r>
-      <w:r>
-        <w:rPr>
-          <w:rFonts w:ascii="Consolas" w:cs="Consolas" w:eastAsia="Consolas" w:hAnsi="Consolas"/>
-          <w:sz w:val="16"/>
-          <w:szCs w:val="16"/>
-        </w:rPr>
-        <w:t xml:space="preserve">return</w:t>
-      </w:r>
-    </w:p>
-    <w:p>
-      <w:pPr>
-        <w:shd w:fill="F2F2F2" w:val="clear"/>
+        <w:t>return</w:t>
+      </w:r>
+    </w:p>
+    <w:p>
+      <w:pPr>
+        <w:shd w:val="clear" w:color="auto" w:fill="F2F2F2"/>
         <w:tabs>
           <w:tab w:val="left" w:pos="240"/>
           <w:tab w:val="left" w:pos="480"/>
@@ -523,11 +867,10 @@
           <w:tab w:val="left" w:pos="2640"/>
           <w:tab w:val="left" w:pos="2880"/>
         </w:tabs>
-        <w:spacing w:after="0" w:before="0" w:line="240"/>
-      </w:pPr>
-      <w:r>
-        <w:rPr>
-          <w:rFonts w:ascii="Consolas" w:cs="Consolas" w:eastAsia="Consolas" w:hAnsi="Consolas"/>
+      </w:pPr>
+      <w:r>
+        <w:rPr>
+          <w:rFonts w:ascii="Consolas" w:eastAsia="Consolas" w:hAnsi="Consolas" w:cs="Consolas"/>
           <w:sz w:val="16"/>
           <w:szCs w:val="16"/>
         </w:rPr>
@@ -536,7 +879,7 @@
     </w:p>
     <w:p>
       <w:pPr>
-        <w:shd w:fill="F2F2F2" w:val="clear"/>
+        <w:shd w:val="clear" w:color="auto" w:fill="F2F2F2"/>
         <w:tabs>
           <w:tab w:val="left" w:pos="240"/>
           <w:tab w:val="left" w:pos="480"/>
@@ -551,28 +894,121 @@
           <w:tab w:val="left" w:pos="2640"/>
           <w:tab w:val="left" w:pos="2880"/>
         </w:tabs>
-        <w:spacing w:after="0" w:before="0" w:line="240"/>
-      </w:pPr>
-      <w:r>
-        <w:rPr>
-          <w:rFonts w:ascii="Consolas" w:cs="Consolas" w:eastAsia="Consolas" w:hAnsi="Consolas"/>
+      </w:pPr>
+      <w:r>
+        <w:rPr>
+          <w:rFonts w:ascii="Consolas" w:eastAsia="Consolas" w:hAnsi="Consolas" w:cs="Consolas"/>
           <w:sz w:val="16"/>
           <w:szCs w:val="16"/>
         </w:rPr>
         <w:tab/>
       </w:r>
-      <w:r>
-        <w:rPr>
-          <w:rFonts w:ascii="Consolas" w:cs="Consolas" w:eastAsia="Consolas" w:hAnsi="Consolas"/>
-          <w:sz w:val="16"/>
-          <w:szCs w:val="16"/>
-        </w:rPr>
-        <w:t xml:space="preserve">status_label.text = "%s and %s meet on tile %d - battle!" % [current.player_name, other.player_name, current.tile_index]</w:t>
-      </w:r>
-    </w:p>
-    <w:p>
-      <w:pPr>
-        <w:shd w:fill="F2F2F2" w:val="clear"/>
+      <w:proofErr w:type="spellStart"/>
+      <w:r>
+        <w:rPr>
+          <w:rFonts w:ascii="Consolas" w:eastAsia="Consolas" w:hAnsi="Consolas" w:cs="Consolas"/>
+          <w:sz w:val="16"/>
+          <w:szCs w:val="16"/>
+        </w:rPr>
+        <w:t>status_label.text</w:t>
+      </w:r>
+      <w:proofErr w:type="spellEnd"/>
+      <w:r>
+        <w:rPr>
+          <w:rFonts w:ascii="Consolas" w:eastAsia="Consolas" w:hAnsi="Consolas" w:cs="Consolas"/>
+          <w:sz w:val="16"/>
+          <w:szCs w:val="16"/>
+        </w:rPr>
+        <w:t xml:space="preserve"> = "%s and %s meet on tile %d - battle!" % [</w:t>
+      </w:r>
+      <w:proofErr w:type="spellStart"/>
+      <w:proofErr w:type="gramStart"/>
+      <w:r>
+        <w:rPr>
+          <w:rFonts w:ascii="Consolas" w:eastAsia="Consolas" w:hAnsi="Consolas" w:cs="Consolas"/>
+          <w:sz w:val="16"/>
+          <w:szCs w:val="16"/>
+        </w:rPr>
+        <w:t>current.player</w:t>
+      </w:r>
+      <w:proofErr w:type="gramEnd"/>
+      <w:r>
+        <w:rPr>
+          <w:rFonts w:ascii="Consolas" w:eastAsia="Consolas" w:hAnsi="Consolas" w:cs="Consolas"/>
+          <w:sz w:val="16"/>
+          <w:szCs w:val="16"/>
+        </w:rPr>
+        <w:t>_name</w:t>
+      </w:r>
+      <w:proofErr w:type="spellEnd"/>
+      <w:r>
+        <w:rPr>
+          <w:rFonts w:ascii="Consolas" w:eastAsia="Consolas" w:hAnsi="Consolas" w:cs="Consolas"/>
+          <w:sz w:val="16"/>
+          <w:szCs w:val="16"/>
+        </w:rPr>
+        <w:t xml:space="preserve">, </w:t>
+      </w:r>
+      <w:proofErr w:type="spellStart"/>
+      <w:proofErr w:type="gramStart"/>
+      <w:r>
+        <w:rPr>
+          <w:rFonts w:ascii="Consolas" w:eastAsia="Consolas" w:hAnsi="Consolas" w:cs="Consolas"/>
+          <w:sz w:val="16"/>
+          <w:szCs w:val="16"/>
+        </w:rPr>
+        <w:t>other.player</w:t>
+      </w:r>
+      <w:proofErr w:type="gramEnd"/>
+      <w:r>
+        <w:rPr>
+          <w:rFonts w:ascii="Consolas" w:eastAsia="Consolas" w:hAnsi="Consolas" w:cs="Consolas"/>
+          <w:sz w:val="16"/>
+          <w:szCs w:val="16"/>
+        </w:rPr>
+        <w:t>_name</w:t>
+      </w:r>
+      <w:proofErr w:type="spellEnd"/>
+      <w:r>
+        <w:rPr>
+          <w:rFonts w:ascii="Consolas" w:eastAsia="Consolas" w:hAnsi="Consolas" w:cs="Consolas"/>
+          <w:sz w:val="16"/>
+          <w:szCs w:val="16"/>
+        </w:rPr>
+        <w:t xml:space="preserve">, </w:t>
+      </w:r>
+      <w:proofErr w:type="spellStart"/>
+      <w:proofErr w:type="gramStart"/>
+      <w:r>
+        <w:rPr>
+          <w:rFonts w:ascii="Consolas" w:eastAsia="Consolas" w:hAnsi="Consolas" w:cs="Consolas"/>
+          <w:sz w:val="16"/>
+          <w:szCs w:val="16"/>
+        </w:rPr>
+        <w:t>current.tile</w:t>
+      </w:r>
+      <w:proofErr w:type="gramEnd"/>
+      <w:r>
+        <w:rPr>
+          <w:rFonts w:ascii="Consolas" w:eastAsia="Consolas" w:hAnsi="Consolas" w:cs="Consolas"/>
+          <w:sz w:val="16"/>
+          <w:szCs w:val="16"/>
+        </w:rPr>
+        <w:t>_index</w:t>
+      </w:r>
+      <w:proofErr w:type="spellEnd"/>
+      <w:r>
+        <w:rPr>
+          <w:rFonts w:ascii="Consolas" w:eastAsia="Consolas" w:hAnsi="Consolas" w:cs="Consolas"/>
+          <w:sz w:val="16"/>
+          <w:szCs w:val="16"/>
+        </w:rPr>
+        <w:t>]</w:t>
+      </w:r>
+    </w:p>
+    <w:p>
+      <w:pPr>
+        <w:shd w:val="clear" w:color="auto" w:fill="F2F2F2"/>
         <w:tabs>
           <w:tab w:val="left" w:pos="240"/>
           <w:tab w:val="left" w:pos="480"/>
@@ -587,28 +1023,102 @@
           <w:tab w:val="left" w:pos="2640"/>
           <w:tab w:val="left" w:pos="2880"/>
         </w:tabs>
-        <w:spacing w:after="0" w:before="0" w:line="240"/>
-      </w:pPr>
-      <w:r>
-        <w:rPr>
-          <w:rFonts w:ascii="Consolas" w:cs="Consolas" w:eastAsia="Consolas" w:hAnsi="Consolas"/>
+      </w:pPr>
+      <w:r>
+        <w:rPr>
+          <w:rFonts w:ascii="Consolas" w:eastAsia="Consolas" w:hAnsi="Consolas" w:cs="Consolas"/>
           <w:sz w:val="16"/>
           <w:szCs w:val="16"/>
         </w:rPr>
         <w:tab/>
-      </w:r>
-      <w:r>
-        <w:rPr>
-          <w:rFonts w:ascii="Consolas" w:cs="Consolas" w:eastAsia="Consolas" w:hAnsi="Consolas"/>
-          <w:sz w:val="16"/>
-          <w:szCs w:val="16"/>
-        </w:rPr>
-        <w:t xml:space="preserve">await get_tree().create_timer(1.0).timeout</w:t>
-      </w:r>
-    </w:p>
-    <w:p>
-      <w:pPr>
-        <w:shd w:fill="F2F2F2" w:val="clear"/>
+        <w:t xml:space="preserve">await </w:t>
+      </w:r>
+      <w:proofErr w:type="spellStart"/>
+      <w:r>
+        <w:rPr>
+          <w:rFonts w:ascii="Consolas" w:eastAsia="Consolas" w:hAnsi="Consolas" w:cs="Consolas"/>
+          <w:sz w:val="16"/>
+          <w:szCs w:val="16"/>
+        </w:rPr>
+        <w:t>get_tree</w:t>
+      </w:r>
+      <w:proofErr w:type="spellEnd"/>
+      <w:r>
+        <w:rPr>
+          <w:rFonts w:ascii="Consolas" w:eastAsia="Consolas" w:hAnsi="Consolas" w:cs="Consolas"/>
+          <w:sz w:val="16"/>
+          <w:szCs w:val="16"/>
+        </w:rPr>
+        <w:t>(</w:t>
+      </w:r>
+      <w:proofErr w:type="gramStart"/>
+      <w:r>
+        <w:rPr>
+          <w:rFonts w:ascii="Consolas" w:eastAsia="Consolas" w:hAnsi="Consolas" w:cs="Consolas"/>
+          <w:sz w:val="16"/>
+          <w:szCs w:val="16"/>
+        </w:rPr>
+        <w:t>).</w:t>
+      </w:r>
+      <w:proofErr w:type="spellStart"/>
+      <w:r>
+        <w:rPr>
+          <w:rFonts w:ascii="Consolas" w:eastAsia="Consolas" w:hAnsi="Consolas" w:cs="Consolas"/>
+          <w:sz w:val="16"/>
+          <w:szCs w:val="16"/>
+        </w:rPr>
+        <w:t>create</w:t>
+      </w:r>
+      <w:proofErr w:type="gramEnd"/>
+      <w:r>
+        <w:rPr>
+          <w:rFonts w:ascii="Consolas" w:eastAsia="Consolas" w:hAnsi="Consolas" w:cs="Consolas"/>
+          <w:sz w:val="16"/>
+          <w:szCs w:val="16"/>
+        </w:rPr>
+        <w:t>_</w:t>
+      </w:r>
+      <w:proofErr w:type="gramStart"/>
+      <w:r>
+        <w:rPr>
+          <w:rFonts w:ascii="Consolas" w:eastAsia="Consolas" w:hAnsi="Consolas" w:cs="Consolas"/>
+          <w:sz w:val="16"/>
+          <w:szCs w:val="16"/>
+        </w:rPr>
+        <w:t>timer</w:t>
+      </w:r>
+      <w:proofErr w:type="spellEnd"/>
+      <w:r>
+        <w:rPr>
+          <w:rFonts w:ascii="Consolas" w:eastAsia="Consolas" w:hAnsi="Consolas" w:cs="Consolas"/>
+          <w:sz w:val="16"/>
+          <w:szCs w:val="16"/>
+        </w:rPr>
+        <w:t>(</w:t>
+      </w:r>
+      <w:proofErr w:type="gramEnd"/>
+      <w:r>
+        <w:rPr>
+          <w:rFonts w:ascii="Consolas" w:eastAsia="Consolas" w:hAnsi="Consolas" w:cs="Consolas"/>
+          <w:sz w:val="16"/>
+          <w:szCs w:val="16"/>
+        </w:rPr>
+        <w:t>1.0</w:t>
+      </w:r>
+      <w:proofErr w:type="gramStart"/>
+      <w:r>
+        <w:rPr>
+          <w:rFonts w:ascii="Consolas" w:eastAsia="Consolas" w:hAnsi="Consolas" w:cs="Consolas"/>
+          <w:sz w:val="16"/>
+          <w:szCs w:val="16"/>
+        </w:rPr>
+        <w:t>).timeout</w:t>
+      </w:r>
+      <w:proofErr w:type="gramEnd"/>
+    </w:p>
+    <w:p>
+      <w:pPr>
+        <w:shd w:val="clear" w:color="auto" w:fill="F2F2F2"/>
         <w:tabs>
           <w:tab w:val="left" w:pos="240"/>
           <w:tab w:val="left" w:pos="480"/>
@@ -623,11 +1133,10 @@
           <w:tab w:val="left" w:pos="2640"/>
           <w:tab w:val="left" w:pos="2880"/>
         </w:tabs>
-        <w:spacing w:after="0" w:before="0" w:line="240"/>
-      </w:pPr>
-      <w:r>
-        <w:rPr>
-          <w:rFonts w:ascii="Consolas" w:cs="Consolas" w:eastAsia="Consolas" w:hAnsi="Consolas"/>
+      </w:pPr>
+      <w:r>
+        <w:rPr>
+          <w:rFonts w:ascii="Consolas" w:eastAsia="Consolas" w:hAnsi="Consolas" w:cs="Consolas"/>
           <w:sz w:val="16"/>
           <w:szCs w:val="16"/>
         </w:rPr>
@@ -636,7 +1145,7 @@
     </w:p>
     <w:p>
       <w:pPr>
-        <w:shd w:fill="F2F2F2" w:val="clear"/>
+        <w:shd w:val="clear" w:color="auto" w:fill="F2F2F2"/>
         <w:tabs>
           <w:tab w:val="left" w:pos="240"/>
           <w:tab w:val="left" w:pos="480"/>
@@ -651,28 +1160,20 @@
           <w:tab w:val="left" w:pos="2640"/>
           <w:tab w:val="left" w:pos="2880"/>
         </w:tabs>
-        <w:spacing w:after="0" w:before="0" w:line="240"/>
-      </w:pPr>
-      <w:r>
-        <w:rPr>
-          <w:rFonts w:ascii="Consolas" w:cs="Consolas" w:eastAsia="Consolas" w:hAnsi="Consolas"/>
+      </w:pPr>
+      <w:r>
+        <w:rPr>
+          <w:rFonts w:ascii="Consolas" w:eastAsia="Consolas" w:hAnsi="Consolas" w:cs="Consolas"/>
           <w:sz w:val="16"/>
           <w:szCs w:val="16"/>
         </w:rPr>
         <w:tab/>
-      </w:r>
-      <w:r>
-        <w:rPr>
-          <w:rFonts w:ascii="Consolas" w:cs="Consolas" w:eastAsia="Consolas" w:hAnsi="Consolas"/>
-          <w:sz w:val="16"/>
-          <w:szCs w:val="16"/>
-        </w:rPr>
-        <w:t xml:space="preserve"># Each fighter rolls their own dice. The higher roll wins.</w:t>
-      </w:r>
-    </w:p>
-    <w:p>
-      <w:pPr>
-        <w:shd w:fill="F2F2F2" w:val="clear"/>
+        <w:t># Each fighter rolls their own dice. The higher roll wins.</w:t>
+      </w:r>
+    </w:p>
+    <w:p>
+      <w:pPr>
+        <w:shd w:val="clear" w:color="auto" w:fill="F2F2F2"/>
         <w:tabs>
           <w:tab w:val="left" w:pos="240"/>
           <w:tab w:val="left" w:pos="480"/>
@@ -687,28 +1188,102 @@
           <w:tab w:val="left" w:pos="2640"/>
           <w:tab w:val="left" w:pos="2880"/>
         </w:tabs>
-        <w:spacing w:after="0" w:before="0" w:line="240"/>
-      </w:pPr>
-      <w:r>
-        <w:rPr>
-          <w:rFonts w:ascii="Consolas" w:cs="Consolas" w:eastAsia="Consolas" w:hAnsi="Consolas"/>
+      </w:pPr>
+      <w:r>
+        <w:rPr>
+          <w:rFonts w:ascii="Consolas" w:eastAsia="Consolas" w:hAnsi="Consolas" w:cs="Consolas"/>
           <w:sz w:val="16"/>
           <w:szCs w:val="16"/>
         </w:rPr>
         <w:tab/>
-      </w:r>
-      <w:r>
-        <w:rPr>
-          <w:rFonts w:ascii="Consolas" w:cs="Consolas" w:eastAsia="Consolas" w:hAnsi="Consolas"/>
-          <w:sz w:val="16"/>
-          <w:szCs w:val="16"/>
-        </w:rPr>
-        <w:t xml:space="preserve">var current_roll := rng.randi_range(1, 6)</w:t>
-      </w:r>
-    </w:p>
-    <w:p>
-      <w:pPr>
-        <w:shd w:fill="F2F2F2" w:val="clear"/>
+        <w:t xml:space="preserve">var </w:t>
+      </w:r>
+      <w:proofErr w:type="spellStart"/>
+      <w:r>
+        <w:rPr>
+          <w:rFonts w:ascii="Consolas" w:eastAsia="Consolas" w:hAnsi="Consolas" w:cs="Consolas"/>
+          <w:sz w:val="16"/>
+          <w:szCs w:val="16"/>
+        </w:rPr>
+        <w:t>current_</w:t>
+      </w:r>
+      <w:proofErr w:type="gramStart"/>
+      <w:r>
+        <w:rPr>
+          <w:rFonts w:ascii="Consolas" w:eastAsia="Consolas" w:hAnsi="Consolas" w:cs="Consolas"/>
+          <w:sz w:val="16"/>
+          <w:szCs w:val="16"/>
+        </w:rPr>
+        <w:t>roll</w:t>
+      </w:r>
+      <w:proofErr w:type="spellEnd"/>
+      <w:r>
+        <w:rPr>
+          <w:rFonts w:ascii="Consolas" w:eastAsia="Consolas" w:hAnsi="Consolas" w:cs="Consolas"/>
+          <w:sz w:val="16"/>
+          <w:szCs w:val="16"/>
+        </w:rPr>
+        <w:t xml:space="preserve"> :</w:t>
+      </w:r>
+      <w:proofErr w:type="gramEnd"/>
+      <w:r>
+        <w:rPr>
+          <w:rFonts w:ascii="Consolas" w:eastAsia="Consolas" w:hAnsi="Consolas" w:cs="Consolas"/>
+          <w:sz w:val="16"/>
+          <w:szCs w:val="16"/>
+        </w:rPr>
+        <w:t xml:space="preserve">= </w:t>
+      </w:r>
+      <w:proofErr w:type="spellStart"/>
+      <w:proofErr w:type="gramStart"/>
+      <w:r>
+        <w:rPr>
+          <w:rFonts w:ascii="Consolas" w:eastAsia="Consolas" w:hAnsi="Consolas" w:cs="Consolas"/>
+          <w:sz w:val="16"/>
+          <w:szCs w:val="16"/>
+        </w:rPr>
+        <w:t>rng.randi</w:t>
+      </w:r>
+      <w:proofErr w:type="gramEnd"/>
+      <w:r>
+        <w:rPr>
+          <w:rFonts w:ascii="Consolas" w:eastAsia="Consolas" w:hAnsi="Consolas" w:cs="Consolas"/>
+          <w:sz w:val="16"/>
+          <w:szCs w:val="16"/>
+        </w:rPr>
+        <w:t>_</w:t>
+      </w:r>
+      <w:proofErr w:type="gramStart"/>
+      <w:r>
+        <w:rPr>
+          <w:rFonts w:ascii="Consolas" w:eastAsia="Consolas" w:hAnsi="Consolas" w:cs="Consolas"/>
+          <w:sz w:val="16"/>
+          <w:szCs w:val="16"/>
+        </w:rPr>
+        <w:t>range</w:t>
+      </w:r>
+      <w:proofErr w:type="spellEnd"/>
+      <w:r>
+        <w:rPr>
+          <w:rFonts w:ascii="Consolas" w:eastAsia="Consolas" w:hAnsi="Consolas" w:cs="Consolas"/>
+          <w:sz w:val="16"/>
+          <w:szCs w:val="16"/>
+        </w:rPr>
+        <w:t>(</w:t>
+      </w:r>
+      <w:proofErr w:type="gramEnd"/>
+      <w:r>
+        <w:rPr>
+          <w:rFonts w:ascii="Consolas" w:eastAsia="Consolas" w:hAnsi="Consolas" w:cs="Consolas"/>
+          <w:sz w:val="16"/>
+          <w:szCs w:val="16"/>
+        </w:rPr>
+        <w:t>1, 6)</w:t>
+      </w:r>
+    </w:p>
+    <w:p>
+      <w:pPr>
+        <w:shd w:val="clear" w:color="auto" w:fill="F2F2F2"/>
         <w:tabs>
           <w:tab w:val="left" w:pos="240"/>
           <w:tab w:val="left" w:pos="480"/>
@@ -723,28 +1298,102 @@
           <w:tab w:val="left" w:pos="2640"/>
           <w:tab w:val="left" w:pos="2880"/>
         </w:tabs>
-        <w:spacing w:after="0" w:before="0" w:line="240"/>
-      </w:pPr>
-      <w:r>
-        <w:rPr>
-          <w:rFonts w:ascii="Consolas" w:cs="Consolas" w:eastAsia="Consolas" w:hAnsi="Consolas"/>
+      </w:pPr>
+      <w:r>
+        <w:rPr>
+          <w:rFonts w:ascii="Consolas" w:eastAsia="Consolas" w:hAnsi="Consolas" w:cs="Consolas"/>
           <w:sz w:val="16"/>
           <w:szCs w:val="16"/>
         </w:rPr>
         <w:tab/>
-      </w:r>
-      <w:r>
-        <w:rPr>
-          <w:rFonts w:ascii="Consolas" w:cs="Consolas" w:eastAsia="Consolas" w:hAnsi="Consolas"/>
-          <w:sz w:val="16"/>
-          <w:szCs w:val="16"/>
-        </w:rPr>
-        <w:t xml:space="preserve">var other_roll := rng.randi_range(1, 6)</w:t>
-      </w:r>
-    </w:p>
-    <w:p>
-      <w:pPr>
-        <w:shd w:fill="F2F2F2" w:val="clear"/>
+        <w:t xml:space="preserve">var </w:t>
+      </w:r>
+      <w:proofErr w:type="spellStart"/>
+      <w:r>
+        <w:rPr>
+          <w:rFonts w:ascii="Consolas" w:eastAsia="Consolas" w:hAnsi="Consolas" w:cs="Consolas"/>
+          <w:sz w:val="16"/>
+          <w:szCs w:val="16"/>
+        </w:rPr>
+        <w:t>other_</w:t>
+      </w:r>
+      <w:proofErr w:type="gramStart"/>
+      <w:r>
+        <w:rPr>
+          <w:rFonts w:ascii="Consolas" w:eastAsia="Consolas" w:hAnsi="Consolas" w:cs="Consolas"/>
+          <w:sz w:val="16"/>
+          <w:szCs w:val="16"/>
+        </w:rPr>
+        <w:t>roll</w:t>
+      </w:r>
+      <w:proofErr w:type="spellEnd"/>
+      <w:r>
+        <w:rPr>
+          <w:rFonts w:ascii="Consolas" w:eastAsia="Consolas" w:hAnsi="Consolas" w:cs="Consolas"/>
+          <w:sz w:val="16"/>
+          <w:szCs w:val="16"/>
+        </w:rPr>
+        <w:t xml:space="preserve"> :</w:t>
+      </w:r>
+      <w:proofErr w:type="gramEnd"/>
+      <w:r>
+        <w:rPr>
+          <w:rFonts w:ascii="Consolas" w:eastAsia="Consolas" w:hAnsi="Consolas" w:cs="Consolas"/>
+          <w:sz w:val="16"/>
+          <w:szCs w:val="16"/>
+        </w:rPr>
+        <w:t xml:space="preserve">= </w:t>
+      </w:r>
+      <w:proofErr w:type="spellStart"/>
+      <w:proofErr w:type="gramStart"/>
+      <w:r>
+        <w:rPr>
+          <w:rFonts w:ascii="Consolas" w:eastAsia="Consolas" w:hAnsi="Consolas" w:cs="Consolas"/>
+          <w:sz w:val="16"/>
+          <w:szCs w:val="16"/>
+        </w:rPr>
+        <w:t>rng.randi</w:t>
+      </w:r>
+      <w:proofErr w:type="gramEnd"/>
+      <w:r>
+        <w:rPr>
+          <w:rFonts w:ascii="Consolas" w:eastAsia="Consolas" w:hAnsi="Consolas" w:cs="Consolas"/>
+          <w:sz w:val="16"/>
+          <w:szCs w:val="16"/>
+        </w:rPr>
+        <w:t>_</w:t>
+      </w:r>
+      <w:proofErr w:type="gramStart"/>
+      <w:r>
+        <w:rPr>
+          <w:rFonts w:ascii="Consolas" w:eastAsia="Consolas" w:hAnsi="Consolas" w:cs="Consolas"/>
+          <w:sz w:val="16"/>
+          <w:szCs w:val="16"/>
+        </w:rPr>
+        <w:t>range</w:t>
+      </w:r>
+      <w:proofErr w:type="spellEnd"/>
+      <w:r>
+        <w:rPr>
+          <w:rFonts w:ascii="Consolas" w:eastAsia="Consolas" w:hAnsi="Consolas" w:cs="Consolas"/>
+          <w:sz w:val="16"/>
+          <w:szCs w:val="16"/>
+        </w:rPr>
+        <w:t>(</w:t>
+      </w:r>
+      <w:proofErr w:type="gramEnd"/>
+      <w:r>
+        <w:rPr>
+          <w:rFonts w:ascii="Consolas" w:eastAsia="Consolas" w:hAnsi="Consolas" w:cs="Consolas"/>
+          <w:sz w:val="16"/>
+          <w:szCs w:val="16"/>
+        </w:rPr>
+        <w:t>1, 6)</w:t>
+      </w:r>
+    </w:p>
+    <w:p>
+      <w:pPr>
+        <w:shd w:val="clear" w:color="auto" w:fill="F2F2F2"/>
         <w:tabs>
           <w:tab w:val="left" w:pos="240"/>
           <w:tab w:val="left" w:pos="480"/>
@@ -759,28 +1408,147 @@
           <w:tab w:val="left" w:pos="2640"/>
           <w:tab w:val="left" w:pos="2880"/>
         </w:tabs>
-        <w:spacing w:after="0" w:before="0" w:line="240"/>
-      </w:pPr>
-      <w:r>
-        <w:rPr>
-          <w:rFonts w:ascii="Consolas" w:cs="Consolas" w:eastAsia="Consolas" w:hAnsi="Consolas"/>
+      </w:pPr>
+      <w:r>
+        <w:rPr>
+          <w:rFonts w:ascii="Consolas" w:eastAsia="Consolas" w:hAnsi="Consolas" w:cs="Consolas"/>
           <w:sz w:val="16"/>
           <w:szCs w:val="16"/>
         </w:rPr>
         <w:tab/>
       </w:r>
-      <w:r>
-        <w:rPr>
-          <w:rFonts w:ascii="Consolas" w:cs="Consolas" w:eastAsia="Consolas" w:hAnsi="Consolas"/>
-          <w:sz w:val="16"/>
-          <w:szCs w:val="16"/>
-        </w:rPr>
-        <w:t xml:space="preserve">dice_label.text = "%s: %d  vs  %s: %d" % [current.player_name, current_roll, other.player_name, other_roll]</w:t>
-      </w:r>
-    </w:p>
-    <w:p>
-      <w:pPr>
-        <w:shd w:fill="F2F2F2" w:val="clear"/>
+      <w:proofErr w:type="spellStart"/>
+      <w:r>
+        <w:rPr>
+          <w:rFonts w:ascii="Consolas" w:eastAsia="Consolas" w:hAnsi="Consolas" w:cs="Consolas"/>
+          <w:sz w:val="16"/>
+          <w:szCs w:val="16"/>
+        </w:rPr>
+        <w:t>dice_label.text</w:t>
+      </w:r>
+      <w:proofErr w:type="spellEnd"/>
+      <w:r>
+        <w:rPr>
+          <w:rFonts w:ascii="Consolas" w:eastAsia="Consolas" w:hAnsi="Consolas" w:cs="Consolas"/>
+          <w:sz w:val="16"/>
+          <w:szCs w:val="16"/>
+        </w:rPr>
+        <w:t xml:space="preserve"> = "%s: %</w:t>
+      </w:r>
+      <w:proofErr w:type="gramStart"/>
+      <w:r>
+        <w:rPr>
+          <w:rFonts w:ascii="Consolas" w:eastAsia="Consolas" w:hAnsi="Consolas" w:cs="Consolas"/>
+          <w:sz w:val="16"/>
+          <w:szCs w:val="16"/>
+        </w:rPr>
+        <w:t>d  vs</w:t>
+      </w:r>
+      <w:proofErr w:type="gramEnd"/>
+      <w:r>
+        <w:rPr>
+          <w:rFonts w:ascii="Consolas" w:eastAsia="Consolas" w:hAnsi="Consolas" w:cs="Consolas"/>
+          <w:sz w:val="16"/>
+          <w:szCs w:val="16"/>
+        </w:rPr>
+        <w:t xml:space="preserve">  %s: %d" % [</w:t>
+      </w:r>
+      <w:proofErr w:type="spellStart"/>
+      <w:proofErr w:type="gramStart"/>
+      <w:r>
+        <w:rPr>
+          <w:rFonts w:ascii="Consolas" w:eastAsia="Consolas" w:hAnsi="Consolas" w:cs="Consolas"/>
+          <w:sz w:val="16"/>
+          <w:szCs w:val="16"/>
+        </w:rPr>
+        <w:t>current.player</w:t>
+      </w:r>
+      <w:proofErr w:type="gramEnd"/>
+      <w:r>
+        <w:rPr>
+          <w:rFonts w:ascii="Consolas" w:eastAsia="Consolas" w:hAnsi="Consolas" w:cs="Consolas"/>
+          <w:sz w:val="16"/>
+          <w:szCs w:val="16"/>
+        </w:rPr>
+        <w:t>_name</w:t>
+      </w:r>
+      <w:proofErr w:type="spellEnd"/>
+      <w:r>
+        <w:rPr>
+          <w:rFonts w:ascii="Consolas" w:eastAsia="Consolas" w:hAnsi="Consolas" w:cs="Consolas"/>
+          <w:sz w:val="16"/>
+          <w:szCs w:val="16"/>
+        </w:rPr>
+        <w:t xml:space="preserve">, </w:t>
+      </w:r>
+      <w:proofErr w:type="spellStart"/>
+      <w:r>
+        <w:rPr>
+          <w:rFonts w:ascii="Consolas" w:eastAsia="Consolas" w:hAnsi="Consolas" w:cs="Consolas"/>
+          <w:sz w:val="16"/>
+          <w:szCs w:val="16"/>
+        </w:rPr>
+        <w:t>current_roll</w:t>
+      </w:r>
+      <w:proofErr w:type="spellEnd"/>
+      <w:r>
+        <w:rPr>
+          <w:rFonts w:ascii="Consolas" w:eastAsia="Consolas" w:hAnsi="Consolas" w:cs="Consolas"/>
+          <w:sz w:val="16"/>
+          <w:szCs w:val="16"/>
+        </w:rPr>
+        <w:t xml:space="preserve">, </w:t>
+      </w:r>
+      <w:proofErr w:type="spellStart"/>
+      <w:proofErr w:type="gramStart"/>
+      <w:r>
+        <w:rPr>
+          <w:rFonts w:ascii="Consolas" w:eastAsia="Consolas" w:hAnsi="Consolas" w:cs="Consolas"/>
+          <w:sz w:val="16"/>
+          <w:szCs w:val="16"/>
+        </w:rPr>
+        <w:t>other.player</w:t>
+      </w:r>
+      <w:proofErr w:type="gramEnd"/>
+      <w:r>
+        <w:rPr>
+          <w:rFonts w:ascii="Consolas" w:eastAsia="Consolas" w:hAnsi="Consolas" w:cs="Consolas"/>
+          <w:sz w:val="16"/>
+          <w:szCs w:val="16"/>
+        </w:rPr>
+        <w:t>_name</w:t>
+      </w:r>
+      <w:proofErr w:type="spellEnd"/>
+      <w:r>
+        <w:rPr>
+          <w:rFonts w:ascii="Consolas" w:eastAsia="Consolas" w:hAnsi="Consolas" w:cs="Consolas"/>
+          <w:sz w:val="16"/>
+          <w:szCs w:val="16"/>
+        </w:rPr>
+        <w:t xml:space="preserve">, </w:t>
+      </w:r>
+      <w:proofErr w:type="spellStart"/>
+      <w:r>
+        <w:rPr>
+          <w:rFonts w:ascii="Consolas" w:eastAsia="Consolas" w:hAnsi="Consolas" w:cs="Consolas"/>
+          <w:sz w:val="16"/>
+          <w:szCs w:val="16"/>
+        </w:rPr>
+        <w:t>other_roll</w:t>
+      </w:r>
+      <w:proofErr w:type="spellEnd"/>
+      <w:r>
+        <w:rPr>
+          <w:rFonts w:ascii="Consolas" w:eastAsia="Consolas" w:hAnsi="Consolas" w:cs="Consolas"/>
+          <w:sz w:val="16"/>
+          <w:szCs w:val="16"/>
+        </w:rPr>
+        <w:t>]</w:t>
+      </w:r>
+    </w:p>
+    <w:p>
+      <w:pPr>
+        <w:shd w:val="clear" w:color="auto" w:fill="F2F2F2"/>
         <w:tabs>
           <w:tab w:val="left" w:pos="240"/>
           <w:tab w:val="left" w:pos="480"/>
@@ -795,28 +1563,102 @@
           <w:tab w:val="left" w:pos="2640"/>
           <w:tab w:val="left" w:pos="2880"/>
         </w:tabs>
-        <w:spacing w:after="0" w:before="0" w:line="240"/>
-      </w:pPr>
-      <w:r>
-        <w:rPr>
-          <w:rFonts w:ascii="Consolas" w:cs="Consolas" w:eastAsia="Consolas" w:hAnsi="Consolas"/>
+      </w:pPr>
+      <w:r>
+        <w:rPr>
+          <w:rFonts w:ascii="Consolas" w:eastAsia="Consolas" w:hAnsi="Consolas" w:cs="Consolas"/>
           <w:sz w:val="16"/>
           <w:szCs w:val="16"/>
         </w:rPr>
         <w:tab/>
-      </w:r>
-      <w:r>
-        <w:rPr>
-          <w:rFonts w:ascii="Consolas" w:cs="Consolas" w:eastAsia="Consolas" w:hAnsi="Consolas"/>
-          <w:sz w:val="16"/>
-          <w:szCs w:val="16"/>
-        </w:rPr>
-        <w:t xml:space="preserve">await get_tree().create_timer(1.0).timeout</w:t>
-      </w:r>
-    </w:p>
-    <w:p>
-      <w:pPr>
-        <w:shd w:fill="F2F2F2" w:val="clear"/>
+        <w:t xml:space="preserve">await </w:t>
+      </w:r>
+      <w:proofErr w:type="spellStart"/>
+      <w:r>
+        <w:rPr>
+          <w:rFonts w:ascii="Consolas" w:eastAsia="Consolas" w:hAnsi="Consolas" w:cs="Consolas"/>
+          <w:sz w:val="16"/>
+          <w:szCs w:val="16"/>
+        </w:rPr>
+        <w:t>get_tree</w:t>
+      </w:r>
+      <w:proofErr w:type="spellEnd"/>
+      <w:r>
+        <w:rPr>
+          <w:rFonts w:ascii="Consolas" w:eastAsia="Consolas" w:hAnsi="Consolas" w:cs="Consolas"/>
+          <w:sz w:val="16"/>
+          <w:szCs w:val="16"/>
+        </w:rPr>
+        <w:t>(</w:t>
+      </w:r>
+      <w:proofErr w:type="gramStart"/>
+      <w:r>
+        <w:rPr>
+          <w:rFonts w:ascii="Consolas" w:eastAsia="Consolas" w:hAnsi="Consolas" w:cs="Consolas"/>
+          <w:sz w:val="16"/>
+          <w:szCs w:val="16"/>
+        </w:rPr>
+        <w:t>).</w:t>
+      </w:r>
+      <w:proofErr w:type="spellStart"/>
+      <w:r>
+        <w:rPr>
+          <w:rFonts w:ascii="Consolas" w:eastAsia="Consolas" w:hAnsi="Consolas" w:cs="Consolas"/>
+          <w:sz w:val="16"/>
+          <w:szCs w:val="16"/>
+        </w:rPr>
+        <w:t>create</w:t>
+      </w:r>
+      <w:proofErr w:type="gramEnd"/>
+      <w:r>
+        <w:rPr>
+          <w:rFonts w:ascii="Consolas" w:eastAsia="Consolas" w:hAnsi="Consolas" w:cs="Consolas"/>
+          <w:sz w:val="16"/>
+          <w:szCs w:val="16"/>
+        </w:rPr>
+        <w:t>_</w:t>
+      </w:r>
+      <w:proofErr w:type="gramStart"/>
+      <w:r>
+        <w:rPr>
+          <w:rFonts w:ascii="Consolas" w:eastAsia="Consolas" w:hAnsi="Consolas" w:cs="Consolas"/>
+          <w:sz w:val="16"/>
+          <w:szCs w:val="16"/>
+        </w:rPr>
+        <w:t>timer</w:t>
+      </w:r>
+      <w:proofErr w:type="spellEnd"/>
+      <w:r>
+        <w:rPr>
+          <w:rFonts w:ascii="Consolas" w:eastAsia="Consolas" w:hAnsi="Consolas" w:cs="Consolas"/>
+          <w:sz w:val="16"/>
+          <w:szCs w:val="16"/>
+        </w:rPr>
+        <w:t>(</w:t>
+      </w:r>
+      <w:proofErr w:type="gramEnd"/>
+      <w:r>
+        <w:rPr>
+          <w:rFonts w:ascii="Consolas" w:eastAsia="Consolas" w:hAnsi="Consolas" w:cs="Consolas"/>
+          <w:sz w:val="16"/>
+          <w:szCs w:val="16"/>
+        </w:rPr>
+        <w:t>1.0</w:t>
+      </w:r>
+      <w:proofErr w:type="gramStart"/>
+      <w:r>
+        <w:rPr>
+          <w:rFonts w:ascii="Consolas" w:eastAsia="Consolas" w:hAnsi="Consolas" w:cs="Consolas"/>
+          <w:sz w:val="16"/>
+          <w:szCs w:val="16"/>
+        </w:rPr>
+        <w:t>).timeout</w:t>
+      </w:r>
+      <w:proofErr w:type="gramEnd"/>
+    </w:p>
+    <w:p>
+      <w:pPr>
+        <w:shd w:val="clear" w:color="auto" w:fill="F2F2F2"/>
         <w:tabs>
           <w:tab w:val="left" w:pos="240"/>
           <w:tab w:val="left" w:pos="480"/>
@@ -831,11 +1673,10 @@
           <w:tab w:val="left" w:pos="2640"/>
           <w:tab w:val="left" w:pos="2880"/>
         </w:tabs>
-        <w:spacing w:after="0" w:before="0" w:line="240"/>
-      </w:pPr>
-      <w:r>
-        <w:rPr>
-          <w:rFonts w:ascii="Consolas" w:cs="Consolas" w:eastAsia="Consolas" w:hAnsi="Consolas"/>
+      </w:pPr>
+      <w:r>
+        <w:rPr>
+          <w:rFonts w:ascii="Consolas" w:eastAsia="Consolas" w:hAnsi="Consolas" w:cs="Consolas"/>
           <w:sz w:val="16"/>
           <w:szCs w:val="16"/>
         </w:rPr>
@@ -844,7 +1685,7 @@
     </w:p>
     <w:p>
       <w:pPr>
-        <w:shd w:fill="F2F2F2" w:val="clear"/>
+        <w:shd w:val="clear" w:color="auto" w:fill="F2F2F2"/>
         <w:tabs>
           <w:tab w:val="left" w:pos="240"/>
           <w:tab w:val="left" w:pos="480"/>
@@ -859,28 +1700,56 @@
           <w:tab w:val="left" w:pos="2640"/>
           <w:tab w:val="left" w:pos="2880"/>
         </w:tabs>
-        <w:spacing w:after="0" w:before="0" w:line="240"/>
-      </w:pPr>
-      <w:r>
-        <w:rPr>
-          <w:rFonts w:ascii="Consolas" w:cs="Consolas" w:eastAsia="Consolas" w:hAnsi="Consolas"/>
+      </w:pPr>
+      <w:r>
+        <w:rPr>
+          <w:rFonts w:ascii="Consolas" w:eastAsia="Consolas" w:hAnsi="Consolas" w:cs="Consolas"/>
           <w:sz w:val="16"/>
           <w:szCs w:val="16"/>
         </w:rPr>
         <w:tab/>
-      </w:r>
-      <w:r>
-        <w:rPr>
-          <w:rFonts w:ascii="Consolas" w:cs="Consolas" w:eastAsia="Consolas" w:hAnsi="Consolas"/>
-          <w:sz w:val="16"/>
-          <w:szCs w:val="16"/>
-        </w:rPr>
-        <w:t xml:space="preserve">if current_roll &gt; other_roll:</w:t>
-      </w:r>
-    </w:p>
-    <w:p>
-      <w:pPr>
-        <w:shd w:fill="F2F2F2" w:val="clear"/>
+        <w:t xml:space="preserve">if </w:t>
+      </w:r>
+      <w:proofErr w:type="spellStart"/>
+      <w:r>
+        <w:rPr>
+          <w:rFonts w:ascii="Consolas" w:eastAsia="Consolas" w:hAnsi="Consolas" w:cs="Consolas"/>
+          <w:sz w:val="16"/>
+          <w:szCs w:val="16"/>
+        </w:rPr>
+        <w:t>current_roll</w:t>
+      </w:r>
+      <w:proofErr w:type="spellEnd"/>
+      <w:r>
+        <w:rPr>
+          <w:rFonts w:ascii="Consolas" w:eastAsia="Consolas" w:hAnsi="Consolas" w:cs="Consolas"/>
+          <w:sz w:val="16"/>
+          <w:szCs w:val="16"/>
+        </w:rPr>
+        <w:t xml:space="preserve"> &gt; </w:t>
+      </w:r>
+      <w:proofErr w:type="spellStart"/>
+      <w:r>
+        <w:rPr>
+          <w:rFonts w:ascii="Consolas" w:eastAsia="Consolas" w:hAnsi="Consolas" w:cs="Consolas"/>
+          <w:sz w:val="16"/>
+          <w:szCs w:val="16"/>
+        </w:rPr>
+        <w:t>other_roll</w:t>
+      </w:r>
+      <w:proofErr w:type="spellEnd"/>
+      <w:r>
+        <w:rPr>
+          <w:rFonts w:ascii="Consolas" w:eastAsia="Consolas" w:hAnsi="Consolas" w:cs="Consolas"/>
+          <w:sz w:val="16"/>
+          <w:szCs w:val="16"/>
+        </w:rPr>
+        <w:t>:</w:t>
+      </w:r>
+    </w:p>
+    <w:p>
+      <w:pPr>
+        <w:shd w:val="clear" w:color="auto" w:fill="F2F2F2"/>
         <w:tabs>
           <w:tab w:val="left" w:pos="240"/>
           <w:tab w:val="left" w:pos="480"/>
@@ -895,11 +1764,10 @@
           <w:tab w:val="left" w:pos="2640"/>
           <w:tab w:val="left" w:pos="2880"/>
         </w:tabs>
-        <w:spacing w:after="0" w:before="0" w:line="240"/>
-      </w:pPr>
-      <w:r>
-        <w:rPr>
-          <w:rFonts w:ascii="Consolas" w:cs="Consolas" w:eastAsia="Consolas" w:hAnsi="Consolas"/>
+      </w:pPr>
+      <w:r>
+        <w:rPr>
+          <w:rFonts w:ascii="Consolas" w:eastAsia="Consolas" w:hAnsi="Consolas" w:cs="Consolas"/>
           <w:sz w:val="16"/>
           <w:szCs w:val="16"/>
         </w:rPr>
@@ -907,24 +1775,74 @@
       </w:r>
       <w:r>
         <w:rPr>
-          <w:rFonts w:ascii="Consolas" w:cs="Consolas" w:eastAsia="Consolas" w:hAnsi="Consolas"/>
+          <w:rFonts w:ascii="Consolas" w:eastAsia="Consolas" w:hAnsi="Consolas" w:cs="Consolas"/>
           <w:sz w:val="16"/>
           <w:szCs w:val="16"/>
         </w:rPr>
         <w:tab/>
       </w:r>
-      <w:r>
-        <w:rPr>
-          <w:rFonts w:ascii="Consolas" w:cs="Consolas" w:eastAsia="Consolas" w:hAnsi="Consolas"/>
-          <w:sz w:val="16"/>
-          <w:szCs w:val="16"/>
-        </w:rPr>
-        <w:t xml:space="preserve">other.lives = max(0, other.lives - 1)</w:t>
-      </w:r>
-    </w:p>
-    <w:p>
-      <w:pPr>
-        <w:shd w:fill="F2F2F2" w:val="clear"/>
+      <w:proofErr w:type="spellStart"/>
+      <w:proofErr w:type="gramStart"/>
+      <w:r>
+        <w:rPr>
+          <w:rFonts w:ascii="Consolas" w:eastAsia="Consolas" w:hAnsi="Consolas" w:cs="Consolas"/>
+          <w:sz w:val="16"/>
+          <w:szCs w:val="16"/>
+        </w:rPr>
+        <w:t>other.lives</w:t>
+      </w:r>
+      <w:proofErr w:type="spellEnd"/>
+      <w:proofErr w:type="gramEnd"/>
+      <w:r>
+        <w:rPr>
+          <w:rFonts w:ascii="Consolas" w:eastAsia="Consolas" w:hAnsi="Consolas" w:cs="Consolas"/>
+          <w:sz w:val="16"/>
+          <w:szCs w:val="16"/>
+        </w:rPr>
+        <w:t xml:space="preserve"> = </w:t>
+      </w:r>
+      <w:proofErr w:type="gramStart"/>
+      <w:r>
+        <w:rPr>
+          <w:rFonts w:ascii="Consolas" w:eastAsia="Consolas" w:hAnsi="Consolas" w:cs="Consolas"/>
+          <w:sz w:val="16"/>
+          <w:szCs w:val="16"/>
+        </w:rPr>
+        <w:t>max(</w:t>
+      </w:r>
+      <w:proofErr w:type="gramEnd"/>
+      <w:r>
+        <w:rPr>
+          <w:rFonts w:ascii="Consolas" w:eastAsia="Consolas" w:hAnsi="Consolas" w:cs="Consolas"/>
+          <w:sz w:val="16"/>
+          <w:szCs w:val="16"/>
+        </w:rPr>
+        <w:t xml:space="preserve">0, </w:t>
+      </w:r>
+      <w:proofErr w:type="spellStart"/>
+      <w:proofErr w:type="gramStart"/>
+      <w:r>
+        <w:rPr>
+          <w:rFonts w:ascii="Consolas" w:eastAsia="Consolas" w:hAnsi="Consolas" w:cs="Consolas"/>
+          <w:sz w:val="16"/>
+          <w:szCs w:val="16"/>
+        </w:rPr>
+        <w:t>other.lives</w:t>
+      </w:r>
+      <w:proofErr w:type="spellEnd"/>
+      <w:proofErr w:type="gramEnd"/>
+      <w:r>
+        <w:rPr>
+          <w:rFonts w:ascii="Consolas" w:eastAsia="Consolas" w:hAnsi="Consolas" w:cs="Consolas"/>
+          <w:sz w:val="16"/>
+          <w:szCs w:val="16"/>
+        </w:rPr>
+        <w:t xml:space="preserve"> - 1)</w:t>
+      </w:r>
+    </w:p>
+    <w:p>
+      <w:pPr>
+        <w:shd w:val="clear" w:color="auto" w:fill="F2F2F2"/>
         <w:tabs>
           <w:tab w:val="left" w:pos="240"/>
           <w:tab w:val="left" w:pos="480"/>
@@ -939,11 +1857,10 @@
           <w:tab w:val="left" w:pos="2640"/>
           <w:tab w:val="left" w:pos="2880"/>
         </w:tabs>
-        <w:spacing w:after="0" w:before="0" w:line="240"/>
-      </w:pPr>
-      <w:r>
-        <w:rPr>
-          <w:rFonts w:ascii="Consolas" w:cs="Consolas" w:eastAsia="Consolas" w:hAnsi="Consolas"/>
+      </w:pPr>
+      <w:r>
+        <w:rPr>
+          <w:rFonts w:ascii="Consolas" w:eastAsia="Consolas" w:hAnsi="Consolas" w:cs="Consolas"/>
           <w:sz w:val="16"/>
           <w:szCs w:val="16"/>
         </w:rPr>
@@ -951,24 +1868,90 @@
       </w:r>
       <w:r>
         <w:rPr>
-          <w:rFonts w:ascii="Consolas" w:cs="Consolas" w:eastAsia="Consolas" w:hAnsi="Consolas"/>
+          <w:rFonts w:ascii="Consolas" w:eastAsia="Consolas" w:hAnsi="Consolas" w:cs="Consolas"/>
           <w:sz w:val="16"/>
           <w:szCs w:val="16"/>
         </w:rPr>
         <w:tab/>
       </w:r>
-      <w:r>
-        <w:rPr>
-          <w:rFonts w:ascii="Consolas" w:cs="Consolas" w:eastAsia="Consolas" w:hAnsi="Consolas"/>
-          <w:sz w:val="16"/>
-          <w:szCs w:val="16"/>
-        </w:rPr>
-        <w:t xml:space="preserve">status_label.text = "%s won the battle! %s loses a life." % [current.player_name, other.player_name]</w:t>
-      </w:r>
-    </w:p>
-    <w:p>
-      <w:pPr>
-        <w:shd w:fill="F2F2F2" w:val="clear"/>
+      <w:proofErr w:type="spellStart"/>
+      <w:r>
+        <w:rPr>
+          <w:rFonts w:ascii="Consolas" w:eastAsia="Consolas" w:hAnsi="Consolas" w:cs="Consolas"/>
+          <w:sz w:val="16"/>
+          <w:szCs w:val="16"/>
+        </w:rPr>
+        <w:t>status_label.text</w:t>
+      </w:r>
+      <w:proofErr w:type="spellEnd"/>
+      <w:r>
+        <w:rPr>
+          <w:rFonts w:ascii="Consolas" w:eastAsia="Consolas" w:hAnsi="Consolas" w:cs="Consolas"/>
+          <w:sz w:val="16"/>
+          <w:szCs w:val="16"/>
+        </w:rPr>
+        <w:t xml:space="preserve"> = "%s won the battle! %s loses a life." % [</w:t>
+      </w:r>
+      <w:proofErr w:type="spellStart"/>
+      <w:proofErr w:type="gramStart"/>
+      <w:r>
+        <w:rPr>
+          <w:rFonts w:ascii="Consolas" w:eastAsia="Consolas" w:hAnsi="Consolas" w:cs="Consolas"/>
+          <w:sz w:val="16"/>
+          <w:szCs w:val="16"/>
+        </w:rPr>
+        <w:t>current.player</w:t>
+      </w:r>
+      <w:proofErr w:type="gramEnd"/>
+      <w:r>
+        <w:rPr>
+          <w:rFonts w:ascii="Consolas" w:eastAsia="Consolas" w:hAnsi="Consolas" w:cs="Consolas"/>
+          <w:sz w:val="16"/>
+          <w:szCs w:val="16"/>
+        </w:rPr>
+        <w:t>_name</w:t>
+      </w:r>
+      <w:proofErr w:type="spellEnd"/>
+      <w:r>
+        <w:rPr>
+          <w:rFonts w:ascii="Consolas" w:eastAsia="Consolas" w:hAnsi="Consolas" w:cs="Consolas"/>
+          <w:sz w:val="16"/>
+          <w:szCs w:val="16"/>
+        </w:rPr>
+        <w:t xml:space="preserve">, </w:t>
+      </w:r>
+      <w:proofErr w:type="spellStart"/>
+      <w:proofErr w:type="gramStart"/>
+      <w:r>
+        <w:rPr>
+          <w:rFonts w:ascii="Consolas" w:eastAsia="Consolas" w:hAnsi="Consolas" w:cs="Consolas"/>
+          <w:sz w:val="16"/>
+          <w:szCs w:val="16"/>
+        </w:rPr>
+        <w:t>other.player</w:t>
+      </w:r>
+      <w:proofErr w:type="gramEnd"/>
+      <w:r>
+        <w:rPr>
+          <w:rFonts w:ascii="Consolas" w:eastAsia="Consolas" w:hAnsi="Consolas" w:cs="Consolas"/>
+          <w:sz w:val="16"/>
+          <w:szCs w:val="16"/>
+        </w:rPr>
+        <w:t>_name</w:t>
+      </w:r>
+      <w:proofErr w:type="spellEnd"/>
+      <w:r>
+        <w:rPr>
+          <w:rFonts w:ascii="Consolas" w:eastAsia="Consolas" w:hAnsi="Consolas" w:cs="Consolas"/>
+          <w:sz w:val="16"/>
+          <w:szCs w:val="16"/>
+        </w:rPr>
+        <w:t>]</w:t>
+      </w:r>
+    </w:p>
+    <w:p>
+      <w:pPr>
+        <w:shd w:val="clear" w:color="auto" w:fill="F2F2F2"/>
         <w:tabs>
           <w:tab w:val="left" w:pos="240"/>
           <w:tab w:val="left" w:pos="480"/>
@@ -983,28 +1966,73 @@
           <w:tab w:val="left" w:pos="2640"/>
           <w:tab w:val="left" w:pos="2880"/>
         </w:tabs>
-        <w:spacing w:after="0" w:before="0" w:line="240"/>
-      </w:pPr>
-      <w:r>
-        <w:rPr>
-          <w:rFonts w:ascii="Consolas" w:cs="Consolas" w:eastAsia="Consolas" w:hAnsi="Consolas"/>
+      </w:pPr>
+      <w:r>
+        <w:rPr>
+          <w:rFonts w:ascii="Consolas" w:eastAsia="Consolas" w:hAnsi="Consolas" w:cs="Consolas"/>
           <w:sz w:val="16"/>
           <w:szCs w:val="16"/>
         </w:rPr>
         <w:tab/>
       </w:r>
-      <w:r>
-        <w:rPr>
-          <w:rFonts w:ascii="Consolas" w:cs="Consolas" w:eastAsia="Consolas" w:hAnsi="Consolas"/>
-          <w:sz w:val="16"/>
-          <w:szCs w:val="16"/>
-        </w:rPr>
-        <w:t xml:space="preserve">elif other_roll &gt; current_roll:</w:t>
-      </w:r>
-    </w:p>
-    <w:p>
-      <w:pPr>
-        <w:shd w:fill="F2F2F2" w:val="clear"/>
+      <w:proofErr w:type="spellStart"/>
+      <w:r>
+        <w:rPr>
+          <w:rFonts w:ascii="Consolas" w:eastAsia="Consolas" w:hAnsi="Consolas" w:cs="Consolas"/>
+          <w:sz w:val="16"/>
+          <w:szCs w:val="16"/>
+        </w:rPr>
+        <w:t>elif</w:t>
+      </w:r>
+      <w:proofErr w:type="spellEnd"/>
+      <w:r>
+        <w:rPr>
+          <w:rFonts w:ascii="Consolas" w:eastAsia="Consolas" w:hAnsi="Consolas" w:cs="Consolas"/>
+          <w:sz w:val="16"/>
+          <w:szCs w:val="16"/>
+        </w:rPr>
+        <w:t xml:space="preserve"> </w:t>
+      </w:r>
+      <w:proofErr w:type="spellStart"/>
+      <w:r>
+        <w:rPr>
+          <w:rFonts w:ascii="Consolas" w:eastAsia="Consolas" w:hAnsi="Consolas" w:cs="Consolas"/>
+          <w:sz w:val="16"/>
+          <w:szCs w:val="16"/>
+        </w:rPr>
+        <w:t>other_roll</w:t>
+      </w:r>
+      <w:proofErr w:type="spellEnd"/>
+      <w:r>
+        <w:rPr>
+          <w:rFonts w:ascii="Consolas" w:eastAsia="Consolas" w:hAnsi="Consolas" w:cs="Consolas"/>
+          <w:sz w:val="16"/>
+          <w:szCs w:val="16"/>
+        </w:rPr>
+        <w:t xml:space="preserve"> &gt; </w:t>
+      </w:r>
+      <w:proofErr w:type="spellStart"/>
+      <w:r>
+        <w:rPr>
+          <w:rFonts w:ascii="Consolas" w:eastAsia="Consolas" w:hAnsi="Consolas" w:cs="Consolas"/>
+          <w:sz w:val="16"/>
+          <w:szCs w:val="16"/>
+        </w:rPr>
+        <w:t>current_roll</w:t>
+      </w:r>
+      <w:proofErr w:type="spellEnd"/>
+      <w:r>
+        <w:rPr>
+          <w:rFonts w:ascii="Consolas" w:eastAsia="Consolas" w:hAnsi="Consolas" w:cs="Consolas"/>
+          <w:sz w:val="16"/>
+          <w:szCs w:val="16"/>
+        </w:rPr>
+        <w:t>:</w:t>
+      </w:r>
+    </w:p>
+    <w:p>
+      <w:pPr>
+        <w:shd w:val="clear" w:color="auto" w:fill="F2F2F2"/>
         <w:tabs>
           <w:tab w:val="left" w:pos="240"/>
           <w:tab w:val="left" w:pos="480"/>
@@ -1019,11 +2047,10 @@
           <w:tab w:val="left" w:pos="2640"/>
           <w:tab w:val="left" w:pos="2880"/>
         </w:tabs>
-        <w:spacing w:after="0" w:before="0" w:line="240"/>
-      </w:pPr>
-      <w:r>
-        <w:rPr>
-          <w:rFonts w:ascii="Consolas" w:cs="Consolas" w:eastAsia="Consolas" w:hAnsi="Consolas"/>
+      </w:pPr>
+      <w:r>
+        <w:rPr>
+          <w:rFonts w:ascii="Consolas" w:eastAsia="Consolas" w:hAnsi="Consolas" w:cs="Consolas"/>
           <w:sz w:val="16"/>
           <w:szCs w:val="16"/>
         </w:rPr>
@@ -1031,24 +2058,74 @@
       </w:r>
       <w:r>
         <w:rPr>
-          <w:rFonts w:ascii="Consolas" w:cs="Consolas" w:eastAsia="Consolas" w:hAnsi="Consolas"/>
+          <w:rFonts w:ascii="Consolas" w:eastAsia="Consolas" w:hAnsi="Consolas" w:cs="Consolas"/>
           <w:sz w:val="16"/>
           <w:szCs w:val="16"/>
         </w:rPr>
         <w:tab/>
       </w:r>
-      <w:r>
-        <w:rPr>
-          <w:rFonts w:ascii="Consolas" w:cs="Consolas" w:eastAsia="Consolas" w:hAnsi="Consolas"/>
-          <w:sz w:val="16"/>
-          <w:szCs w:val="16"/>
-        </w:rPr>
-        <w:t xml:space="preserve">current.lives = max(0, current.lives - 1)</w:t>
-      </w:r>
-    </w:p>
-    <w:p>
-      <w:pPr>
-        <w:shd w:fill="F2F2F2" w:val="clear"/>
+      <w:proofErr w:type="spellStart"/>
+      <w:proofErr w:type="gramStart"/>
+      <w:r>
+        <w:rPr>
+          <w:rFonts w:ascii="Consolas" w:eastAsia="Consolas" w:hAnsi="Consolas" w:cs="Consolas"/>
+          <w:sz w:val="16"/>
+          <w:szCs w:val="16"/>
+        </w:rPr>
+        <w:t>current.lives</w:t>
+      </w:r>
+      <w:proofErr w:type="spellEnd"/>
+      <w:proofErr w:type="gramEnd"/>
+      <w:r>
+        <w:rPr>
+          <w:rFonts w:ascii="Consolas" w:eastAsia="Consolas" w:hAnsi="Consolas" w:cs="Consolas"/>
+          <w:sz w:val="16"/>
+          <w:szCs w:val="16"/>
+        </w:rPr>
+        <w:t xml:space="preserve"> = </w:t>
+      </w:r>
+      <w:proofErr w:type="gramStart"/>
+      <w:r>
+        <w:rPr>
+          <w:rFonts w:ascii="Consolas" w:eastAsia="Consolas" w:hAnsi="Consolas" w:cs="Consolas"/>
+          <w:sz w:val="16"/>
+          <w:szCs w:val="16"/>
+        </w:rPr>
+        <w:t>max(</w:t>
+      </w:r>
+      <w:proofErr w:type="gramEnd"/>
+      <w:r>
+        <w:rPr>
+          <w:rFonts w:ascii="Consolas" w:eastAsia="Consolas" w:hAnsi="Consolas" w:cs="Consolas"/>
+          <w:sz w:val="16"/>
+          <w:szCs w:val="16"/>
+        </w:rPr>
+        <w:t xml:space="preserve">0, </w:t>
+      </w:r>
+      <w:proofErr w:type="spellStart"/>
+      <w:proofErr w:type="gramStart"/>
+      <w:r>
+        <w:rPr>
+          <w:rFonts w:ascii="Consolas" w:eastAsia="Consolas" w:hAnsi="Consolas" w:cs="Consolas"/>
+          <w:sz w:val="16"/>
+          <w:szCs w:val="16"/>
+        </w:rPr>
+        <w:t>current.lives</w:t>
+      </w:r>
+      <w:proofErr w:type="spellEnd"/>
+      <w:proofErr w:type="gramEnd"/>
+      <w:r>
+        <w:rPr>
+          <w:rFonts w:ascii="Consolas" w:eastAsia="Consolas" w:hAnsi="Consolas" w:cs="Consolas"/>
+          <w:sz w:val="16"/>
+          <w:szCs w:val="16"/>
+        </w:rPr>
+        <w:t xml:space="preserve"> - 1)</w:t>
+      </w:r>
+    </w:p>
+    <w:p>
+      <w:pPr>
+        <w:shd w:val="clear" w:color="auto" w:fill="F2F2F2"/>
         <w:tabs>
           <w:tab w:val="left" w:pos="240"/>
           <w:tab w:val="left" w:pos="480"/>
@@ -1063,11 +2140,10 @@
           <w:tab w:val="left" w:pos="2640"/>
           <w:tab w:val="left" w:pos="2880"/>
         </w:tabs>
-        <w:spacing w:after="0" w:before="0" w:line="240"/>
-      </w:pPr>
-      <w:r>
-        <w:rPr>
-          <w:rFonts w:ascii="Consolas" w:cs="Consolas" w:eastAsia="Consolas" w:hAnsi="Consolas"/>
+      </w:pPr>
+      <w:r>
+        <w:rPr>
+          <w:rFonts w:ascii="Consolas" w:eastAsia="Consolas" w:hAnsi="Consolas" w:cs="Consolas"/>
           <w:sz w:val="16"/>
           <w:szCs w:val="16"/>
         </w:rPr>
@@ -1075,24 +2151,90 @@
       </w:r>
       <w:r>
         <w:rPr>
-          <w:rFonts w:ascii="Consolas" w:cs="Consolas" w:eastAsia="Consolas" w:hAnsi="Consolas"/>
+          <w:rFonts w:ascii="Consolas" w:eastAsia="Consolas" w:hAnsi="Consolas" w:cs="Consolas"/>
           <w:sz w:val="16"/>
           <w:szCs w:val="16"/>
         </w:rPr>
         <w:tab/>
       </w:r>
-      <w:r>
-        <w:rPr>
-          <w:rFonts w:ascii="Consolas" w:cs="Consolas" w:eastAsia="Consolas" w:hAnsi="Consolas"/>
-          <w:sz w:val="16"/>
-          <w:szCs w:val="16"/>
-        </w:rPr>
-        <w:t xml:space="preserve">status_label.text = "%s won the battle! %s loses a life." % [other.player_name, current.player_name]</w:t>
-      </w:r>
-    </w:p>
-    <w:p>
-      <w:pPr>
-        <w:shd w:fill="F2F2F2" w:val="clear"/>
+      <w:proofErr w:type="spellStart"/>
+      <w:r>
+        <w:rPr>
+          <w:rFonts w:ascii="Consolas" w:eastAsia="Consolas" w:hAnsi="Consolas" w:cs="Consolas"/>
+          <w:sz w:val="16"/>
+          <w:szCs w:val="16"/>
+        </w:rPr>
+        <w:t>status_label.text</w:t>
+      </w:r>
+      <w:proofErr w:type="spellEnd"/>
+      <w:r>
+        <w:rPr>
+          <w:rFonts w:ascii="Consolas" w:eastAsia="Consolas" w:hAnsi="Consolas" w:cs="Consolas"/>
+          <w:sz w:val="16"/>
+          <w:szCs w:val="16"/>
+        </w:rPr>
+        <w:t xml:space="preserve"> = "%s won the battle! %s loses a life." % [</w:t>
+      </w:r>
+      <w:proofErr w:type="spellStart"/>
+      <w:proofErr w:type="gramStart"/>
+      <w:r>
+        <w:rPr>
+          <w:rFonts w:ascii="Consolas" w:eastAsia="Consolas" w:hAnsi="Consolas" w:cs="Consolas"/>
+          <w:sz w:val="16"/>
+          <w:szCs w:val="16"/>
+        </w:rPr>
+        <w:t>other.player</w:t>
+      </w:r>
+      <w:proofErr w:type="gramEnd"/>
+      <w:r>
+        <w:rPr>
+          <w:rFonts w:ascii="Consolas" w:eastAsia="Consolas" w:hAnsi="Consolas" w:cs="Consolas"/>
+          <w:sz w:val="16"/>
+          <w:szCs w:val="16"/>
+        </w:rPr>
+        <w:t>_name</w:t>
+      </w:r>
+      <w:proofErr w:type="spellEnd"/>
+      <w:r>
+        <w:rPr>
+          <w:rFonts w:ascii="Consolas" w:eastAsia="Consolas" w:hAnsi="Consolas" w:cs="Consolas"/>
+          <w:sz w:val="16"/>
+          <w:szCs w:val="16"/>
+        </w:rPr>
+        <w:t xml:space="preserve">, </w:t>
+      </w:r>
+      <w:proofErr w:type="spellStart"/>
+      <w:proofErr w:type="gramStart"/>
+      <w:r>
+        <w:rPr>
+          <w:rFonts w:ascii="Consolas" w:eastAsia="Consolas" w:hAnsi="Consolas" w:cs="Consolas"/>
+          <w:sz w:val="16"/>
+          <w:szCs w:val="16"/>
+        </w:rPr>
+        <w:t>current.player</w:t>
+      </w:r>
+      <w:proofErr w:type="gramEnd"/>
+      <w:r>
+        <w:rPr>
+          <w:rFonts w:ascii="Consolas" w:eastAsia="Consolas" w:hAnsi="Consolas" w:cs="Consolas"/>
+          <w:sz w:val="16"/>
+          <w:szCs w:val="16"/>
+        </w:rPr>
+        <w:t>_name</w:t>
+      </w:r>
+      <w:proofErr w:type="spellEnd"/>
+      <w:r>
+        <w:rPr>
+          <w:rFonts w:ascii="Consolas" w:eastAsia="Consolas" w:hAnsi="Consolas" w:cs="Consolas"/>
+          <w:sz w:val="16"/>
+          <w:szCs w:val="16"/>
+        </w:rPr>
+        <w:t>]</w:t>
+      </w:r>
+    </w:p>
+    <w:p>
+      <w:pPr>
+        <w:shd w:val="clear" w:color="auto" w:fill="F2F2F2"/>
         <w:tabs>
           <w:tab w:val="left" w:pos="240"/>
           <w:tab w:val="left" w:pos="480"/>
@@ -1107,28 +2249,20 @@
           <w:tab w:val="left" w:pos="2640"/>
           <w:tab w:val="left" w:pos="2880"/>
         </w:tabs>
-        <w:spacing w:after="0" w:before="0" w:line="240"/>
-      </w:pPr>
-      <w:r>
-        <w:rPr>
-          <w:rFonts w:ascii="Consolas" w:cs="Consolas" w:eastAsia="Consolas" w:hAnsi="Consolas"/>
+      </w:pPr>
+      <w:r>
+        <w:rPr>
+          <w:rFonts w:ascii="Consolas" w:eastAsia="Consolas" w:hAnsi="Consolas" w:cs="Consolas"/>
           <w:sz w:val="16"/>
           <w:szCs w:val="16"/>
         </w:rPr>
         <w:tab/>
-      </w:r>
-      <w:r>
-        <w:rPr>
-          <w:rFonts w:ascii="Consolas" w:cs="Consolas" w:eastAsia="Consolas" w:hAnsi="Consolas"/>
-          <w:sz w:val="16"/>
-          <w:szCs w:val="16"/>
-        </w:rPr>
-        <w:t xml:space="preserve">else:</w:t>
-      </w:r>
-    </w:p>
-    <w:p>
-      <w:pPr>
-        <w:shd w:fill="F2F2F2" w:val="clear"/>
+        <w:t>else:</w:t>
+      </w:r>
+    </w:p>
+    <w:p>
+      <w:pPr>
+        <w:shd w:val="clear" w:color="auto" w:fill="F2F2F2"/>
         <w:tabs>
           <w:tab w:val="left" w:pos="240"/>
           <w:tab w:val="left" w:pos="480"/>
@@ -1143,11 +2277,10 @@
           <w:tab w:val="left" w:pos="2640"/>
           <w:tab w:val="left" w:pos="2880"/>
         </w:tabs>
-        <w:spacing w:after="0" w:before="0" w:line="240"/>
-      </w:pPr>
-      <w:r>
-        <w:rPr>
-          <w:rFonts w:ascii="Consolas" w:cs="Consolas" w:eastAsia="Consolas" w:hAnsi="Consolas"/>
+      </w:pPr>
+      <w:r>
+        <w:rPr>
+          <w:rFonts w:ascii="Consolas" w:eastAsia="Consolas" w:hAnsi="Consolas" w:cs="Consolas"/>
           <w:sz w:val="16"/>
           <w:szCs w:val="16"/>
         </w:rPr>
@@ -1155,24 +2288,34 @@
       </w:r>
       <w:r>
         <w:rPr>
-          <w:rFonts w:ascii="Consolas" w:cs="Consolas" w:eastAsia="Consolas" w:hAnsi="Consolas"/>
+          <w:rFonts w:ascii="Consolas" w:eastAsia="Consolas" w:hAnsi="Consolas" w:cs="Consolas"/>
           <w:sz w:val="16"/>
           <w:szCs w:val="16"/>
         </w:rPr>
         <w:tab/>
       </w:r>
-      <w:r>
-        <w:rPr>
-          <w:rFonts w:ascii="Consolas" w:cs="Consolas" w:eastAsia="Consolas" w:hAnsi="Consolas"/>
-          <w:sz w:val="16"/>
-          <w:szCs w:val="16"/>
-        </w:rPr>
-        <w:t xml:space="preserve">status_label.text = "A draw! Both fighters back off unharmed."</w:t>
-      </w:r>
-    </w:p>
-    <w:p>
-      <w:pPr>
-        <w:shd w:fill="F2F2F2" w:val="clear"/>
+      <w:proofErr w:type="spellStart"/>
+      <w:r>
+        <w:rPr>
+          <w:rFonts w:ascii="Consolas" w:eastAsia="Consolas" w:hAnsi="Consolas" w:cs="Consolas"/>
+          <w:sz w:val="16"/>
+          <w:szCs w:val="16"/>
+        </w:rPr>
+        <w:t>status_label.text</w:t>
+      </w:r>
+      <w:proofErr w:type="spellEnd"/>
+      <w:r>
+        <w:rPr>
+          <w:rFonts w:ascii="Consolas" w:eastAsia="Consolas" w:hAnsi="Consolas" w:cs="Consolas"/>
+          <w:sz w:val="16"/>
+          <w:szCs w:val="16"/>
+        </w:rPr>
+        <w:t xml:space="preserve"> = "A draw! Both fighters back off unharmed."</w:t>
+      </w:r>
+    </w:p>
+    <w:p>
+      <w:pPr>
+        <w:shd w:val="clear" w:color="auto" w:fill="F2F2F2"/>
         <w:tabs>
           <w:tab w:val="left" w:pos="240"/>
           <w:tab w:val="left" w:pos="480"/>
@@ -1187,11 +2330,10 @@
           <w:tab w:val="left" w:pos="2640"/>
           <w:tab w:val="left" w:pos="2880"/>
         </w:tabs>
-        <w:spacing w:after="0" w:before="0" w:line="240"/>
-      </w:pPr>
-      <w:r>
-        <w:rPr>
-          <w:rFonts w:ascii="Consolas" w:cs="Consolas" w:eastAsia="Consolas" w:hAnsi="Consolas"/>
+      </w:pPr>
+      <w:r>
+        <w:rPr>
+          <w:rFonts w:ascii="Consolas" w:eastAsia="Consolas" w:hAnsi="Consolas" w:cs="Consolas"/>
           <w:sz w:val="16"/>
           <w:szCs w:val="16"/>
         </w:rPr>
@@ -1200,7 +2342,7 @@
     </w:p>
     <w:p>
       <w:pPr>
-        <w:shd w:fill="F2F2F2" w:val="clear"/>
+        <w:shd w:val="clear" w:color="auto" w:fill="F2F2F2"/>
         <w:tabs>
           <w:tab w:val="left" w:pos="240"/>
           <w:tab w:val="left" w:pos="480"/>
@@ -1215,28 +2357,56 @@
           <w:tab w:val="left" w:pos="2640"/>
           <w:tab w:val="left" w:pos="2880"/>
         </w:tabs>
-        <w:spacing w:after="0" w:before="0" w:line="240"/>
-      </w:pPr>
-      <w:r>
-        <w:rPr>
-          <w:rFonts w:ascii="Consolas" w:cs="Consolas" w:eastAsia="Consolas" w:hAnsi="Consolas"/>
+      </w:pPr>
+      <w:r>
+        <w:rPr>
+          <w:rFonts w:ascii="Consolas" w:eastAsia="Consolas" w:hAnsi="Consolas" w:cs="Consolas"/>
           <w:sz w:val="16"/>
           <w:szCs w:val="16"/>
         </w:rPr>
         <w:tab/>
-      </w:r>
-      <w:r>
-        <w:rPr>
-          <w:rFonts w:ascii="Consolas" w:cs="Consolas" w:eastAsia="Consolas" w:hAnsi="Consolas"/>
-          <w:sz w:val="16"/>
-          <w:szCs w:val="16"/>
-        </w:rPr>
-        <w:t xml:space="preserve">_update_ui()</w:t>
-      </w:r>
-    </w:p>
-    <w:p>
-      <w:pPr>
-        <w:shd w:fill="F2F2F2" w:val="clear"/>
+        <w:t>_</w:t>
+      </w:r>
+      <w:proofErr w:type="spellStart"/>
+      <w:r>
+        <w:rPr>
+          <w:rFonts w:ascii="Consolas" w:eastAsia="Consolas" w:hAnsi="Consolas" w:cs="Consolas"/>
+          <w:sz w:val="16"/>
+          <w:szCs w:val="16"/>
+        </w:rPr>
+        <w:t>update_</w:t>
+      </w:r>
+      <w:proofErr w:type="gramStart"/>
+      <w:r>
+        <w:rPr>
+          <w:rFonts w:ascii="Consolas" w:eastAsia="Consolas" w:hAnsi="Consolas" w:cs="Consolas"/>
+          <w:sz w:val="16"/>
+          <w:szCs w:val="16"/>
+        </w:rPr>
+        <w:t>ui</w:t>
+      </w:r>
+      <w:proofErr w:type="spellEnd"/>
+      <w:r>
+        <w:rPr>
+          <w:rFonts w:ascii="Consolas" w:eastAsia="Consolas" w:hAnsi="Consolas" w:cs="Consolas"/>
+          <w:sz w:val="16"/>
+          <w:szCs w:val="16"/>
+        </w:rPr>
+        <w:t>(</w:t>
+      </w:r>
+      <w:proofErr w:type="gramEnd"/>
+      <w:r>
+        <w:rPr>
+          <w:rFonts w:ascii="Consolas" w:eastAsia="Consolas" w:hAnsi="Consolas" w:cs="Consolas"/>
+          <w:sz w:val="16"/>
+          <w:szCs w:val="16"/>
+        </w:rPr>
+        <w:t>)</w:t>
+      </w:r>
+    </w:p>
+    <w:p>
+      <w:pPr>
+        <w:shd w:val="clear" w:color="auto" w:fill="F2F2F2"/>
         <w:tabs>
           <w:tab w:val="left" w:pos="240"/>
           <w:tab w:val="left" w:pos="480"/>
@@ -1251,31 +2421,112 @@
           <w:tab w:val="left" w:pos="2640"/>
           <w:tab w:val="left" w:pos="2880"/>
         </w:tabs>
-        <w:spacing w:after="160" w:before="0" w:line="240"/>
-      </w:pPr>
-      <w:r>
-        <w:rPr>
-          <w:rFonts w:ascii="Consolas" w:cs="Consolas" w:eastAsia="Consolas" w:hAnsi="Consolas"/>
+        <w:spacing w:after="160"/>
+      </w:pPr>
+      <w:r>
+        <w:rPr>
+          <w:rFonts w:ascii="Consolas" w:eastAsia="Consolas" w:hAnsi="Consolas" w:cs="Consolas"/>
           <w:sz w:val="16"/>
           <w:szCs w:val="16"/>
         </w:rPr>
         <w:tab/>
-      </w:r>
-      <w:r>
-        <w:rPr>
-          <w:rFonts w:ascii="Consolas" w:cs="Consolas" w:eastAsia="Consolas" w:hAnsi="Consolas"/>
-          <w:sz w:val="16"/>
-          <w:szCs w:val="16"/>
-        </w:rPr>
-        <w:t xml:space="preserve">await get_tree().create_timer(TILE_FEEDBACK_TIME).timeout</w:t>
-      </w:r>
+        <w:t xml:space="preserve">await </w:t>
+      </w:r>
+      <w:proofErr w:type="spellStart"/>
+      <w:r>
+        <w:rPr>
+          <w:rFonts w:ascii="Consolas" w:eastAsia="Consolas" w:hAnsi="Consolas" w:cs="Consolas"/>
+          <w:sz w:val="16"/>
+          <w:szCs w:val="16"/>
+        </w:rPr>
+        <w:t>get_tree</w:t>
+      </w:r>
+      <w:proofErr w:type="spellEnd"/>
+      <w:r>
+        <w:rPr>
+          <w:rFonts w:ascii="Consolas" w:eastAsia="Consolas" w:hAnsi="Consolas" w:cs="Consolas"/>
+          <w:sz w:val="16"/>
+          <w:szCs w:val="16"/>
+        </w:rPr>
+        <w:t>(</w:t>
+      </w:r>
+      <w:proofErr w:type="gramStart"/>
+      <w:r>
+        <w:rPr>
+          <w:rFonts w:ascii="Consolas" w:eastAsia="Consolas" w:hAnsi="Consolas" w:cs="Consolas"/>
+          <w:sz w:val="16"/>
+          <w:szCs w:val="16"/>
+        </w:rPr>
+        <w:t>).</w:t>
+      </w:r>
+      <w:proofErr w:type="spellStart"/>
+      <w:r>
+        <w:rPr>
+          <w:rFonts w:ascii="Consolas" w:eastAsia="Consolas" w:hAnsi="Consolas" w:cs="Consolas"/>
+          <w:sz w:val="16"/>
+          <w:szCs w:val="16"/>
+        </w:rPr>
+        <w:t>create</w:t>
+      </w:r>
+      <w:proofErr w:type="gramEnd"/>
+      <w:r>
+        <w:rPr>
+          <w:rFonts w:ascii="Consolas" w:eastAsia="Consolas" w:hAnsi="Consolas" w:cs="Consolas"/>
+          <w:sz w:val="16"/>
+          <w:szCs w:val="16"/>
+        </w:rPr>
+        <w:t>_</w:t>
+      </w:r>
+      <w:proofErr w:type="gramStart"/>
+      <w:r>
+        <w:rPr>
+          <w:rFonts w:ascii="Consolas" w:eastAsia="Consolas" w:hAnsi="Consolas" w:cs="Consolas"/>
+          <w:sz w:val="16"/>
+          <w:szCs w:val="16"/>
+        </w:rPr>
+        <w:t>timer</w:t>
+      </w:r>
+      <w:proofErr w:type="spellEnd"/>
+      <w:r>
+        <w:rPr>
+          <w:rFonts w:ascii="Consolas" w:eastAsia="Consolas" w:hAnsi="Consolas" w:cs="Consolas"/>
+          <w:sz w:val="16"/>
+          <w:szCs w:val="16"/>
+        </w:rPr>
+        <w:t>(</w:t>
+      </w:r>
+      <w:proofErr w:type="gramEnd"/>
+      <w:r>
+        <w:rPr>
+          <w:rFonts w:ascii="Consolas" w:eastAsia="Consolas" w:hAnsi="Consolas" w:cs="Consolas"/>
+          <w:sz w:val="16"/>
+          <w:szCs w:val="16"/>
+        </w:rPr>
+        <w:t>TILE_FEEDBACK_TIME</w:t>
+      </w:r>
+      <w:proofErr w:type="gramStart"/>
+      <w:r>
+        <w:rPr>
+          <w:rFonts w:ascii="Consolas" w:eastAsia="Consolas" w:hAnsi="Consolas" w:cs="Consolas"/>
+          <w:sz w:val="16"/>
+          <w:szCs w:val="16"/>
+        </w:rPr>
+        <w:t>).timeout</w:t>
+      </w:r>
+      <w:proofErr w:type="gramEnd"/>
     </w:p>
     <w:p>
       <w:pPr>
         <w:spacing w:after="120"/>
       </w:pPr>
-      <w:r>
-        <w:t xml:space="preserve">Read it top to bottom:</w:t>
+    </w:p>
+    <w:p>
+      <w:pPr>
+        <w:spacing w:after="120"/>
+      </w:pPr>
+      <w:r>
+        <w:lastRenderedPageBreak/>
+        <w:t>Read it top to bottom:</w:t>
       </w:r>
     </w:p>
     <w:p>
@@ -1289,12 +2540,94 @@
       </w:pPr>
       <w:r>
         <w:rPr>
-          <w:rFonts w:ascii="Consolas" w:cs="Consolas" w:eastAsia="Consolas" w:hAnsi="Consolas"/>
-          <w:sz w:val="18"/>
-          <w:szCs w:val="18"/>
-          <w:shd w:fill="EEEEEE" w:val="clear"/>
-        </w:rPr>
-        <w:t xml:space="preserve">if current.tile_index != other.tile_index: return</w:t>
+          <w:rFonts w:ascii="Consolas" w:eastAsia="Consolas" w:hAnsi="Consolas" w:cs="Consolas"/>
+          <w:sz w:val="18"/>
+          <w:szCs w:val="18"/>
+          <w:shd w:val="clear" w:color="auto" w:fill="EEEEEE"/>
+        </w:rPr>
+        <w:t xml:space="preserve">if </w:t>
+      </w:r>
+      <w:proofErr w:type="spellStart"/>
+      <w:proofErr w:type="gramStart"/>
+      <w:r>
+        <w:rPr>
+          <w:rFonts w:ascii="Consolas" w:eastAsia="Consolas" w:hAnsi="Consolas" w:cs="Consolas"/>
+          <w:sz w:val="18"/>
+          <w:szCs w:val="18"/>
+          <w:shd w:val="clear" w:color="auto" w:fill="EEEEEE"/>
+        </w:rPr>
+        <w:t>current.tile</w:t>
+      </w:r>
+      <w:proofErr w:type="gramEnd"/>
+      <w:r>
+        <w:rPr>
+          <w:rFonts w:ascii="Consolas" w:eastAsia="Consolas" w:hAnsi="Consolas" w:cs="Consolas"/>
+          <w:sz w:val="18"/>
+          <w:szCs w:val="18"/>
+          <w:shd w:val="clear" w:color="auto" w:fill="EEEEEE"/>
+        </w:rPr>
+        <w:t>_</w:t>
+      </w:r>
+      <w:proofErr w:type="gramStart"/>
+      <w:r>
+        <w:rPr>
+          <w:rFonts w:ascii="Consolas" w:eastAsia="Consolas" w:hAnsi="Consolas" w:cs="Consolas"/>
+          <w:sz w:val="18"/>
+          <w:szCs w:val="18"/>
+          <w:shd w:val="clear" w:color="auto" w:fill="EEEEEE"/>
+        </w:rPr>
+        <w:t>index</w:t>
+      </w:r>
+      <w:proofErr w:type="spellEnd"/>
+      <w:r>
+        <w:rPr>
+          <w:rFonts w:ascii="Consolas" w:eastAsia="Consolas" w:hAnsi="Consolas" w:cs="Consolas"/>
+          <w:sz w:val="18"/>
+          <w:szCs w:val="18"/>
+          <w:shd w:val="clear" w:color="auto" w:fill="EEEEEE"/>
+        </w:rPr>
+        <w:t xml:space="preserve"> !</w:t>
+      </w:r>
+      <w:proofErr w:type="gramEnd"/>
+      <w:r>
+        <w:rPr>
+          <w:rFonts w:ascii="Consolas" w:eastAsia="Consolas" w:hAnsi="Consolas" w:cs="Consolas"/>
+          <w:sz w:val="18"/>
+          <w:szCs w:val="18"/>
+          <w:shd w:val="clear" w:color="auto" w:fill="EEEEEE"/>
+        </w:rPr>
+        <w:t xml:space="preserve">= </w:t>
+      </w:r>
+      <w:proofErr w:type="spellStart"/>
+      <w:proofErr w:type="gramStart"/>
+      <w:r>
+        <w:rPr>
+          <w:rFonts w:ascii="Consolas" w:eastAsia="Consolas" w:hAnsi="Consolas" w:cs="Consolas"/>
+          <w:sz w:val="18"/>
+          <w:szCs w:val="18"/>
+          <w:shd w:val="clear" w:color="auto" w:fill="EEEEEE"/>
+        </w:rPr>
+        <w:t>other.tile</w:t>
+      </w:r>
+      <w:proofErr w:type="gramEnd"/>
+      <w:r>
+        <w:rPr>
+          <w:rFonts w:ascii="Consolas" w:eastAsia="Consolas" w:hAnsi="Consolas" w:cs="Consolas"/>
+          <w:sz w:val="18"/>
+          <w:szCs w:val="18"/>
+          <w:shd w:val="clear" w:color="auto" w:fill="EEEEEE"/>
+        </w:rPr>
+        <w:t>_index</w:t>
+      </w:r>
+      <w:proofErr w:type="spellEnd"/>
+      <w:r>
+        <w:rPr>
+          <w:rFonts w:ascii="Consolas" w:eastAsia="Consolas" w:hAnsi="Consolas" w:cs="Consolas"/>
+          <w:sz w:val="18"/>
+          <w:szCs w:val="18"/>
+          <w:shd w:val="clear" w:color="auto" w:fill="EEEEEE"/>
+        </w:rPr>
+        <w:t>: return</w:t>
       </w:r>
       <w:r>
         <w:t xml:space="preserve"> is the guard: if the players are NOT on the same tile, leave straight away and nothing happens.</w:t>
@@ -1309,14 +2642,47 @@
         </w:numPr>
         <w:spacing w:after="60"/>
       </w:pPr>
-      <w:r>
-        <w:rPr>
-          <w:rFonts w:ascii="Consolas" w:cs="Consolas" w:eastAsia="Consolas" w:hAnsi="Consolas"/>
-          <w:sz w:val="18"/>
-          <w:szCs w:val="18"/>
-          <w:shd w:fill="EEEEEE" w:val="clear"/>
-        </w:rPr>
-        <w:t xml:space="preserve">max(0, other.lives - 1)</w:t>
+      <w:proofErr w:type="gramStart"/>
+      <w:r>
+        <w:rPr>
+          <w:rFonts w:ascii="Consolas" w:eastAsia="Consolas" w:hAnsi="Consolas" w:cs="Consolas"/>
+          <w:sz w:val="18"/>
+          <w:szCs w:val="18"/>
+          <w:shd w:val="clear" w:color="auto" w:fill="EEEEEE"/>
+        </w:rPr>
+        <w:t>max(</w:t>
+      </w:r>
+      <w:proofErr w:type="gramEnd"/>
+      <w:r>
+        <w:rPr>
+          <w:rFonts w:ascii="Consolas" w:eastAsia="Consolas" w:hAnsi="Consolas" w:cs="Consolas"/>
+          <w:sz w:val="18"/>
+          <w:szCs w:val="18"/>
+          <w:shd w:val="clear" w:color="auto" w:fill="EEEEEE"/>
+        </w:rPr>
+        <w:t xml:space="preserve">0, </w:t>
+      </w:r>
+      <w:proofErr w:type="spellStart"/>
+      <w:proofErr w:type="gramStart"/>
+      <w:r>
+        <w:rPr>
+          <w:rFonts w:ascii="Consolas" w:eastAsia="Consolas" w:hAnsi="Consolas" w:cs="Consolas"/>
+          <w:sz w:val="18"/>
+          <w:szCs w:val="18"/>
+          <w:shd w:val="clear" w:color="auto" w:fill="EEEEEE"/>
+        </w:rPr>
+        <w:t>other.lives</w:t>
+      </w:r>
+      <w:proofErr w:type="spellEnd"/>
+      <w:proofErr w:type="gramEnd"/>
+      <w:r>
+        <w:rPr>
+          <w:rFonts w:ascii="Consolas" w:eastAsia="Consolas" w:hAnsi="Consolas" w:cs="Consolas"/>
+          <w:sz w:val="18"/>
+          <w:szCs w:val="18"/>
+          <w:shd w:val="clear" w:color="auto" w:fill="EEEEEE"/>
+        </w:rPr>
+        <w:t xml:space="preserve"> - 1)</w:t>
       </w:r>
       <w:r>
         <w:t xml:space="preserve"> takes a life but never drops below zero - the same trick the hazard tile uses.</w:t>
@@ -1331,26 +2697,70 @@
         </w:numPr>
         <w:spacing w:after="60"/>
       </w:pPr>
-      <w:r>
-        <w:rPr>
-          <w:rFonts w:ascii="Consolas" w:cs="Consolas" w:eastAsia="Consolas" w:hAnsi="Consolas"/>
-          <w:sz w:val="18"/>
-          <w:szCs w:val="18"/>
-          <w:shd w:fill="EEEEEE" w:val="clear"/>
-        </w:rPr>
-        <w:t xml:space="preserve">rng</w:t>
-      </w:r>
+      <w:proofErr w:type="spellStart"/>
+      <w:r>
+        <w:rPr>
+          <w:rFonts w:ascii="Consolas" w:eastAsia="Consolas" w:hAnsi="Consolas" w:cs="Consolas"/>
+          <w:sz w:val="18"/>
+          <w:szCs w:val="18"/>
+          <w:shd w:val="clear" w:color="auto" w:fill="EEEEEE"/>
+        </w:rPr>
+        <w:t>rng</w:t>
+      </w:r>
+      <w:proofErr w:type="spellEnd"/>
       <w:r>
         <w:t xml:space="preserve"> is the game's dice, so </w:t>
       </w:r>
-      <w:r>
-        <w:rPr>
-          <w:rFonts w:ascii="Consolas" w:cs="Consolas" w:eastAsia="Consolas" w:hAnsi="Consolas"/>
-          <w:sz w:val="18"/>
-          <w:szCs w:val="18"/>
-          <w:shd w:fill="EEEEEE" w:val="clear"/>
-        </w:rPr>
-        <w:t xml:space="preserve">rng.randi_range(1, 6)</w:t>
+      <w:proofErr w:type="spellStart"/>
+      <w:proofErr w:type="gramStart"/>
+      <w:r>
+        <w:rPr>
+          <w:rFonts w:ascii="Consolas" w:eastAsia="Consolas" w:hAnsi="Consolas" w:cs="Consolas"/>
+          <w:sz w:val="18"/>
+          <w:szCs w:val="18"/>
+          <w:shd w:val="clear" w:color="auto" w:fill="EEEEEE"/>
+        </w:rPr>
+        <w:t>rng.randi</w:t>
+      </w:r>
+      <w:proofErr w:type="gramEnd"/>
+      <w:r>
+        <w:rPr>
+          <w:rFonts w:ascii="Consolas" w:eastAsia="Consolas" w:hAnsi="Consolas" w:cs="Consolas"/>
+          <w:sz w:val="18"/>
+          <w:szCs w:val="18"/>
+          <w:shd w:val="clear" w:color="auto" w:fill="EEEEEE"/>
+        </w:rPr>
+        <w:t>_</w:t>
+      </w:r>
+      <w:proofErr w:type="gramStart"/>
+      <w:r>
+        <w:rPr>
+          <w:rFonts w:ascii="Consolas" w:eastAsia="Consolas" w:hAnsi="Consolas" w:cs="Consolas"/>
+          <w:sz w:val="18"/>
+          <w:szCs w:val="18"/>
+          <w:shd w:val="clear" w:color="auto" w:fill="EEEEEE"/>
+        </w:rPr>
+        <w:t>range</w:t>
+      </w:r>
+      <w:proofErr w:type="spellEnd"/>
+      <w:r>
+        <w:rPr>
+          <w:rFonts w:ascii="Consolas" w:eastAsia="Consolas" w:hAnsi="Consolas" w:cs="Consolas"/>
+          <w:sz w:val="18"/>
+          <w:szCs w:val="18"/>
+          <w:shd w:val="clear" w:color="auto" w:fill="EEEEEE"/>
+        </w:rPr>
+        <w:t>(</w:t>
+      </w:r>
+      <w:proofErr w:type="gramEnd"/>
+      <w:r>
+        <w:rPr>
+          <w:rFonts w:ascii="Consolas" w:eastAsia="Consolas" w:hAnsi="Consolas" w:cs="Consolas"/>
+          <w:sz w:val="18"/>
+          <w:szCs w:val="18"/>
+          <w:shd w:val="clear" w:color="auto" w:fill="EEEEEE"/>
+        </w:rPr>
+        <w:t>1, 6)</w:t>
       </w:r>
       <w:r>
         <w:t xml:space="preserve"> rolls each fighter a fair 1-6.</w:t>
@@ -1367,12 +2777,52 @@
       </w:pPr>
       <w:r>
         <w:rPr>
-          <w:rFonts w:ascii="Consolas" w:cs="Consolas" w:eastAsia="Consolas" w:hAnsi="Consolas"/>
-          <w:sz w:val="18"/>
-          <w:szCs w:val="18"/>
-          <w:shd w:fill="EEEEEE" w:val="clear"/>
-        </w:rPr>
-        <w:t xml:space="preserve">_update_ui()</w:t>
+          <w:rFonts w:ascii="Consolas" w:eastAsia="Consolas" w:hAnsi="Consolas" w:cs="Consolas"/>
+          <w:sz w:val="18"/>
+          <w:szCs w:val="18"/>
+          <w:shd w:val="clear" w:color="auto" w:fill="EEEEEE"/>
+        </w:rPr>
+        <w:t>_</w:t>
+      </w:r>
+      <w:proofErr w:type="spellStart"/>
+      <w:r>
+        <w:rPr>
+          <w:rFonts w:ascii="Consolas" w:eastAsia="Consolas" w:hAnsi="Consolas" w:cs="Consolas"/>
+          <w:sz w:val="18"/>
+          <w:szCs w:val="18"/>
+          <w:shd w:val="clear" w:color="auto" w:fill="EEEEEE"/>
+        </w:rPr>
+        <w:t>update_</w:t>
+      </w:r>
+      <w:proofErr w:type="gramStart"/>
+      <w:r>
+        <w:rPr>
+          <w:rFonts w:ascii="Consolas" w:eastAsia="Consolas" w:hAnsi="Consolas" w:cs="Consolas"/>
+          <w:sz w:val="18"/>
+          <w:szCs w:val="18"/>
+          <w:shd w:val="clear" w:color="auto" w:fill="EEEEEE"/>
+        </w:rPr>
+        <w:t>ui</w:t>
+      </w:r>
+      <w:proofErr w:type="spellEnd"/>
+      <w:r>
+        <w:rPr>
+          <w:rFonts w:ascii="Consolas" w:eastAsia="Consolas" w:hAnsi="Consolas" w:cs="Consolas"/>
+          <w:sz w:val="18"/>
+          <w:szCs w:val="18"/>
+          <w:shd w:val="clear" w:color="auto" w:fill="EEEEEE"/>
+        </w:rPr>
+        <w:t>(</w:t>
+      </w:r>
+      <w:proofErr w:type="gramEnd"/>
+      <w:r>
+        <w:rPr>
+          <w:rFonts w:ascii="Consolas" w:eastAsia="Consolas" w:hAnsi="Consolas" w:cs="Consolas"/>
+          <w:sz w:val="18"/>
+          <w:szCs w:val="18"/>
+          <w:shd w:val="clear" w:color="auto" w:fill="EEEEEE"/>
+        </w:rPr>
+        <w:t>)</w:t>
       </w:r>
       <w:r>
         <w:t xml:space="preserve"> refreshes the Lives numbers on screen so everyone sees the result.</w:t>
@@ -1382,13 +2832,15 @@
       <w:pPr>
         <w:spacing w:after="120"/>
       </w:pPr>
+      <w:proofErr w:type="spellStart"/>
       <w:r>
         <w:rPr>
           <w:b/>
           <w:bCs/>
         </w:rPr>
-        <w:t xml:space="preserve">Ctrl+S</w:t>
-      </w:r>
+        <w:t>Ctrl+S</w:t>
+      </w:r>
+      <w:proofErr w:type="spellEnd"/>
       <w:r>
         <w:t xml:space="preserve"> to save.</w:t>
       </w:r>
@@ -1396,10 +2848,10 @@
     <w:p>
       <w:pPr>
         <w:pStyle w:val="Heading2"/>
-        <w:spacing w:after="120" w:before="240"/>
-      </w:pPr>
-      <w:r>
-        <w:t xml:space="preserve">Part C - Start A Battle Each Turn</w:t>
+        <w:spacing w:before="240" w:after="120"/>
+      </w:pPr>
+      <w:r>
+        <w:t>Part C - Start A Battle Each Turn</w:t>
       </w:r>
     </w:p>
     <w:p>
@@ -1409,22 +2861,81 @@
       <w:r>
         <w:t xml:space="preserve">The function exists, but nothing calls it yet. Find </w:t>
       </w:r>
-      <w:r>
-        <w:rPr>
-          <w:rFonts w:ascii="Consolas" w:cs="Consolas" w:eastAsia="Consolas" w:hAnsi="Consolas"/>
-          <w:sz w:val="18"/>
-          <w:szCs w:val="18"/>
-          <w:shd w:fill="EEEEEE" w:val="clear"/>
-        </w:rPr>
-        <w:t xml:space="preserve">func roll_dice()</w:t>
-      </w:r>
-      <w:r>
-        <w:t xml:space="preserve"> (Ctrl+F). Its last lines look like this:</w:t>
-      </w:r>
-    </w:p>
-    <w:p>
-      <w:pPr>
-        <w:shd w:fill="F2F2F2" w:val="clear"/>
+      <w:proofErr w:type="spellStart"/>
+      <w:r>
+        <w:rPr>
+          <w:rFonts w:ascii="Consolas" w:eastAsia="Consolas" w:hAnsi="Consolas" w:cs="Consolas"/>
+          <w:sz w:val="18"/>
+          <w:szCs w:val="18"/>
+          <w:shd w:val="clear" w:color="auto" w:fill="EEEEEE"/>
+        </w:rPr>
+        <w:t>func</w:t>
+      </w:r>
+      <w:proofErr w:type="spellEnd"/>
+      <w:r>
+        <w:rPr>
+          <w:rFonts w:ascii="Consolas" w:eastAsia="Consolas" w:hAnsi="Consolas" w:cs="Consolas"/>
+          <w:sz w:val="18"/>
+          <w:szCs w:val="18"/>
+          <w:shd w:val="clear" w:color="auto" w:fill="EEEEEE"/>
+        </w:rPr>
+        <w:t xml:space="preserve"> </w:t>
+      </w:r>
+      <w:proofErr w:type="spellStart"/>
+      <w:r>
+        <w:rPr>
+          <w:rFonts w:ascii="Consolas" w:eastAsia="Consolas" w:hAnsi="Consolas" w:cs="Consolas"/>
+          <w:sz w:val="18"/>
+          <w:szCs w:val="18"/>
+          <w:shd w:val="clear" w:color="auto" w:fill="EEEEEE"/>
+        </w:rPr>
+        <w:t>roll_</w:t>
+      </w:r>
+      <w:proofErr w:type="gramStart"/>
+      <w:r>
+        <w:rPr>
+          <w:rFonts w:ascii="Consolas" w:eastAsia="Consolas" w:hAnsi="Consolas" w:cs="Consolas"/>
+          <w:sz w:val="18"/>
+          <w:szCs w:val="18"/>
+          <w:shd w:val="clear" w:color="auto" w:fill="EEEEEE"/>
+        </w:rPr>
+        <w:t>dice</w:t>
+      </w:r>
+      <w:proofErr w:type="spellEnd"/>
+      <w:r>
+        <w:rPr>
+          <w:rFonts w:ascii="Consolas" w:eastAsia="Consolas" w:hAnsi="Consolas" w:cs="Consolas"/>
+          <w:sz w:val="18"/>
+          <w:szCs w:val="18"/>
+          <w:shd w:val="clear" w:color="auto" w:fill="EEEEEE"/>
+        </w:rPr>
+        <w:t>(</w:t>
+      </w:r>
+      <w:proofErr w:type="gramEnd"/>
+      <w:r>
+        <w:rPr>
+          <w:rFonts w:ascii="Consolas" w:eastAsia="Consolas" w:hAnsi="Consolas" w:cs="Consolas"/>
+          <w:sz w:val="18"/>
+          <w:szCs w:val="18"/>
+          <w:shd w:val="clear" w:color="auto" w:fill="EEEEEE"/>
+        </w:rPr>
+        <w:t>)</w:t>
+      </w:r>
+      <w:r>
+        <w:t xml:space="preserve"> (</w:t>
+      </w:r>
+      <w:proofErr w:type="spellStart"/>
+      <w:r>
+        <w:t>Ctrl+F</w:t>
+      </w:r>
+      <w:proofErr w:type="spellEnd"/>
+      <w:r>
+        <w:t>). Its last lines look like this:</w:t>
+      </w:r>
+    </w:p>
+    <w:p>
+      <w:pPr>
+        <w:shd w:val="clear" w:color="auto" w:fill="F2F2F2"/>
         <w:tabs>
           <w:tab w:val="left" w:pos="240"/>
           <w:tab w:val="left" w:pos="480"/>
@@ -1439,28 +2950,38 @@
           <w:tab w:val="left" w:pos="2640"/>
           <w:tab w:val="left" w:pos="2880"/>
         </w:tabs>
-        <w:spacing w:after="0" w:before="0" w:line="240"/>
-      </w:pPr>
-      <w:r>
-        <w:rPr>
-          <w:rFonts w:ascii="Consolas" w:cs="Consolas" w:eastAsia="Consolas" w:hAnsi="Consolas"/>
+      </w:pPr>
+      <w:r>
+        <w:rPr>
+          <w:rFonts w:ascii="Consolas" w:eastAsia="Consolas" w:hAnsi="Consolas" w:cs="Consolas"/>
           <w:sz w:val="16"/>
           <w:szCs w:val="16"/>
         </w:rPr>
         <w:tab/>
-      </w:r>
-      <w:r>
-        <w:rPr>
-          <w:rFonts w:ascii="Consolas" w:cs="Consolas" w:eastAsia="Consolas" w:hAnsi="Consolas"/>
-          <w:sz w:val="16"/>
-          <w:szCs w:val="16"/>
-        </w:rPr>
-        <w:t xml:space="preserve">await move_current_player(roll)</w:t>
-      </w:r>
-    </w:p>
-    <w:p>
-      <w:pPr>
-        <w:shd w:fill="F2F2F2" w:val="clear"/>
+        <w:t xml:space="preserve">await </w:t>
+      </w:r>
+      <w:proofErr w:type="spellStart"/>
+      <w:r>
+        <w:rPr>
+          <w:rFonts w:ascii="Consolas" w:eastAsia="Consolas" w:hAnsi="Consolas" w:cs="Consolas"/>
+          <w:sz w:val="16"/>
+          <w:szCs w:val="16"/>
+        </w:rPr>
+        <w:t>move_current_player</w:t>
+      </w:r>
+      <w:proofErr w:type="spellEnd"/>
+      <w:r>
+        <w:rPr>
+          <w:rFonts w:ascii="Consolas" w:eastAsia="Consolas" w:hAnsi="Consolas" w:cs="Consolas"/>
+          <w:sz w:val="16"/>
+          <w:szCs w:val="16"/>
+        </w:rPr>
+        <w:t>(roll)</w:t>
+      </w:r>
+    </w:p>
+    <w:p>
+      <w:pPr>
+        <w:shd w:val="clear" w:color="auto" w:fill="F2F2F2"/>
         <w:tabs>
           <w:tab w:val="left" w:pos="240"/>
           <w:tab w:val="left" w:pos="480"/>
@@ -1475,28 +2996,110 @@
           <w:tab w:val="left" w:pos="2640"/>
           <w:tab w:val="left" w:pos="2880"/>
         </w:tabs>
-        <w:spacing w:after="0" w:before="0" w:line="240"/>
-      </w:pPr>
-      <w:r>
-        <w:rPr>
-          <w:rFonts w:ascii="Consolas" w:cs="Consolas" w:eastAsia="Consolas" w:hAnsi="Consolas"/>
+      </w:pPr>
+      <w:r>
+        <w:rPr>
+          <w:rFonts w:ascii="Consolas" w:eastAsia="Consolas" w:hAnsi="Consolas" w:cs="Consolas"/>
           <w:sz w:val="16"/>
           <w:szCs w:val="16"/>
         </w:rPr>
         <w:tab/>
-      </w:r>
-      <w:r>
-        <w:rPr>
-          <w:rFonts w:ascii="Consolas" w:cs="Consolas" w:eastAsia="Consolas" w:hAnsi="Consolas"/>
-          <w:sz w:val="16"/>
-          <w:szCs w:val="16"/>
-        </w:rPr>
-        <w:t xml:space="preserve">await resolve_landed_tile(_tile_at(_current_player().tile_index))</w:t>
-      </w:r>
-    </w:p>
-    <w:p>
-      <w:pPr>
-        <w:shd w:fill="F2F2F2" w:val="clear"/>
+        <w:t xml:space="preserve">await </w:t>
+      </w:r>
+      <w:proofErr w:type="spellStart"/>
+      <w:r>
+        <w:rPr>
+          <w:rFonts w:ascii="Consolas" w:eastAsia="Consolas" w:hAnsi="Consolas" w:cs="Consolas"/>
+          <w:sz w:val="16"/>
+          <w:szCs w:val="16"/>
+        </w:rPr>
+        <w:t>resolve_landed_tile</w:t>
+      </w:r>
+      <w:proofErr w:type="spellEnd"/>
+      <w:r>
+        <w:rPr>
+          <w:rFonts w:ascii="Consolas" w:eastAsia="Consolas" w:hAnsi="Consolas" w:cs="Consolas"/>
+          <w:sz w:val="16"/>
+          <w:szCs w:val="16"/>
+        </w:rPr>
+        <w:t>(_</w:t>
+      </w:r>
+      <w:proofErr w:type="spellStart"/>
+      <w:r>
+        <w:rPr>
+          <w:rFonts w:ascii="Consolas" w:eastAsia="Consolas" w:hAnsi="Consolas" w:cs="Consolas"/>
+          <w:sz w:val="16"/>
+          <w:szCs w:val="16"/>
+        </w:rPr>
+        <w:t>tile_at</w:t>
+      </w:r>
+      <w:proofErr w:type="spellEnd"/>
+      <w:r>
+        <w:rPr>
+          <w:rFonts w:ascii="Consolas" w:eastAsia="Consolas" w:hAnsi="Consolas" w:cs="Consolas"/>
+          <w:sz w:val="16"/>
+          <w:szCs w:val="16"/>
+        </w:rPr>
+        <w:t>(_</w:t>
+      </w:r>
+      <w:proofErr w:type="spellStart"/>
+      <w:r>
+        <w:rPr>
+          <w:rFonts w:ascii="Consolas" w:eastAsia="Consolas" w:hAnsi="Consolas" w:cs="Consolas"/>
+          <w:sz w:val="16"/>
+          <w:szCs w:val="16"/>
+        </w:rPr>
+        <w:t>current_player</w:t>
+      </w:r>
+      <w:proofErr w:type="spellEnd"/>
+      <w:r>
+        <w:rPr>
+          <w:rFonts w:ascii="Consolas" w:eastAsia="Consolas" w:hAnsi="Consolas" w:cs="Consolas"/>
+          <w:sz w:val="16"/>
+          <w:szCs w:val="16"/>
+        </w:rPr>
+        <w:t>(</w:t>
+      </w:r>
+      <w:proofErr w:type="gramStart"/>
+      <w:r>
+        <w:rPr>
+          <w:rFonts w:ascii="Consolas" w:eastAsia="Consolas" w:hAnsi="Consolas" w:cs="Consolas"/>
+          <w:sz w:val="16"/>
+          <w:szCs w:val="16"/>
+        </w:rPr>
+        <w:t>).</w:t>
+      </w:r>
+      <w:proofErr w:type="spellStart"/>
+      <w:r>
+        <w:rPr>
+          <w:rFonts w:ascii="Consolas" w:eastAsia="Consolas" w:hAnsi="Consolas" w:cs="Consolas"/>
+          <w:sz w:val="16"/>
+          <w:szCs w:val="16"/>
+        </w:rPr>
+        <w:t>tile</w:t>
+      </w:r>
+      <w:proofErr w:type="gramEnd"/>
+      <w:r>
+        <w:rPr>
+          <w:rFonts w:ascii="Consolas" w:eastAsia="Consolas" w:hAnsi="Consolas" w:cs="Consolas"/>
+          <w:sz w:val="16"/>
+          <w:szCs w:val="16"/>
+        </w:rPr>
+        <w:t>_index</w:t>
+      </w:r>
+      <w:proofErr w:type="spellEnd"/>
+      <w:r>
+        <w:rPr>
+          <w:rFonts w:ascii="Consolas" w:eastAsia="Consolas" w:hAnsi="Consolas" w:cs="Consolas"/>
+          <w:sz w:val="16"/>
+          <w:szCs w:val="16"/>
+        </w:rPr>
+        <w:t>))</w:t>
+      </w:r>
+    </w:p>
+    <w:p>
+      <w:pPr>
+        <w:shd w:val="clear" w:color="auto" w:fill="F2F2F2"/>
         <w:tabs>
           <w:tab w:val="left" w:pos="240"/>
           <w:tab w:val="left" w:pos="480"/>
@@ -1511,28 +3114,56 @@
           <w:tab w:val="left" w:pos="2640"/>
           <w:tab w:val="left" w:pos="2880"/>
         </w:tabs>
-        <w:spacing w:after="0" w:before="0" w:line="240"/>
-      </w:pPr>
-      <w:r>
-        <w:rPr>
-          <w:rFonts w:ascii="Consolas" w:cs="Consolas" w:eastAsia="Consolas" w:hAnsi="Consolas"/>
+      </w:pPr>
+      <w:r>
+        <w:rPr>
+          <w:rFonts w:ascii="Consolas" w:eastAsia="Consolas" w:hAnsi="Consolas" w:cs="Consolas"/>
           <w:sz w:val="16"/>
           <w:szCs w:val="16"/>
         </w:rPr>
         <w:tab/>
-      </w:r>
-      <w:r>
-        <w:rPr>
-          <w:rFonts w:ascii="Consolas" w:cs="Consolas" w:eastAsia="Consolas" w:hAnsi="Consolas"/>
-          <w:sz w:val="16"/>
-          <w:szCs w:val="16"/>
-        </w:rPr>
-        <w:t xml:space="preserve">if check_for_knockout():</w:t>
-      </w:r>
-    </w:p>
-    <w:p>
-      <w:pPr>
-        <w:shd w:fill="F2F2F2" w:val="clear"/>
+        <w:t xml:space="preserve">if </w:t>
+      </w:r>
+      <w:proofErr w:type="spellStart"/>
+      <w:r>
+        <w:rPr>
+          <w:rFonts w:ascii="Consolas" w:eastAsia="Consolas" w:hAnsi="Consolas" w:cs="Consolas"/>
+          <w:sz w:val="16"/>
+          <w:szCs w:val="16"/>
+        </w:rPr>
+        <w:t>check_for_</w:t>
+      </w:r>
+      <w:proofErr w:type="gramStart"/>
+      <w:r>
+        <w:rPr>
+          <w:rFonts w:ascii="Consolas" w:eastAsia="Consolas" w:hAnsi="Consolas" w:cs="Consolas"/>
+          <w:sz w:val="16"/>
+          <w:szCs w:val="16"/>
+        </w:rPr>
+        <w:t>knockout</w:t>
+      </w:r>
+      <w:proofErr w:type="spellEnd"/>
+      <w:r>
+        <w:rPr>
+          <w:rFonts w:ascii="Consolas" w:eastAsia="Consolas" w:hAnsi="Consolas" w:cs="Consolas"/>
+          <w:sz w:val="16"/>
+          <w:szCs w:val="16"/>
+        </w:rPr>
+        <w:t>(</w:t>
+      </w:r>
+      <w:proofErr w:type="gramEnd"/>
+      <w:r>
+        <w:rPr>
+          <w:rFonts w:ascii="Consolas" w:eastAsia="Consolas" w:hAnsi="Consolas" w:cs="Consolas"/>
+          <w:sz w:val="16"/>
+          <w:szCs w:val="16"/>
+        </w:rPr>
+        <w:t>):</w:t>
+      </w:r>
+    </w:p>
+    <w:p>
+      <w:pPr>
+        <w:shd w:val="clear" w:color="auto" w:fill="F2F2F2"/>
         <w:tabs>
           <w:tab w:val="left" w:pos="240"/>
           <w:tab w:val="left" w:pos="480"/>
@@ -1547,11 +3178,10 @@
           <w:tab w:val="left" w:pos="2640"/>
           <w:tab w:val="left" w:pos="2880"/>
         </w:tabs>
-        <w:spacing w:after="0" w:before="0" w:line="240"/>
-      </w:pPr>
-      <w:r>
-        <w:rPr>
-          <w:rFonts w:ascii="Consolas" w:cs="Consolas" w:eastAsia="Consolas" w:hAnsi="Consolas"/>
+      </w:pPr>
+      <w:r>
+        <w:rPr>
+          <w:rFonts w:ascii="Consolas" w:eastAsia="Consolas" w:hAnsi="Consolas" w:cs="Consolas"/>
           <w:sz w:val="16"/>
           <w:szCs w:val="16"/>
         </w:rPr>
@@ -1559,24 +3189,17 @@
       </w:r>
       <w:r>
         <w:rPr>
-          <w:rFonts w:ascii="Consolas" w:cs="Consolas" w:eastAsia="Consolas" w:hAnsi="Consolas"/>
+          <w:rFonts w:ascii="Consolas" w:eastAsia="Consolas" w:hAnsi="Consolas" w:cs="Consolas"/>
           <w:sz w:val="16"/>
           <w:szCs w:val="16"/>
         </w:rPr>
         <w:tab/>
-      </w:r>
-      <w:r>
-        <w:rPr>
-          <w:rFonts w:ascii="Consolas" w:cs="Consolas" w:eastAsia="Consolas" w:hAnsi="Consolas"/>
-          <w:sz w:val="16"/>
-          <w:szCs w:val="16"/>
-        </w:rPr>
-        <w:t xml:space="preserve">return</w:t>
-      </w:r>
-    </w:p>
-    <w:p>
-      <w:pPr>
-        <w:shd w:fill="F2F2F2" w:val="clear"/>
+        <w:t>return</w:t>
+      </w:r>
+    </w:p>
+    <w:p>
+      <w:pPr>
+        <w:shd w:val="clear" w:color="auto" w:fill="F2F2F2"/>
         <w:tabs>
           <w:tab w:val="left" w:pos="240"/>
           <w:tab w:val="left" w:pos="480"/>
@@ -1591,28 +3214,56 @@
           <w:tab w:val="left" w:pos="2640"/>
           <w:tab w:val="left" w:pos="2880"/>
         </w:tabs>
-        <w:spacing w:after="0" w:before="0" w:line="240"/>
-      </w:pPr>
-      <w:r>
-        <w:rPr>
-          <w:rFonts w:ascii="Consolas" w:cs="Consolas" w:eastAsia="Consolas" w:hAnsi="Consolas"/>
+      </w:pPr>
+      <w:r>
+        <w:rPr>
+          <w:rFonts w:ascii="Consolas" w:eastAsia="Consolas" w:hAnsi="Consolas" w:cs="Consolas"/>
           <w:sz w:val="16"/>
           <w:szCs w:val="16"/>
         </w:rPr>
         <w:tab/>
-      </w:r>
-      <w:r>
-        <w:rPr>
-          <w:rFonts w:ascii="Consolas" w:cs="Consolas" w:eastAsia="Consolas" w:hAnsi="Consolas"/>
-          <w:sz w:val="16"/>
-          <w:szCs w:val="16"/>
-        </w:rPr>
-        <w:t xml:space="preserve">if not check_for_winner():</w:t>
-      </w:r>
-    </w:p>
-    <w:p>
-      <w:pPr>
-        <w:shd w:fill="F2F2F2" w:val="clear"/>
+        <w:t xml:space="preserve">if not </w:t>
+      </w:r>
+      <w:proofErr w:type="spellStart"/>
+      <w:r>
+        <w:rPr>
+          <w:rFonts w:ascii="Consolas" w:eastAsia="Consolas" w:hAnsi="Consolas" w:cs="Consolas"/>
+          <w:sz w:val="16"/>
+          <w:szCs w:val="16"/>
+        </w:rPr>
+        <w:t>check_for_</w:t>
+      </w:r>
+      <w:proofErr w:type="gramStart"/>
+      <w:r>
+        <w:rPr>
+          <w:rFonts w:ascii="Consolas" w:eastAsia="Consolas" w:hAnsi="Consolas" w:cs="Consolas"/>
+          <w:sz w:val="16"/>
+          <w:szCs w:val="16"/>
+        </w:rPr>
+        <w:t>winner</w:t>
+      </w:r>
+      <w:proofErr w:type="spellEnd"/>
+      <w:r>
+        <w:rPr>
+          <w:rFonts w:ascii="Consolas" w:eastAsia="Consolas" w:hAnsi="Consolas" w:cs="Consolas"/>
+          <w:sz w:val="16"/>
+          <w:szCs w:val="16"/>
+        </w:rPr>
+        <w:t>(</w:t>
+      </w:r>
+      <w:proofErr w:type="gramEnd"/>
+      <w:r>
+        <w:rPr>
+          <w:rFonts w:ascii="Consolas" w:eastAsia="Consolas" w:hAnsi="Consolas" w:cs="Consolas"/>
+          <w:sz w:val="16"/>
+          <w:szCs w:val="16"/>
+        </w:rPr>
+        <w:t>):</w:t>
+      </w:r>
+    </w:p>
+    <w:p>
+      <w:pPr>
+        <w:shd w:val="clear" w:color="auto" w:fill="F2F2F2"/>
         <w:tabs>
           <w:tab w:val="left" w:pos="240"/>
           <w:tab w:val="left" w:pos="480"/>
@@ -1627,11 +3278,10 @@
           <w:tab w:val="left" w:pos="2640"/>
           <w:tab w:val="left" w:pos="2880"/>
         </w:tabs>
-        <w:spacing w:after="0" w:before="0" w:line="240"/>
-      </w:pPr>
-      <w:r>
-        <w:rPr>
-          <w:rFonts w:ascii="Consolas" w:cs="Consolas" w:eastAsia="Consolas" w:hAnsi="Consolas"/>
+      </w:pPr>
+      <w:r>
+        <w:rPr>
+          <w:rFonts w:ascii="Consolas" w:eastAsia="Consolas" w:hAnsi="Consolas" w:cs="Consolas"/>
           <w:sz w:val="16"/>
           <w:szCs w:val="16"/>
         </w:rPr>
@@ -1639,24 +3289,44 @@
       </w:r>
       <w:r>
         <w:rPr>
-          <w:rFonts w:ascii="Consolas" w:cs="Consolas" w:eastAsia="Consolas" w:hAnsi="Consolas"/>
+          <w:rFonts w:ascii="Consolas" w:eastAsia="Consolas" w:hAnsi="Consolas" w:cs="Consolas"/>
           <w:sz w:val="16"/>
           <w:szCs w:val="16"/>
         </w:rPr>
         <w:tab/>
       </w:r>
-      <w:r>
-        <w:rPr>
-          <w:rFonts w:ascii="Consolas" w:cs="Consolas" w:eastAsia="Consolas" w:hAnsi="Consolas"/>
-          <w:sz w:val="16"/>
-          <w:szCs w:val="16"/>
-        </w:rPr>
-        <w:t xml:space="preserve">current_player_index = 1 - current_player_index</w:t>
-      </w:r>
-    </w:p>
-    <w:p>
-      <w:pPr>
-        <w:shd w:fill="F2F2F2" w:val="clear"/>
+      <w:proofErr w:type="spellStart"/>
+      <w:r>
+        <w:rPr>
+          <w:rFonts w:ascii="Consolas" w:eastAsia="Consolas" w:hAnsi="Consolas" w:cs="Consolas"/>
+          <w:sz w:val="16"/>
+          <w:szCs w:val="16"/>
+        </w:rPr>
+        <w:t>current_player_index</w:t>
+      </w:r>
+      <w:proofErr w:type="spellEnd"/>
+      <w:r>
+        <w:rPr>
+          <w:rFonts w:ascii="Consolas" w:eastAsia="Consolas" w:hAnsi="Consolas" w:cs="Consolas"/>
+          <w:sz w:val="16"/>
+          <w:szCs w:val="16"/>
+        </w:rPr>
+        <w:t xml:space="preserve"> = 1 - </w:t>
+      </w:r>
+      <w:proofErr w:type="spellStart"/>
+      <w:r>
+        <w:rPr>
+          <w:rFonts w:ascii="Consolas" w:eastAsia="Consolas" w:hAnsi="Consolas" w:cs="Consolas"/>
+          <w:sz w:val="16"/>
+          <w:szCs w:val="16"/>
+        </w:rPr>
+        <w:t>current_player_index</w:t>
+      </w:r>
+      <w:proofErr w:type="spellEnd"/>
+    </w:p>
+    <w:p>
+      <w:pPr>
+        <w:shd w:val="clear" w:color="auto" w:fill="F2F2F2"/>
         <w:tabs>
           <w:tab w:val="left" w:pos="240"/>
           <w:tab w:val="left" w:pos="480"/>
@@ -1671,11 +3341,11 @@
           <w:tab w:val="left" w:pos="2640"/>
           <w:tab w:val="left" w:pos="2880"/>
         </w:tabs>
-        <w:spacing w:after="160" w:before="0" w:line="240"/>
-      </w:pPr>
-      <w:r>
-        <w:rPr>
-          <w:rFonts w:ascii="Consolas" w:cs="Consolas" w:eastAsia="Consolas" w:hAnsi="Consolas"/>
+        <w:spacing w:after="160"/>
+      </w:pPr>
+      <w:r>
+        <w:rPr>
+          <w:rFonts w:ascii="Consolas" w:eastAsia="Consolas" w:hAnsi="Consolas" w:cs="Consolas"/>
           <w:sz w:val="16"/>
           <w:szCs w:val="16"/>
         </w:rPr>
@@ -1683,19 +3353,47 @@
       </w:r>
       <w:r>
         <w:rPr>
-          <w:rFonts w:ascii="Consolas" w:cs="Consolas" w:eastAsia="Consolas" w:hAnsi="Consolas"/>
+          <w:rFonts w:ascii="Consolas" w:eastAsia="Consolas" w:hAnsi="Consolas" w:cs="Consolas"/>
           <w:sz w:val="16"/>
           <w:szCs w:val="16"/>
         </w:rPr>
         <w:tab/>
       </w:r>
-      <w:r>
-        <w:rPr>
-          <w:rFonts w:ascii="Consolas" w:cs="Consolas" w:eastAsia="Consolas" w:hAnsi="Consolas"/>
-          <w:sz w:val="16"/>
-          <w:szCs w:val="16"/>
-        </w:rPr>
-        <w:t xml:space="preserve">begin_turn()</w:t>
+      <w:proofErr w:type="spellStart"/>
+      <w:r>
+        <w:rPr>
+          <w:rFonts w:ascii="Consolas" w:eastAsia="Consolas" w:hAnsi="Consolas" w:cs="Consolas"/>
+          <w:sz w:val="16"/>
+          <w:szCs w:val="16"/>
+        </w:rPr>
+        <w:t>begin_</w:t>
+      </w:r>
+      <w:proofErr w:type="gramStart"/>
+      <w:r>
+        <w:rPr>
+          <w:rFonts w:ascii="Consolas" w:eastAsia="Consolas" w:hAnsi="Consolas" w:cs="Consolas"/>
+          <w:sz w:val="16"/>
+          <w:szCs w:val="16"/>
+        </w:rPr>
+        <w:t>turn</w:t>
+      </w:r>
+      <w:proofErr w:type="spellEnd"/>
+      <w:r>
+        <w:rPr>
+          <w:rFonts w:ascii="Consolas" w:eastAsia="Consolas" w:hAnsi="Consolas" w:cs="Consolas"/>
+          <w:sz w:val="16"/>
+          <w:szCs w:val="16"/>
+        </w:rPr>
+        <w:t>(</w:t>
+      </w:r>
+      <w:proofErr w:type="gramEnd"/>
+      <w:r>
+        <w:rPr>
+          <w:rFonts w:ascii="Consolas" w:eastAsia="Consolas" w:hAnsi="Consolas" w:cs="Consolas"/>
+          <w:sz w:val="16"/>
+          <w:szCs w:val="16"/>
+        </w:rPr>
+        <w:t>)</w:t>
       </w:r>
     </w:p>
     <w:p>
@@ -1703,12 +3401,12 @@
         <w:spacing w:after="120"/>
       </w:pPr>
       <w:r>
-        <w:t xml:space="preserve">Change them to this:</w:t>
-      </w:r>
-    </w:p>
-    <w:p>
-      <w:pPr>
-        <w:shd w:fill="F2F2F2" w:val="clear"/>
+        <w:t>Change them to this:</w:t>
+      </w:r>
+    </w:p>
+    <w:p>
+      <w:pPr>
+        <w:shd w:val="clear" w:color="auto" w:fill="F2F2F2"/>
         <w:tabs>
           <w:tab w:val="left" w:pos="240"/>
           <w:tab w:val="left" w:pos="480"/>
@@ -1723,28 +3421,38 @@
           <w:tab w:val="left" w:pos="2640"/>
           <w:tab w:val="left" w:pos="2880"/>
         </w:tabs>
-        <w:spacing w:after="0" w:before="0" w:line="240"/>
-      </w:pPr>
-      <w:r>
-        <w:rPr>
-          <w:rFonts w:ascii="Consolas" w:cs="Consolas" w:eastAsia="Consolas" w:hAnsi="Consolas"/>
+      </w:pPr>
+      <w:r>
+        <w:rPr>
+          <w:rFonts w:ascii="Consolas" w:eastAsia="Consolas" w:hAnsi="Consolas" w:cs="Consolas"/>
           <w:sz w:val="16"/>
           <w:szCs w:val="16"/>
         </w:rPr>
         <w:tab/>
-      </w:r>
-      <w:r>
-        <w:rPr>
-          <w:rFonts w:ascii="Consolas" w:cs="Consolas" w:eastAsia="Consolas" w:hAnsi="Consolas"/>
-          <w:sz w:val="16"/>
-          <w:szCs w:val="16"/>
-        </w:rPr>
-        <w:t xml:space="preserve">await move_current_player(roll)</w:t>
-      </w:r>
-    </w:p>
-    <w:p>
-      <w:pPr>
-        <w:shd w:fill="F2F2F2" w:val="clear"/>
+        <w:t xml:space="preserve">await </w:t>
+      </w:r>
+      <w:proofErr w:type="spellStart"/>
+      <w:r>
+        <w:rPr>
+          <w:rFonts w:ascii="Consolas" w:eastAsia="Consolas" w:hAnsi="Consolas" w:cs="Consolas"/>
+          <w:sz w:val="16"/>
+          <w:szCs w:val="16"/>
+        </w:rPr>
+        <w:t>move_current_player</w:t>
+      </w:r>
+      <w:proofErr w:type="spellEnd"/>
+      <w:r>
+        <w:rPr>
+          <w:rFonts w:ascii="Consolas" w:eastAsia="Consolas" w:hAnsi="Consolas" w:cs="Consolas"/>
+          <w:sz w:val="16"/>
+          <w:szCs w:val="16"/>
+        </w:rPr>
+        <w:t>(roll)</w:t>
+      </w:r>
+    </w:p>
+    <w:p>
+      <w:pPr>
+        <w:shd w:val="clear" w:color="auto" w:fill="F2F2F2"/>
         <w:tabs>
           <w:tab w:val="left" w:pos="240"/>
           <w:tab w:val="left" w:pos="480"/>
@@ -1759,28 +3467,110 @@
           <w:tab w:val="left" w:pos="2640"/>
           <w:tab w:val="left" w:pos="2880"/>
         </w:tabs>
-        <w:spacing w:after="0" w:before="0" w:line="240"/>
-      </w:pPr>
-      <w:r>
-        <w:rPr>
-          <w:rFonts w:ascii="Consolas" w:cs="Consolas" w:eastAsia="Consolas" w:hAnsi="Consolas"/>
+      </w:pPr>
+      <w:r>
+        <w:rPr>
+          <w:rFonts w:ascii="Consolas" w:eastAsia="Consolas" w:hAnsi="Consolas" w:cs="Consolas"/>
           <w:sz w:val="16"/>
           <w:szCs w:val="16"/>
         </w:rPr>
         <w:tab/>
-      </w:r>
-      <w:r>
-        <w:rPr>
-          <w:rFonts w:ascii="Consolas" w:cs="Consolas" w:eastAsia="Consolas" w:hAnsi="Consolas"/>
-          <w:sz w:val="16"/>
-          <w:szCs w:val="16"/>
-        </w:rPr>
-        <w:t xml:space="preserve">await resolve_landed_tile(_tile_at(_current_player().tile_index))</w:t>
-      </w:r>
-    </w:p>
-    <w:p>
-      <w:pPr>
-        <w:shd w:fill="F2F2F2" w:val="clear"/>
+        <w:t xml:space="preserve">await </w:t>
+      </w:r>
+      <w:proofErr w:type="spellStart"/>
+      <w:r>
+        <w:rPr>
+          <w:rFonts w:ascii="Consolas" w:eastAsia="Consolas" w:hAnsi="Consolas" w:cs="Consolas"/>
+          <w:sz w:val="16"/>
+          <w:szCs w:val="16"/>
+        </w:rPr>
+        <w:t>resolve_landed_tile</w:t>
+      </w:r>
+      <w:proofErr w:type="spellEnd"/>
+      <w:r>
+        <w:rPr>
+          <w:rFonts w:ascii="Consolas" w:eastAsia="Consolas" w:hAnsi="Consolas" w:cs="Consolas"/>
+          <w:sz w:val="16"/>
+          <w:szCs w:val="16"/>
+        </w:rPr>
+        <w:t>(_</w:t>
+      </w:r>
+      <w:proofErr w:type="spellStart"/>
+      <w:r>
+        <w:rPr>
+          <w:rFonts w:ascii="Consolas" w:eastAsia="Consolas" w:hAnsi="Consolas" w:cs="Consolas"/>
+          <w:sz w:val="16"/>
+          <w:szCs w:val="16"/>
+        </w:rPr>
+        <w:t>tile_at</w:t>
+      </w:r>
+      <w:proofErr w:type="spellEnd"/>
+      <w:r>
+        <w:rPr>
+          <w:rFonts w:ascii="Consolas" w:eastAsia="Consolas" w:hAnsi="Consolas" w:cs="Consolas"/>
+          <w:sz w:val="16"/>
+          <w:szCs w:val="16"/>
+        </w:rPr>
+        <w:t>(_</w:t>
+      </w:r>
+      <w:proofErr w:type="spellStart"/>
+      <w:r>
+        <w:rPr>
+          <w:rFonts w:ascii="Consolas" w:eastAsia="Consolas" w:hAnsi="Consolas" w:cs="Consolas"/>
+          <w:sz w:val="16"/>
+          <w:szCs w:val="16"/>
+        </w:rPr>
+        <w:t>current_player</w:t>
+      </w:r>
+      <w:proofErr w:type="spellEnd"/>
+      <w:r>
+        <w:rPr>
+          <w:rFonts w:ascii="Consolas" w:eastAsia="Consolas" w:hAnsi="Consolas" w:cs="Consolas"/>
+          <w:sz w:val="16"/>
+          <w:szCs w:val="16"/>
+        </w:rPr>
+        <w:t>(</w:t>
+      </w:r>
+      <w:proofErr w:type="gramStart"/>
+      <w:r>
+        <w:rPr>
+          <w:rFonts w:ascii="Consolas" w:eastAsia="Consolas" w:hAnsi="Consolas" w:cs="Consolas"/>
+          <w:sz w:val="16"/>
+          <w:szCs w:val="16"/>
+        </w:rPr>
+        <w:t>).</w:t>
+      </w:r>
+      <w:proofErr w:type="spellStart"/>
+      <w:r>
+        <w:rPr>
+          <w:rFonts w:ascii="Consolas" w:eastAsia="Consolas" w:hAnsi="Consolas" w:cs="Consolas"/>
+          <w:sz w:val="16"/>
+          <w:szCs w:val="16"/>
+        </w:rPr>
+        <w:t>tile</w:t>
+      </w:r>
+      <w:proofErr w:type="gramEnd"/>
+      <w:r>
+        <w:rPr>
+          <w:rFonts w:ascii="Consolas" w:eastAsia="Consolas" w:hAnsi="Consolas" w:cs="Consolas"/>
+          <w:sz w:val="16"/>
+          <w:szCs w:val="16"/>
+        </w:rPr>
+        <w:t>_index</w:t>
+      </w:r>
+      <w:proofErr w:type="spellEnd"/>
+      <w:r>
+        <w:rPr>
+          <w:rFonts w:ascii="Consolas" w:eastAsia="Consolas" w:hAnsi="Consolas" w:cs="Consolas"/>
+          <w:sz w:val="16"/>
+          <w:szCs w:val="16"/>
+        </w:rPr>
+        <w:t>))</w:t>
+      </w:r>
+    </w:p>
+    <w:p>
+      <w:pPr>
+        <w:shd w:val="clear" w:color="auto" w:fill="F2F2F2"/>
         <w:tabs>
           <w:tab w:val="left" w:pos="240"/>
           <w:tab w:val="left" w:pos="480"/>
@@ -1795,28 +3585,56 @@
           <w:tab w:val="left" w:pos="2640"/>
           <w:tab w:val="left" w:pos="2880"/>
         </w:tabs>
-        <w:spacing w:after="0" w:before="0" w:line="240"/>
-      </w:pPr>
-      <w:r>
-        <w:rPr>
-          <w:rFonts w:ascii="Consolas" w:cs="Consolas" w:eastAsia="Consolas" w:hAnsi="Consolas"/>
+      </w:pPr>
+      <w:r>
+        <w:rPr>
+          <w:rFonts w:ascii="Consolas" w:eastAsia="Consolas" w:hAnsi="Consolas" w:cs="Consolas"/>
           <w:sz w:val="16"/>
           <w:szCs w:val="16"/>
         </w:rPr>
         <w:tab/>
-      </w:r>
-      <w:r>
-        <w:rPr>
-          <w:rFonts w:ascii="Consolas" w:cs="Consolas" w:eastAsia="Consolas" w:hAnsi="Consolas"/>
-          <w:sz w:val="16"/>
-          <w:szCs w:val="16"/>
-        </w:rPr>
-        <w:t xml:space="preserve">if check_for_winner():</w:t>
-      </w:r>
-    </w:p>
-    <w:p>
-      <w:pPr>
-        <w:shd w:fill="F2F2F2" w:val="clear"/>
+        <w:t xml:space="preserve">if </w:t>
+      </w:r>
+      <w:proofErr w:type="spellStart"/>
+      <w:r>
+        <w:rPr>
+          <w:rFonts w:ascii="Consolas" w:eastAsia="Consolas" w:hAnsi="Consolas" w:cs="Consolas"/>
+          <w:sz w:val="16"/>
+          <w:szCs w:val="16"/>
+        </w:rPr>
+        <w:t>check_for_</w:t>
+      </w:r>
+      <w:proofErr w:type="gramStart"/>
+      <w:r>
+        <w:rPr>
+          <w:rFonts w:ascii="Consolas" w:eastAsia="Consolas" w:hAnsi="Consolas" w:cs="Consolas"/>
+          <w:sz w:val="16"/>
+          <w:szCs w:val="16"/>
+        </w:rPr>
+        <w:t>winner</w:t>
+      </w:r>
+      <w:proofErr w:type="spellEnd"/>
+      <w:r>
+        <w:rPr>
+          <w:rFonts w:ascii="Consolas" w:eastAsia="Consolas" w:hAnsi="Consolas" w:cs="Consolas"/>
+          <w:sz w:val="16"/>
+          <w:szCs w:val="16"/>
+        </w:rPr>
+        <w:t>(</w:t>
+      </w:r>
+      <w:proofErr w:type="gramEnd"/>
+      <w:r>
+        <w:rPr>
+          <w:rFonts w:ascii="Consolas" w:eastAsia="Consolas" w:hAnsi="Consolas" w:cs="Consolas"/>
+          <w:sz w:val="16"/>
+          <w:szCs w:val="16"/>
+        </w:rPr>
+        <w:t>):</w:t>
+      </w:r>
+    </w:p>
+    <w:p>
+      <w:pPr>
+        <w:shd w:val="clear" w:color="auto" w:fill="F2F2F2"/>
         <w:tabs>
           <w:tab w:val="left" w:pos="240"/>
           <w:tab w:val="left" w:pos="480"/>
@@ -1831,11 +3649,10 @@
           <w:tab w:val="left" w:pos="2640"/>
           <w:tab w:val="left" w:pos="2880"/>
         </w:tabs>
-        <w:spacing w:after="0" w:before="0" w:line="240"/>
-      </w:pPr>
-      <w:r>
-        <w:rPr>
-          <w:rFonts w:ascii="Consolas" w:cs="Consolas" w:eastAsia="Consolas" w:hAnsi="Consolas"/>
+      </w:pPr>
+      <w:r>
+        <w:rPr>
+          <w:rFonts w:ascii="Consolas" w:eastAsia="Consolas" w:hAnsi="Consolas" w:cs="Consolas"/>
           <w:sz w:val="16"/>
           <w:szCs w:val="16"/>
         </w:rPr>
@@ -1843,24 +3660,17 @@
       </w:r>
       <w:r>
         <w:rPr>
-          <w:rFonts w:ascii="Consolas" w:cs="Consolas" w:eastAsia="Consolas" w:hAnsi="Consolas"/>
+          <w:rFonts w:ascii="Consolas" w:eastAsia="Consolas" w:hAnsi="Consolas" w:cs="Consolas"/>
           <w:sz w:val="16"/>
           <w:szCs w:val="16"/>
         </w:rPr>
         <w:tab/>
-      </w:r>
-      <w:r>
-        <w:rPr>
-          <w:rFonts w:ascii="Consolas" w:cs="Consolas" w:eastAsia="Consolas" w:hAnsi="Consolas"/>
-          <w:sz w:val="16"/>
-          <w:szCs w:val="16"/>
-        </w:rPr>
-        <w:t xml:space="preserve">return</w:t>
-      </w:r>
-    </w:p>
-    <w:p>
-      <w:pPr>
-        <w:shd w:fill="F2F2F2" w:val="clear"/>
+        <w:t>return</w:t>
+      </w:r>
+    </w:p>
+    <w:p>
+      <w:pPr>
+        <w:shd w:val="clear" w:color="auto" w:fill="F2F2F2"/>
         <w:tabs>
           <w:tab w:val="left" w:pos="240"/>
           <w:tab w:val="left" w:pos="480"/>
@@ -1875,28 +3685,56 @@
           <w:tab w:val="left" w:pos="2640"/>
           <w:tab w:val="left" w:pos="2880"/>
         </w:tabs>
-        <w:spacing w:after="0" w:before="0" w:line="240"/>
-      </w:pPr>
-      <w:r>
-        <w:rPr>
-          <w:rFonts w:ascii="Consolas" w:cs="Consolas" w:eastAsia="Consolas" w:hAnsi="Consolas"/>
+      </w:pPr>
+      <w:r>
+        <w:rPr>
+          <w:rFonts w:ascii="Consolas" w:eastAsia="Consolas" w:hAnsi="Consolas" w:cs="Consolas"/>
           <w:sz w:val="16"/>
           <w:szCs w:val="16"/>
         </w:rPr>
         <w:tab/>
-      </w:r>
-      <w:r>
-        <w:rPr>
-          <w:rFonts w:ascii="Consolas" w:cs="Consolas" w:eastAsia="Consolas" w:hAnsi="Consolas"/>
-          <w:sz w:val="16"/>
-          <w:szCs w:val="16"/>
-        </w:rPr>
-        <w:t xml:space="preserve">await check_for_battle()</w:t>
-      </w:r>
-    </w:p>
-    <w:p>
-      <w:pPr>
-        <w:shd w:fill="F2F2F2" w:val="clear"/>
+        <w:t xml:space="preserve">await </w:t>
+      </w:r>
+      <w:proofErr w:type="spellStart"/>
+      <w:r>
+        <w:rPr>
+          <w:rFonts w:ascii="Consolas" w:eastAsia="Consolas" w:hAnsi="Consolas" w:cs="Consolas"/>
+          <w:sz w:val="16"/>
+          <w:szCs w:val="16"/>
+        </w:rPr>
+        <w:t>check_for_</w:t>
+      </w:r>
+      <w:proofErr w:type="gramStart"/>
+      <w:r>
+        <w:rPr>
+          <w:rFonts w:ascii="Consolas" w:eastAsia="Consolas" w:hAnsi="Consolas" w:cs="Consolas"/>
+          <w:sz w:val="16"/>
+          <w:szCs w:val="16"/>
+        </w:rPr>
+        <w:t>battle</w:t>
+      </w:r>
+      <w:proofErr w:type="spellEnd"/>
+      <w:r>
+        <w:rPr>
+          <w:rFonts w:ascii="Consolas" w:eastAsia="Consolas" w:hAnsi="Consolas" w:cs="Consolas"/>
+          <w:sz w:val="16"/>
+          <w:szCs w:val="16"/>
+        </w:rPr>
+        <w:t>(</w:t>
+      </w:r>
+      <w:proofErr w:type="gramEnd"/>
+      <w:r>
+        <w:rPr>
+          <w:rFonts w:ascii="Consolas" w:eastAsia="Consolas" w:hAnsi="Consolas" w:cs="Consolas"/>
+          <w:sz w:val="16"/>
+          <w:szCs w:val="16"/>
+        </w:rPr>
+        <w:t>)</w:t>
+      </w:r>
+    </w:p>
+    <w:p>
+      <w:pPr>
+        <w:shd w:val="clear" w:color="auto" w:fill="F2F2F2"/>
         <w:tabs>
           <w:tab w:val="left" w:pos="240"/>
           <w:tab w:val="left" w:pos="480"/>
@@ -1911,28 +3749,56 @@
           <w:tab w:val="left" w:pos="2640"/>
           <w:tab w:val="left" w:pos="2880"/>
         </w:tabs>
-        <w:spacing w:after="0" w:before="0" w:line="240"/>
-      </w:pPr>
-      <w:r>
-        <w:rPr>
-          <w:rFonts w:ascii="Consolas" w:cs="Consolas" w:eastAsia="Consolas" w:hAnsi="Consolas"/>
+      </w:pPr>
+      <w:r>
+        <w:rPr>
+          <w:rFonts w:ascii="Consolas" w:eastAsia="Consolas" w:hAnsi="Consolas" w:cs="Consolas"/>
           <w:sz w:val="16"/>
           <w:szCs w:val="16"/>
         </w:rPr>
         <w:tab/>
-      </w:r>
-      <w:r>
-        <w:rPr>
-          <w:rFonts w:ascii="Consolas" w:cs="Consolas" w:eastAsia="Consolas" w:hAnsi="Consolas"/>
-          <w:sz w:val="16"/>
-          <w:szCs w:val="16"/>
-        </w:rPr>
-        <w:t xml:space="preserve">if check_for_knockout():</w:t>
-      </w:r>
-    </w:p>
-    <w:p>
-      <w:pPr>
-        <w:shd w:fill="F2F2F2" w:val="clear"/>
+        <w:t xml:space="preserve">if </w:t>
+      </w:r>
+      <w:proofErr w:type="spellStart"/>
+      <w:r>
+        <w:rPr>
+          <w:rFonts w:ascii="Consolas" w:eastAsia="Consolas" w:hAnsi="Consolas" w:cs="Consolas"/>
+          <w:sz w:val="16"/>
+          <w:szCs w:val="16"/>
+        </w:rPr>
+        <w:t>check_for_</w:t>
+      </w:r>
+      <w:proofErr w:type="gramStart"/>
+      <w:r>
+        <w:rPr>
+          <w:rFonts w:ascii="Consolas" w:eastAsia="Consolas" w:hAnsi="Consolas" w:cs="Consolas"/>
+          <w:sz w:val="16"/>
+          <w:szCs w:val="16"/>
+        </w:rPr>
+        <w:t>knockout</w:t>
+      </w:r>
+      <w:proofErr w:type="spellEnd"/>
+      <w:r>
+        <w:rPr>
+          <w:rFonts w:ascii="Consolas" w:eastAsia="Consolas" w:hAnsi="Consolas" w:cs="Consolas"/>
+          <w:sz w:val="16"/>
+          <w:szCs w:val="16"/>
+        </w:rPr>
+        <w:t>(</w:t>
+      </w:r>
+      <w:proofErr w:type="gramEnd"/>
+      <w:r>
+        <w:rPr>
+          <w:rFonts w:ascii="Consolas" w:eastAsia="Consolas" w:hAnsi="Consolas" w:cs="Consolas"/>
+          <w:sz w:val="16"/>
+          <w:szCs w:val="16"/>
+        </w:rPr>
+        <w:t>):</w:t>
+      </w:r>
+    </w:p>
+    <w:p>
+      <w:pPr>
+        <w:shd w:val="clear" w:color="auto" w:fill="F2F2F2"/>
         <w:tabs>
           <w:tab w:val="left" w:pos="240"/>
           <w:tab w:val="left" w:pos="480"/>
@@ -1947,11 +3813,10 @@
           <w:tab w:val="left" w:pos="2640"/>
           <w:tab w:val="left" w:pos="2880"/>
         </w:tabs>
-        <w:spacing w:after="0" w:before="0" w:line="240"/>
-      </w:pPr>
-      <w:r>
-        <w:rPr>
-          <w:rFonts w:ascii="Consolas" w:cs="Consolas" w:eastAsia="Consolas" w:hAnsi="Consolas"/>
+      </w:pPr>
+      <w:r>
+        <w:rPr>
+          <w:rFonts w:ascii="Consolas" w:eastAsia="Consolas" w:hAnsi="Consolas" w:cs="Consolas"/>
           <w:sz w:val="16"/>
           <w:szCs w:val="16"/>
         </w:rPr>
@@ -1959,24 +3824,17 @@
       </w:r>
       <w:r>
         <w:rPr>
-          <w:rFonts w:ascii="Consolas" w:cs="Consolas" w:eastAsia="Consolas" w:hAnsi="Consolas"/>
+          <w:rFonts w:ascii="Consolas" w:eastAsia="Consolas" w:hAnsi="Consolas" w:cs="Consolas"/>
           <w:sz w:val="16"/>
           <w:szCs w:val="16"/>
         </w:rPr>
         <w:tab/>
-      </w:r>
-      <w:r>
-        <w:rPr>
-          <w:rFonts w:ascii="Consolas" w:cs="Consolas" w:eastAsia="Consolas" w:hAnsi="Consolas"/>
-          <w:sz w:val="16"/>
-          <w:szCs w:val="16"/>
-        </w:rPr>
-        <w:t xml:space="preserve">return</w:t>
-      </w:r>
-    </w:p>
-    <w:p>
-      <w:pPr>
-        <w:shd w:fill="F2F2F2" w:val="clear"/>
+        <w:t>return</w:t>
+      </w:r>
+    </w:p>
+    <w:p>
+      <w:pPr>
+        <w:shd w:val="clear" w:color="auto" w:fill="F2F2F2"/>
         <w:tabs>
           <w:tab w:val="left" w:pos="240"/>
           <w:tab w:val="left" w:pos="480"/>
@@ -1991,28 +3849,47 @@
           <w:tab w:val="left" w:pos="2640"/>
           <w:tab w:val="left" w:pos="2880"/>
         </w:tabs>
-        <w:spacing w:after="0" w:before="0" w:line="240"/>
-      </w:pPr>
-      <w:r>
-        <w:rPr>
-          <w:rFonts w:ascii="Consolas" w:cs="Consolas" w:eastAsia="Consolas" w:hAnsi="Consolas"/>
+      </w:pPr>
+      <w:r>
+        <w:rPr>
+          <w:rFonts w:ascii="Consolas" w:eastAsia="Consolas" w:hAnsi="Consolas" w:cs="Consolas"/>
           <w:sz w:val="16"/>
           <w:szCs w:val="16"/>
         </w:rPr>
         <w:tab/>
       </w:r>
-      <w:r>
-        <w:rPr>
-          <w:rFonts w:ascii="Consolas" w:cs="Consolas" w:eastAsia="Consolas" w:hAnsi="Consolas"/>
-          <w:sz w:val="16"/>
-          <w:szCs w:val="16"/>
-        </w:rPr>
-        <w:t xml:space="preserve">current_player_index = 1 - current_player_index</w:t>
-      </w:r>
-    </w:p>
-    <w:p>
-      <w:pPr>
-        <w:shd w:fill="F2F2F2" w:val="clear"/>
+      <w:proofErr w:type="spellStart"/>
+      <w:r>
+        <w:rPr>
+          <w:rFonts w:ascii="Consolas" w:eastAsia="Consolas" w:hAnsi="Consolas" w:cs="Consolas"/>
+          <w:sz w:val="16"/>
+          <w:szCs w:val="16"/>
+        </w:rPr>
+        <w:t>current_player_index</w:t>
+      </w:r>
+      <w:proofErr w:type="spellEnd"/>
+      <w:r>
+        <w:rPr>
+          <w:rFonts w:ascii="Consolas" w:eastAsia="Consolas" w:hAnsi="Consolas" w:cs="Consolas"/>
+          <w:sz w:val="16"/>
+          <w:szCs w:val="16"/>
+        </w:rPr>
+        <w:t xml:space="preserve"> = 1 - </w:t>
+      </w:r>
+      <w:proofErr w:type="spellStart"/>
+      <w:r>
+        <w:rPr>
+          <w:rFonts w:ascii="Consolas" w:eastAsia="Consolas" w:hAnsi="Consolas" w:cs="Consolas"/>
+          <w:sz w:val="16"/>
+          <w:szCs w:val="16"/>
+        </w:rPr>
+        <w:t>current_player_index</w:t>
+      </w:r>
+      <w:proofErr w:type="spellEnd"/>
+    </w:p>
+    <w:p>
+      <w:pPr>
+        <w:shd w:val="clear" w:color="auto" w:fill="F2F2F2"/>
         <w:tabs>
           <w:tab w:val="left" w:pos="240"/>
           <w:tab w:val="left" w:pos="480"/>
@@ -2027,23 +3904,51 @@
           <w:tab w:val="left" w:pos="2640"/>
           <w:tab w:val="left" w:pos="2880"/>
         </w:tabs>
-        <w:spacing w:after="160" w:before="0" w:line="240"/>
-      </w:pPr>
-      <w:r>
-        <w:rPr>
-          <w:rFonts w:ascii="Consolas" w:cs="Consolas" w:eastAsia="Consolas" w:hAnsi="Consolas"/>
+        <w:spacing w:after="160"/>
+      </w:pPr>
+      <w:r>
+        <w:rPr>
+          <w:rFonts w:ascii="Consolas" w:eastAsia="Consolas" w:hAnsi="Consolas" w:cs="Consolas"/>
           <w:sz w:val="16"/>
           <w:szCs w:val="16"/>
         </w:rPr>
         <w:tab/>
       </w:r>
-      <w:r>
-        <w:rPr>
-          <w:rFonts w:ascii="Consolas" w:cs="Consolas" w:eastAsia="Consolas" w:hAnsi="Consolas"/>
-          <w:sz w:val="16"/>
-          <w:szCs w:val="16"/>
-        </w:rPr>
-        <w:t xml:space="preserve">begin_turn()</w:t>
+      <w:proofErr w:type="spellStart"/>
+      <w:r>
+        <w:rPr>
+          <w:rFonts w:ascii="Consolas" w:eastAsia="Consolas" w:hAnsi="Consolas" w:cs="Consolas"/>
+          <w:sz w:val="16"/>
+          <w:szCs w:val="16"/>
+        </w:rPr>
+        <w:t>begin_</w:t>
+      </w:r>
+      <w:proofErr w:type="gramStart"/>
+      <w:r>
+        <w:rPr>
+          <w:rFonts w:ascii="Consolas" w:eastAsia="Consolas" w:hAnsi="Consolas" w:cs="Consolas"/>
+          <w:sz w:val="16"/>
+          <w:szCs w:val="16"/>
+        </w:rPr>
+        <w:t>turn</w:t>
+      </w:r>
+      <w:proofErr w:type="spellEnd"/>
+      <w:r>
+        <w:rPr>
+          <w:rFonts w:ascii="Consolas" w:eastAsia="Consolas" w:hAnsi="Consolas" w:cs="Consolas"/>
+          <w:sz w:val="16"/>
+          <w:szCs w:val="16"/>
+        </w:rPr>
+        <w:t>(</w:t>
+      </w:r>
+      <w:proofErr w:type="gramEnd"/>
+      <w:r>
+        <w:rPr>
+          <w:rFonts w:ascii="Consolas" w:eastAsia="Consolas" w:hAnsi="Consolas" w:cs="Consolas"/>
+          <w:sz w:val="16"/>
+          <w:szCs w:val="16"/>
+        </w:rPr>
+        <w:t>)</w:t>
       </w:r>
     </w:p>
     <w:p>
@@ -2051,7 +3956,7 @@
         <w:spacing w:after="120"/>
       </w:pPr>
       <w:r>
-        <w:t xml:space="preserve">The order matters, and it is worth understanding:</w:t>
+        <w:t>The order matters, and it is worth understanding:</w:t>
       </w:r>
     </w:p>
     <w:p>
@@ -2064,7 +3969,7 @@
         <w:spacing w:after="60"/>
       </w:pPr>
       <w:r>
-        <w:t xml:space="preserve">Check for a win by stars FIRST. If the player who just moved has enough stars, the game is over - there is no point making them fight.</w:t>
+        <w:t>Check for a win by stars FIRST. If the player who just moved has enough stars, the game is over - there is no point making them fight.</w:t>
       </w:r>
     </w:p>
     <w:p>
@@ -2077,7 +3982,7 @@
         <w:spacing w:after="60"/>
       </w:pPr>
       <w:r>
-        <w:t xml:space="preserve">Otherwise, run the battle. If the two players share a tile, they roll it out.</w:t>
+        <w:t>Otherwise, run the battle. If the two players share a tile, they roll it out.</w:t>
       </w:r>
     </w:p>
     <w:p>
@@ -2089,14 +3994,45 @@
         </w:numPr>
         <w:spacing w:after="60"/>
       </w:pPr>
-      <w:r>
-        <w:rPr>
-          <w:rFonts w:ascii="Consolas" w:cs="Consolas" w:eastAsia="Consolas" w:hAnsi="Consolas"/>
-          <w:sz w:val="18"/>
-          <w:szCs w:val="18"/>
-          <w:shd w:fill="EEEEEE" w:val="clear"/>
-        </w:rPr>
-        <w:t xml:space="preserve">check_for_knockout()</w:t>
+      <w:proofErr w:type="spellStart"/>
+      <w:r>
+        <w:rPr>
+          <w:rFonts w:ascii="Consolas" w:eastAsia="Consolas" w:hAnsi="Consolas" w:cs="Consolas"/>
+          <w:sz w:val="18"/>
+          <w:szCs w:val="18"/>
+          <w:shd w:val="clear" w:color="auto" w:fill="EEEEEE"/>
+        </w:rPr>
+        <w:t>check_for_</w:t>
+      </w:r>
+      <w:proofErr w:type="gramStart"/>
+      <w:r>
+        <w:rPr>
+          <w:rFonts w:ascii="Consolas" w:eastAsia="Consolas" w:hAnsi="Consolas" w:cs="Consolas"/>
+          <w:sz w:val="18"/>
+          <w:szCs w:val="18"/>
+          <w:shd w:val="clear" w:color="auto" w:fill="EEEEEE"/>
+        </w:rPr>
+        <w:t>knockout</w:t>
+      </w:r>
+      <w:proofErr w:type="spellEnd"/>
+      <w:r>
+        <w:rPr>
+          <w:rFonts w:ascii="Consolas" w:eastAsia="Consolas" w:hAnsi="Consolas" w:cs="Consolas"/>
+          <w:sz w:val="18"/>
+          <w:szCs w:val="18"/>
+          <w:shd w:val="clear" w:color="auto" w:fill="EEEEEE"/>
+        </w:rPr>
+        <w:t>(</w:t>
+      </w:r>
+      <w:proofErr w:type="gramEnd"/>
+      <w:r>
+        <w:rPr>
+          <w:rFonts w:ascii="Consolas" w:eastAsia="Consolas" w:hAnsi="Consolas" w:cs="Consolas"/>
+          <w:sz w:val="18"/>
+          <w:szCs w:val="18"/>
+          <w:shd w:val="clear" w:color="auto" w:fill="EEEEEE"/>
+        </w:rPr>
+        <w:t>)</w:t>
       </w:r>
       <w:r>
         <w:t xml:space="preserve"> then catches anyone who dropped to 0 lives in the fight and ends the game (the other player wins).</w:t>
@@ -2112,20 +4048,22 @@
         <w:spacing w:after="60"/>
       </w:pPr>
       <w:r>
-        <w:t xml:space="preserve">If nobody won and nobody was knocked out, hand over to the next player.</w:t>
+        <w:t>If nobody won and nobody was knocked out, hand over to the next player.</w:t>
       </w:r>
     </w:p>
     <w:p>
       <w:pPr>
         <w:spacing w:after="120"/>
       </w:pPr>
+      <w:proofErr w:type="spellStart"/>
       <w:r>
         <w:rPr>
           <w:b/>
           <w:bCs/>
         </w:rPr>
-        <w:t xml:space="preserve">Ctrl+S</w:t>
-      </w:r>
+        <w:t>Ctrl+S</w:t>
+      </w:r>
+      <w:proofErr w:type="spellEnd"/>
       <w:r>
         <w:t xml:space="preserve"> to save.</w:t>
       </w:r>
@@ -2142,7 +4080,7 @@
           <w:b/>
           <w:bCs/>
         </w:rPr>
-        <w:t xml:space="preserve">CHECKPOINT:</w:t>
+        <w:t>CHECKPOINT:</w:t>
       </w:r>
       <w:r>
         <w:t xml:space="preserve"> Press </w:t>
@@ -2152,19 +4090,19 @@
           <w:b/>
           <w:bCs/>
         </w:rPr>
-        <w:t xml:space="preserve">F5</w:t>
+        <w:t>F5</w:t>
       </w:r>
       <w:r>
         <w:t xml:space="preserve">. Play until one player catches up to the other on the same tile. The dice display shows both rolls, and the loser loses a life. (Tip: the two starting positions are 18 tiles apart, so use boosts, portals, or a few lucky rolls to close the gap - or drop a </w:t>
       </w:r>
       <w:r>
         <w:rPr>
-          <w:rFonts w:ascii="Consolas" w:cs="Consolas" w:eastAsia="Consolas" w:hAnsi="Consolas"/>
-          <w:sz w:val="18"/>
-          <w:szCs w:val="18"/>
-          <w:shd w:fill="EEEEEE" w:val="clear"/>
-        </w:rPr>
-        <w:t xml:space="preserve">JUMP</w:t>
+          <w:rFonts w:ascii="Consolas" w:eastAsia="Consolas" w:hAnsi="Consolas" w:cs="Consolas"/>
+          <w:sz w:val="18"/>
+          <w:szCs w:val="18"/>
+          <w:shd w:val="clear" w:color="auto" w:fill="EEEEEE"/>
+        </w:rPr>
+        <w:t>JUMP</w:t>
       </w:r>
       <w:r>
         <w:t xml:space="preserve"> tile with the square-swap to send someone onto the other player.)</w:t>
@@ -2172,11 +4110,24 @@
     </w:p>
     <w:p>
       <w:pPr>
+        <w:rPr>
+          <w:color w:val="2E74B5"/>
+          <w:sz w:val="26"/>
+          <w:szCs w:val="26"/>
+        </w:rPr>
+      </w:pPr>
+      <w:r>
+        <w:br w:type="page"/>
+      </w:r>
+    </w:p>
+    <w:p>
+      <w:pPr>
         <w:pStyle w:val="Heading2"/>
-        <w:spacing w:after="120" w:before="240"/>
-      </w:pPr>
-      <w:r>
-        <w:t xml:space="preserve">Stretch Goals</w:t>
+        <w:spacing w:before="240" w:after="120"/>
+      </w:pPr>
+      <w:r>
+        <w:lastRenderedPageBreak/>
+        <w:t>Stretch Goals</w:t>
       </w:r>
     </w:p>
     <w:p>
@@ -2193,34 +4144,129 @@
           <w:b/>
           <w:bCs/>
         </w:rPr>
-        <w:t xml:space="preserve">Winner steals a star.</w:t>
+        <w:t>Winner steals a star.</w:t>
       </w:r>
       <w:r>
         <w:t xml:space="preserve"> Instead of the loser losing a life, the winner robs a star. On a win: </w:t>
       </w:r>
-      <w:r>
-        <w:rPr>
-          <w:rFonts w:ascii="Consolas" w:cs="Consolas" w:eastAsia="Consolas" w:hAnsi="Consolas"/>
-          <w:sz w:val="18"/>
-          <w:szCs w:val="18"/>
-          <w:shd w:fill="EEEEEE" w:val="clear"/>
-        </w:rPr>
-        <w:t xml:space="preserve">loser.stars_collected = max(0, loser.stars_collected - 1)</w:t>
+      <w:proofErr w:type="spellStart"/>
+      <w:proofErr w:type="gramStart"/>
+      <w:r>
+        <w:rPr>
+          <w:rFonts w:ascii="Consolas" w:eastAsia="Consolas" w:hAnsi="Consolas" w:cs="Consolas"/>
+          <w:sz w:val="18"/>
+          <w:szCs w:val="18"/>
+          <w:shd w:val="clear" w:color="auto" w:fill="EEEEEE"/>
+        </w:rPr>
+        <w:t>loser.stars</w:t>
+      </w:r>
+      <w:proofErr w:type="gramEnd"/>
+      <w:r>
+        <w:rPr>
+          <w:rFonts w:ascii="Consolas" w:eastAsia="Consolas" w:hAnsi="Consolas" w:cs="Consolas"/>
+          <w:sz w:val="18"/>
+          <w:szCs w:val="18"/>
+          <w:shd w:val="clear" w:color="auto" w:fill="EEEEEE"/>
+        </w:rPr>
+        <w:t>_collected</w:t>
+      </w:r>
+      <w:proofErr w:type="spellEnd"/>
+      <w:r>
+        <w:rPr>
+          <w:rFonts w:ascii="Consolas" w:eastAsia="Consolas" w:hAnsi="Consolas" w:cs="Consolas"/>
+          <w:sz w:val="18"/>
+          <w:szCs w:val="18"/>
+          <w:shd w:val="clear" w:color="auto" w:fill="EEEEEE"/>
+        </w:rPr>
+        <w:t xml:space="preserve"> = </w:t>
+      </w:r>
+      <w:proofErr w:type="gramStart"/>
+      <w:r>
+        <w:rPr>
+          <w:rFonts w:ascii="Consolas" w:eastAsia="Consolas" w:hAnsi="Consolas" w:cs="Consolas"/>
+          <w:sz w:val="18"/>
+          <w:szCs w:val="18"/>
+          <w:shd w:val="clear" w:color="auto" w:fill="EEEEEE"/>
+        </w:rPr>
+        <w:t>max(</w:t>
+      </w:r>
+      <w:proofErr w:type="gramEnd"/>
+      <w:r>
+        <w:rPr>
+          <w:rFonts w:ascii="Consolas" w:eastAsia="Consolas" w:hAnsi="Consolas" w:cs="Consolas"/>
+          <w:sz w:val="18"/>
+          <w:szCs w:val="18"/>
+          <w:shd w:val="clear" w:color="auto" w:fill="EEEEEE"/>
+        </w:rPr>
+        <w:t xml:space="preserve">0, </w:t>
+      </w:r>
+      <w:proofErr w:type="spellStart"/>
+      <w:proofErr w:type="gramStart"/>
+      <w:r>
+        <w:rPr>
+          <w:rFonts w:ascii="Consolas" w:eastAsia="Consolas" w:hAnsi="Consolas" w:cs="Consolas"/>
+          <w:sz w:val="18"/>
+          <w:szCs w:val="18"/>
+          <w:shd w:val="clear" w:color="auto" w:fill="EEEEEE"/>
+        </w:rPr>
+        <w:t>loser.stars</w:t>
+      </w:r>
+      <w:proofErr w:type="gramEnd"/>
+      <w:r>
+        <w:rPr>
+          <w:rFonts w:ascii="Consolas" w:eastAsia="Consolas" w:hAnsi="Consolas" w:cs="Consolas"/>
+          <w:sz w:val="18"/>
+          <w:szCs w:val="18"/>
+          <w:shd w:val="clear" w:color="auto" w:fill="EEEEEE"/>
+        </w:rPr>
+        <w:t>_collected</w:t>
+      </w:r>
+      <w:proofErr w:type="spellEnd"/>
+      <w:r>
+        <w:rPr>
+          <w:rFonts w:ascii="Consolas" w:eastAsia="Consolas" w:hAnsi="Consolas" w:cs="Consolas"/>
+          <w:sz w:val="18"/>
+          <w:szCs w:val="18"/>
+          <w:shd w:val="clear" w:color="auto" w:fill="EEEEEE"/>
+        </w:rPr>
+        <w:t xml:space="preserve"> - 1)</w:t>
       </w:r>
       <w:r>
         <w:t xml:space="preserve"> and </w:t>
       </w:r>
-      <w:r>
-        <w:rPr>
-          <w:rFonts w:ascii="Consolas" w:cs="Consolas" w:eastAsia="Consolas" w:hAnsi="Consolas"/>
-          <w:sz w:val="18"/>
-          <w:szCs w:val="18"/>
-          <w:shd w:fill="EEEEEE" w:val="clear"/>
-        </w:rPr>
-        <w:t xml:space="preserve">winner.stars_collected += 1</w:t>
-      </w:r>
-      <w:r>
-        <w:t xml:space="preserve">. You will need to remember which token won and which lost.</w:t>
+      <w:proofErr w:type="spellStart"/>
+      <w:proofErr w:type="gramStart"/>
+      <w:r>
+        <w:rPr>
+          <w:rFonts w:ascii="Consolas" w:eastAsia="Consolas" w:hAnsi="Consolas" w:cs="Consolas"/>
+          <w:sz w:val="18"/>
+          <w:szCs w:val="18"/>
+          <w:shd w:val="clear" w:color="auto" w:fill="EEEEEE"/>
+        </w:rPr>
+        <w:t>winner.stars</w:t>
+      </w:r>
+      <w:proofErr w:type="gramEnd"/>
+      <w:r>
+        <w:rPr>
+          <w:rFonts w:ascii="Consolas" w:eastAsia="Consolas" w:hAnsi="Consolas" w:cs="Consolas"/>
+          <w:sz w:val="18"/>
+          <w:szCs w:val="18"/>
+          <w:shd w:val="clear" w:color="auto" w:fill="EEEEEE"/>
+        </w:rPr>
+        <w:t>_collected</w:t>
+      </w:r>
+      <w:proofErr w:type="spellEnd"/>
+      <w:r>
+        <w:rPr>
+          <w:rFonts w:ascii="Consolas" w:eastAsia="Consolas" w:hAnsi="Consolas" w:cs="Consolas"/>
+          <w:sz w:val="18"/>
+          <w:szCs w:val="18"/>
+          <w:shd w:val="clear" w:color="auto" w:fill="EEEEEE"/>
+        </w:rPr>
+        <w:t xml:space="preserve"> += 1</w:t>
+      </w:r>
+      <w:r>
+        <w:t>. You will need to remember which token won and which lost.</w:t>
       </w:r>
     </w:p>
     <w:p>
@@ -2237,10 +4283,18 @@
           <w:b/>
           <w:bCs/>
         </w:rPr>
-        <w:t xml:space="preserve">Battle sounds.</w:t>
-      </w:r>
-      <w:r>
-        <w:t xml:space="preserve"> Combine with the Add Sound Effects To Tiles worksheet: play a clash when the fight starts and a cheer for the winner.</w:t>
+        <w:t>Battle sounds.</w:t>
+      </w:r>
+      <w:r>
+        <w:t xml:space="preserve"> Combine with the Add Sound Effects </w:t>
+      </w:r>
+      <w:proofErr w:type="gramStart"/>
+      <w:r>
+        <w:t>To</w:t>
+      </w:r>
+      <w:proofErr w:type="gramEnd"/>
+      <w:r>
+        <w:t xml:space="preserve"> Tiles worksheet: play a clash when the fight starts and a cheer for the winner.</w:t>
       </w:r>
     </w:p>
     <w:p>
@@ -2257,19 +4311,67 @@
           <w:b/>
           <w:bCs/>
         </w:rPr>
-        <w:t xml:space="preserve">Sudden death.</w:t>
-      </w:r>
-      <w:r>
-        <w:t xml:space="preserve"> A tie is currently safe. Make the fighters keep re-rolling until someone wins: wrap the two rolls in a </w:t>
-      </w:r>
-      <w:r>
-        <w:rPr>
-          <w:rFonts w:ascii="Consolas" w:cs="Consolas" w:eastAsia="Consolas" w:hAnsi="Consolas"/>
-          <w:sz w:val="18"/>
-          <w:szCs w:val="18"/>
-          <w:shd w:fill="EEEEEE" w:val="clear"/>
-        </w:rPr>
-        <w:t xml:space="preserve">while current_roll == other_roll:</w:t>
+        <w:t>Sudden death.</w:t>
+      </w:r>
+      <w:r>
+        <w:t xml:space="preserve"> A tie is currently safe. Make the fighters keep re-rolling until someone </w:t>
+      </w:r>
+      <w:proofErr w:type="gramStart"/>
+      <w:r>
+        <w:t>wins:</w:t>
+      </w:r>
+      <w:proofErr w:type="gramEnd"/>
+      <w:r>
+        <w:t xml:space="preserve"> wrap the two rolls in a </w:t>
+      </w:r>
+      <w:r>
+        <w:rPr>
+          <w:rFonts w:ascii="Consolas" w:eastAsia="Consolas" w:hAnsi="Consolas" w:cs="Consolas"/>
+          <w:sz w:val="18"/>
+          <w:szCs w:val="18"/>
+          <w:shd w:val="clear" w:color="auto" w:fill="EEEEEE"/>
+        </w:rPr>
+        <w:t xml:space="preserve">while </w:t>
+      </w:r>
+      <w:proofErr w:type="spellStart"/>
+      <w:r>
+        <w:rPr>
+          <w:rFonts w:ascii="Consolas" w:eastAsia="Consolas" w:hAnsi="Consolas" w:cs="Consolas"/>
+          <w:sz w:val="18"/>
+          <w:szCs w:val="18"/>
+          <w:shd w:val="clear" w:color="auto" w:fill="EEEEEE"/>
+        </w:rPr>
+        <w:t>current_roll</w:t>
+      </w:r>
+      <w:proofErr w:type="spellEnd"/>
+      <w:r>
+        <w:rPr>
+          <w:rFonts w:ascii="Consolas" w:eastAsia="Consolas" w:hAnsi="Consolas" w:cs="Consolas"/>
+          <w:sz w:val="18"/>
+          <w:szCs w:val="18"/>
+          <w:shd w:val="clear" w:color="auto" w:fill="EEEEEE"/>
+        </w:rPr>
+        <w:t xml:space="preserve"> == </w:t>
+      </w:r>
+      <w:proofErr w:type="spellStart"/>
+      <w:r>
+        <w:rPr>
+          <w:rFonts w:ascii="Consolas" w:eastAsia="Consolas" w:hAnsi="Consolas" w:cs="Consolas"/>
+          <w:sz w:val="18"/>
+          <w:szCs w:val="18"/>
+          <w:shd w:val="clear" w:color="auto" w:fill="EEEEEE"/>
+        </w:rPr>
+        <w:t>other_roll</w:t>
+      </w:r>
+      <w:proofErr w:type="spellEnd"/>
+      <w:r>
+        <w:rPr>
+          <w:rFonts w:ascii="Consolas" w:eastAsia="Consolas" w:hAnsi="Consolas" w:cs="Consolas"/>
+          <w:sz w:val="18"/>
+          <w:szCs w:val="18"/>
+          <w:shd w:val="clear" w:color="auto" w:fill="EEEEEE"/>
+        </w:rPr>
+        <w:t>:</w:t>
       </w:r>
       <w:r>
         <w:t xml:space="preserve"> loop that rolls again.</w:t>
@@ -2289,51 +4391,40 @@
           <w:b/>
           <w:bCs/>
         </w:rPr>
-        <w:t xml:space="preserve">Defender's advantage.</w:t>
+        <w:t>Defender's advantage.</w:t>
       </w:r>
       <w:r>
         <w:t xml:space="preserve"> The player already on the tile is the "defender". Make them win ties instead of nobody: move the tie case into the </w:t>
       </w:r>
       <w:r>
         <w:rPr>
-          <w:rFonts w:ascii="Consolas" w:cs="Consolas" w:eastAsia="Consolas" w:hAnsi="Consolas"/>
-          <w:sz w:val="18"/>
-          <w:szCs w:val="18"/>
-          <w:shd w:fill="EEEEEE" w:val="clear"/>
-        </w:rPr>
-        <w:t xml:space="preserve">else</w:t>
+          <w:rFonts w:ascii="Consolas" w:eastAsia="Consolas" w:hAnsi="Consolas" w:cs="Consolas"/>
+          <w:sz w:val="18"/>
+          <w:szCs w:val="18"/>
+          <w:shd w:val="clear" w:color="auto" w:fill="EEEEEE"/>
+        </w:rPr>
+        <w:t>else</w:t>
       </w:r>
       <w:r>
         <w:t xml:space="preserve"> so the current player (the one who walked in) loses.</w:t>
       </w:r>
     </w:p>
     <w:sectPr>
-      <w:pgSz w:w="11906" w:h="16838" w:orient="portrait"/>
+      <w:headerReference w:type="default" r:id="rId7"/>
+      <w:footerReference w:type="default" r:id="rId8"/>
+      <w:pgSz w:w="11906" w:h="16838"/>
       <w:pgMar w:top="1440" w:right="1440" w:bottom="1440" w:left="1440" w:header="708" w:footer="708" w:gutter="0"/>
-      <w:pgNumType/>
+      <w:cols w:space="720"/>
       <w:docGrid w:linePitch="360"/>
     </w:sectPr>
   </w:body>
 </w:document>
 </file>
 
-<file path=word/comments.xml><?xml version="1.0" encoding="utf-8"?>
-<w:comments xmlns:cx="http://schemas.microsoft.com/office/drawing/2014/chartex" xmlns:cx1="http://schemas.microsoft.com/office/drawing/2015/9/8/chartex" xmlns:cx2="http://schemas.microsoft.com/office/drawing/2015/10/21/chartex" xmlns:cx3="http://schemas.microsoft.com/office/drawing/2016/5/9/chartex" xmlns:cx4="http://schemas.microsoft.com/office/drawing/2016/5/10/chartex" xmlns:cx5="http://schemas.microsoft.com/office/drawing/2016/5/11/chartex" xmlns:cx6="http://schemas.microsoft.com/office/drawing/2016/5/12/chartex" xmlns:cx7="http://schemas.microsoft.com/office/drawing/2016/5/13/chartex" xmlns:cx8="http://schemas.microsoft.com/office/drawing/2016/5/14/chartex" xmlns:mc="http://schemas.openxmlformats.org/markup-compatibility/2006" xmlns:aink="http://schemas.microsoft.com/office/drawing/2016/ink" xmlns:am3d="http://schemas.microsoft.com/office/drawing/2017/model3d" xmlns:o="urn:schemas-microsoft-com:office:office" xmlns:r="http://schemas.openxmlformats.org/officeDocument/2006/relationships" xmlns:m="http://schemas.openxmlformats.org/officeDocument/2006/math" xmlns:v="urn:schemas-microsoft-com:vml" xmlns:wp14="http://schemas.microsoft.com/office/word/2010/wordprocessingDrawing" xmlns:wp="http://schemas.openxmlformats.org/drawingml/2006/wordprocessingDrawing" xmlns:w10="urn:schemas-microsoft-com:office:word" xmlns:w="http://schemas.openxmlformats.org/wordprocessingml/2006/main" xmlns:w14="http://schemas.microsoft.com/office/word/2010/wordml" xmlns:w15="http://schemas.microsoft.com/office/word/2012/wordml" xmlns:w16cex="http://schemas.microsoft.com/office/word/2018/wordml/cex" xmlns:w16cid="http://schemas.microsoft.com/office/word/2016/wordml/cid" xmlns:w16="http://schemas.microsoft.com/office/word/2018/wordml" xmlns:w16sdtdh="http://schemas.microsoft.com/office/word/2020/wordml/sdtdatahash" xmlns:w16se="http://schemas.microsoft.com/office/word/2015/wordml/symex" xmlns:wpg="http://schemas.microsoft.com/office/word/2010/wordprocessingGroup" xmlns:wpi="http://schemas.microsoft.com/office/word/2010/wordprocessingInk" xmlns:wne="http://schemas.microsoft.com/office/word/2006/wordml" xmlns:wps="http://schemas.microsoft.com/office/word/2010/wordprocessingShape"/>
-</file>
-
 <file path=word/endnotes.xml><?xml version="1.0" encoding="utf-8"?>
-<w:endnotes xmlns:wpc="http://schemas.microsoft.com/office/word/2010/wordprocessingCanvas" xmlns:mc="http://schemas.openxmlformats.org/markup-compatibility/2006" xmlns:o="urn:schemas-microsoft-com:office:office" xmlns:r="http://schemas.openxmlformats.org/officeDocument/2006/relationships" xmlns:m="http://schemas.openxmlformats.org/officeDocument/2006/math" xmlns:v="urn:schemas-microsoft-com:vml" xmlns:wp14="http://schemas.microsoft.com/office/word/2010/wordprocessingDrawing" xmlns:wp="http://schemas.openxmlformats.org/drawingml/2006/wordprocessingDrawing" xmlns:w10="urn:schemas-microsoft-com:office:word" xmlns:w="http://schemas.openxmlformats.org/wordprocessingml/2006/main" xmlns:w14="http://schemas.microsoft.com/office/word/2010/wordml" xmlns:w15="http://schemas.microsoft.com/office/word/2012/wordml" xmlns:wpg="http://schemas.microsoft.com/office/word/2010/wordprocessingGroup" xmlns:wpi="http://schemas.microsoft.com/office/word/2010/wordprocessingInk" xmlns:wne="http://schemas.microsoft.com/office/word/2006/wordml" xmlns:wps="http://schemas.microsoft.com/office/word/2010/wordprocessingShape" mc:Ignorable="w14 w15 wp14">
+<w:endnotes xmlns:wpc="http://schemas.microsoft.com/office/word/2010/wordprocessingCanvas" xmlns:cx="http://schemas.microsoft.com/office/drawing/2014/chartex" xmlns:cx1="http://schemas.microsoft.com/office/drawing/2015/9/8/chartex" xmlns:cx2="http://schemas.microsoft.com/office/drawing/2015/10/21/chartex" xmlns:cx3="http://schemas.microsoft.com/office/drawing/2016/5/9/chartex" xmlns:cx4="http://schemas.microsoft.com/office/drawing/2016/5/10/chartex" xmlns:cx5="http://schemas.microsoft.com/office/drawing/2016/5/11/chartex" xmlns:cx6="http://schemas.microsoft.com/office/drawing/2016/5/12/chartex" xmlns:cx7="http://schemas.microsoft.com/office/drawing/2016/5/13/chartex" xmlns:cx8="http://schemas.microsoft.com/office/drawing/2016/5/14/chartex" xmlns:mc="http://schemas.openxmlformats.org/markup-compatibility/2006" xmlns:aink="http://schemas.microsoft.com/office/drawing/2016/ink" xmlns:am3d="http://schemas.microsoft.com/office/drawing/2017/model3d" xmlns:o="urn:schemas-microsoft-com:office:office" xmlns:oel="http://schemas.microsoft.com/office/2019/extlst" xmlns:r="http://schemas.openxmlformats.org/officeDocument/2006/relationships" xmlns:m="http://schemas.openxmlformats.org/officeDocument/2006/math" xmlns:v="urn:schemas-microsoft-com:vml" xmlns:wp14="http://schemas.microsoft.com/office/word/2010/wordprocessingDrawing" xmlns:wp="http://schemas.openxmlformats.org/drawingml/2006/wordprocessingDrawing" xmlns:w10="urn:schemas-microsoft-com:office:word" xmlns:w="http://schemas.openxmlformats.org/wordprocessingml/2006/main" xmlns:w14="http://schemas.microsoft.com/office/word/2010/wordml" xmlns:w15="http://schemas.microsoft.com/office/word/2012/wordml" xmlns:w16cex="http://schemas.microsoft.com/office/word/2018/wordml/cex" xmlns:w16cid="http://schemas.microsoft.com/office/word/2016/wordml/cid" xmlns:w16="http://schemas.microsoft.com/office/word/2018/wordml" xmlns:w16du="http://schemas.microsoft.com/office/word/2023/wordml/word16du" xmlns:w16sdtdh="http://schemas.microsoft.com/office/word/2020/wordml/sdtdatahash" xmlns:w16sdtfl="http://schemas.microsoft.com/office/word/2024/wordml/sdtformatlock" xmlns:w16se="http://schemas.microsoft.com/office/word/2015/wordml/symex" xmlns:wpg="http://schemas.microsoft.com/office/word/2010/wordprocessingGroup" xmlns:wpi="http://schemas.microsoft.com/office/word/2010/wordprocessingInk" xmlns:wne="http://schemas.microsoft.com/office/word/2006/wordml" xmlns:wps="http://schemas.microsoft.com/office/word/2010/wordprocessingShape" mc:Ignorable="w14 w15 w16se w16cid w16 w16cex w16sdtdh w16sdtfl w16du wp14">
   <w:endnote w:type="separator" w:id="-1">
     <w:p>
-      <w:pPr>
-        <w:spacing w:after="0" w:line="240" w:lineRule="auto"/>
-      </w:pPr>
-      <w:r>
-        <w:rPr>
-          <w:rStyle w:val="EndnoteReference"/>
-        </w:rPr>
-        <w:endnoteRef/>
-      </w:r>
       <w:r>
         <w:separator/>
       </w:r>
@@ -2341,15 +4432,6 @@
   </w:endnote>
   <w:endnote w:type="continuationSeparator" w:id="0">
     <w:p>
-      <w:pPr>
-        <w:spacing w:after="0" w:line="240" w:lineRule="auto"/>
-      </w:pPr>
-      <w:r>
-        <w:rPr>
-          <w:rStyle w:val="EndnoteReference"/>
-        </w:rPr>
-        <w:endnoteRef/>
-      </w:r>
       <w:r>
         <w:continuationSeparator/>
       </w:r>
@@ -2358,19 +4440,138 @@
 </w:endnotes>
 </file>
 
+<file path=word/footer1.xml><?xml version="1.0" encoding="utf-8"?>
+<w:ftr xmlns:wpc="http://schemas.microsoft.com/office/word/2010/wordprocessingCanvas" xmlns:cx="http://schemas.microsoft.com/office/drawing/2014/chartex" xmlns:cx1="http://schemas.microsoft.com/office/drawing/2015/9/8/chartex" xmlns:cx2="http://schemas.microsoft.com/office/drawing/2015/10/21/chartex" xmlns:cx3="http://schemas.microsoft.com/office/drawing/2016/5/9/chartex" xmlns:cx4="http://schemas.microsoft.com/office/drawing/2016/5/10/chartex" xmlns:cx5="http://schemas.microsoft.com/office/drawing/2016/5/11/chartex" xmlns:cx6="http://schemas.microsoft.com/office/drawing/2016/5/12/chartex" xmlns:cx7="http://schemas.microsoft.com/office/drawing/2016/5/13/chartex" xmlns:cx8="http://schemas.microsoft.com/office/drawing/2016/5/14/chartex" xmlns:mc="http://schemas.openxmlformats.org/markup-compatibility/2006" xmlns:aink="http://schemas.microsoft.com/office/drawing/2016/ink" xmlns:am3d="http://schemas.microsoft.com/office/drawing/2017/model3d" xmlns:o="urn:schemas-microsoft-com:office:office" xmlns:oel="http://schemas.microsoft.com/office/2019/extlst" xmlns:r="http://schemas.openxmlformats.org/officeDocument/2006/relationships" xmlns:m="http://schemas.openxmlformats.org/officeDocument/2006/math" xmlns:v="urn:schemas-microsoft-com:vml" xmlns:wp14="http://schemas.microsoft.com/office/word/2010/wordprocessingDrawing" xmlns:wp="http://schemas.openxmlformats.org/drawingml/2006/wordprocessingDrawing" xmlns:w10="urn:schemas-microsoft-com:office:word" xmlns:w="http://schemas.openxmlformats.org/wordprocessingml/2006/main" xmlns:w14="http://schemas.microsoft.com/office/word/2010/wordml" xmlns:w15="http://schemas.microsoft.com/office/word/2012/wordml" xmlns:w16cex="http://schemas.microsoft.com/office/word/2018/wordml/cex" xmlns:w16cid="http://schemas.microsoft.com/office/word/2016/wordml/cid" xmlns:w16="http://schemas.microsoft.com/office/word/2018/wordml" xmlns:w16du="http://schemas.microsoft.com/office/word/2023/wordml/word16du" xmlns:w16sdtdh="http://schemas.microsoft.com/office/word/2020/wordml/sdtdatahash" xmlns:w16sdtfl="http://schemas.microsoft.com/office/word/2024/wordml/sdtformatlock" xmlns:w16se="http://schemas.microsoft.com/office/word/2015/wordml/symex" xmlns:wpg="http://schemas.microsoft.com/office/word/2010/wordprocessingGroup" xmlns:wpi="http://schemas.microsoft.com/office/word/2010/wordprocessingInk" xmlns:wne="http://schemas.microsoft.com/office/word/2006/wordml" xmlns:wps="http://schemas.microsoft.com/office/word/2010/wordprocessingShape" mc:Ignorable="w14 w15 w16se w16cid w16 w16cex w16sdtdh w16sdtfl w16du wp14">
+  <w:sdt>
+    <w:sdtPr>
+      <w:id w:val="-1240944328"/>
+      <w:docPartObj>
+        <w:docPartGallery w:val="Page Numbers (Bottom of Page)"/>
+        <w:docPartUnique/>
+      </w:docPartObj>
+    </w:sdtPr>
+    <w:sdtContent>
+      <w:sdt>
+        <w:sdtPr>
+          <w:id w:val="-1769616900"/>
+          <w:docPartObj>
+            <w:docPartGallery w:val="Page Numbers (Top of Page)"/>
+            <w:docPartUnique/>
+          </w:docPartObj>
+        </w:sdtPr>
+        <w:sdtContent>
+          <w:p>
+            <w:pPr>
+              <w:pStyle w:val="Footer"/>
+              <w:jc w:val="right"/>
+            </w:pPr>
+            <w:r>
+              <w:t xml:space="preserve">Page </w:t>
+            </w:r>
+            <w:r>
+              <w:rPr>
+                <w:b/>
+                <w:bCs/>
+                <w:sz w:val="24"/>
+                <w:szCs w:val="24"/>
+              </w:rPr>
+              <w:fldChar w:fldCharType="begin"/>
+            </w:r>
+            <w:r>
+              <w:rPr>
+                <w:b/>
+                <w:bCs/>
+              </w:rPr>
+              <w:instrText xml:space="preserve"> PAGE </w:instrText>
+            </w:r>
+            <w:r>
+              <w:rPr>
+                <w:b/>
+                <w:bCs/>
+                <w:sz w:val="24"/>
+                <w:szCs w:val="24"/>
+              </w:rPr>
+              <w:fldChar w:fldCharType="separate"/>
+            </w:r>
+            <w:r>
+              <w:rPr>
+                <w:b/>
+                <w:bCs/>
+                <w:noProof/>
+              </w:rPr>
+              <w:t>2</w:t>
+            </w:r>
+            <w:r>
+              <w:rPr>
+                <w:b/>
+                <w:bCs/>
+                <w:sz w:val="24"/>
+                <w:szCs w:val="24"/>
+              </w:rPr>
+              <w:fldChar w:fldCharType="end"/>
+            </w:r>
+            <w:r>
+              <w:t xml:space="preserve"> of </w:t>
+            </w:r>
+            <w:r>
+              <w:rPr>
+                <w:b/>
+                <w:bCs/>
+                <w:sz w:val="24"/>
+                <w:szCs w:val="24"/>
+              </w:rPr>
+              <w:fldChar w:fldCharType="begin"/>
+            </w:r>
+            <w:r>
+              <w:rPr>
+                <w:b/>
+                <w:bCs/>
+              </w:rPr>
+              <w:instrText xml:space="preserve"> NUMPAGES  </w:instrText>
+            </w:r>
+            <w:r>
+              <w:rPr>
+                <w:b/>
+                <w:bCs/>
+                <w:sz w:val="24"/>
+                <w:szCs w:val="24"/>
+              </w:rPr>
+              <w:fldChar w:fldCharType="separate"/>
+            </w:r>
+            <w:r>
+              <w:rPr>
+                <w:b/>
+                <w:bCs/>
+                <w:noProof/>
+              </w:rPr>
+              <w:t>2</w:t>
+            </w:r>
+            <w:r>
+              <w:rPr>
+                <w:b/>
+                <w:bCs/>
+                <w:sz w:val="24"/>
+                <w:szCs w:val="24"/>
+              </w:rPr>
+              <w:fldChar w:fldCharType="end"/>
+            </w:r>
+          </w:p>
+        </w:sdtContent>
+      </w:sdt>
+    </w:sdtContent>
+  </w:sdt>
+  <w:p>
+    <w:pPr>
+      <w:pStyle w:val="Footer"/>
+    </w:pPr>
+  </w:p>
+</w:ftr>
+</file>
+
 <file path=word/footnotes.xml><?xml version="1.0" encoding="utf-8"?>
-<w:footnotes xmlns:wpc="http://schemas.microsoft.com/office/word/2010/wordprocessingCanvas" xmlns:mc="http://schemas.openxmlformats.org/markup-compatibility/2006" xmlns:o="urn:schemas-microsoft-com:office:office" xmlns:r="http://schemas.openxmlformats.org/officeDocument/2006/relationships" xmlns:m="http://schemas.openxmlformats.org/officeDocument/2006/math" xmlns:v="urn:schemas-microsoft-com:vml" xmlns:wp14="http://schemas.microsoft.com/office/word/2010/wordprocessingDrawing" xmlns:wp="http://schemas.openxmlformats.org/drawingml/2006/wordprocessingDrawing" xmlns:w10="urn:schemas-microsoft-com:office:word" xmlns:w="http://schemas.openxmlformats.org/wordprocessingml/2006/main" xmlns:w14="http://schemas.microsoft.com/office/word/2010/wordml" xmlns:w15="http://schemas.microsoft.com/office/word/2012/wordml" xmlns:wpg="http://schemas.microsoft.com/office/word/2010/wordprocessingGroup" xmlns:wpi="http://schemas.microsoft.com/office/word/2010/wordprocessingInk" xmlns:wne="http://schemas.microsoft.com/office/word/2006/wordml" xmlns:wps="http://schemas.microsoft.com/office/word/2010/wordprocessingShape" mc:Ignorable="w14 w15 wp14">
+<w:footnotes xmlns:wpc="http://schemas.microsoft.com/office/word/2010/wordprocessingCanvas" xmlns:cx="http://schemas.microsoft.com/office/drawing/2014/chartex" xmlns:cx1="http://schemas.microsoft.com/office/drawing/2015/9/8/chartex" xmlns:cx2="http://schemas.microsoft.com/office/drawing/2015/10/21/chartex" xmlns:cx3="http://schemas.microsoft.com/office/drawing/2016/5/9/chartex" xmlns:cx4="http://schemas.microsoft.com/office/drawing/2016/5/10/chartex" xmlns:cx5="http://schemas.microsoft.com/office/drawing/2016/5/11/chartex" xmlns:cx6="http://schemas.microsoft.com/office/drawing/2016/5/12/chartex" xmlns:cx7="http://schemas.microsoft.com/office/drawing/2016/5/13/chartex" xmlns:cx8="http://schemas.microsoft.com/office/drawing/2016/5/14/chartex" xmlns:mc="http://schemas.openxmlformats.org/markup-compatibility/2006" xmlns:aink="http://schemas.microsoft.com/office/drawing/2016/ink" xmlns:am3d="http://schemas.microsoft.com/office/drawing/2017/model3d" xmlns:o="urn:schemas-microsoft-com:office:office" xmlns:oel="http://schemas.microsoft.com/office/2019/extlst" xmlns:r="http://schemas.openxmlformats.org/officeDocument/2006/relationships" xmlns:m="http://schemas.openxmlformats.org/officeDocument/2006/math" xmlns:v="urn:schemas-microsoft-com:vml" xmlns:wp14="http://schemas.microsoft.com/office/word/2010/wordprocessingDrawing" xmlns:wp="http://schemas.openxmlformats.org/drawingml/2006/wordprocessingDrawing" xmlns:w10="urn:schemas-microsoft-com:office:word" xmlns:w="http://schemas.openxmlformats.org/wordprocessingml/2006/main" xmlns:w14="http://schemas.microsoft.com/office/word/2010/wordml" xmlns:w15="http://schemas.microsoft.com/office/word/2012/wordml" xmlns:w16cex="http://schemas.microsoft.com/office/word/2018/wordml/cex" xmlns:w16cid="http://schemas.microsoft.com/office/word/2016/wordml/cid" xmlns:w16="http://schemas.microsoft.com/office/word/2018/wordml" xmlns:w16du="http://schemas.microsoft.com/office/word/2023/wordml/word16du" xmlns:w16sdtdh="http://schemas.microsoft.com/office/word/2020/wordml/sdtdatahash" xmlns:w16sdtfl="http://schemas.microsoft.com/office/word/2024/wordml/sdtformatlock" xmlns:w16se="http://schemas.microsoft.com/office/word/2015/wordml/symex" xmlns:wpg="http://schemas.microsoft.com/office/word/2010/wordprocessingGroup" xmlns:wpi="http://schemas.microsoft.com/office/word/2010/wordprocessingInk" xmlns:wne="http://schemas.microsoft.com/office/word/2006/wordml" xmlns:wps="http://schemas.microsoft.com/office/word/2010/wordprocessingShape" mc:Ignorable="w14 w15 w16se w16cid w16 w16cex w16sdtdh w16sdtfl w16du wp14">
   <w:footnote w:type="separator" w:id="-1">
     <w:p>
-      <w:pPr>
-        <w:spacing w:after="0" w:line="240" w:lineRule="auto"/>
-      </w:pPr>
-      <w:r>
-        <w:rPr>
-          <w:rStyle w:val="FootnoteReference"/>
-        </w:rPr>
-        <w:footnoteRef/>
-      </w:r>
       <w:r>
         <w:separator/>
       </w:r>
@@ -2378,15 +4579,6 @@
   </w:footnote>
   <w:footnote w:type="continuationSeparator" w:id="0">
     <w:p>
-      <w:pPr>
-        <w:spacing w:after="0" w:line="240" w:lineRule="auto"/>
-      </w:pPr>
-      <w:r>
-        <w:rPr>
-          <w:rStyle w:val="FootnoteReference"/>
-        </w:rPr>
-        <w:footnoteRef/>
-      </w:r>
       <w:r>
         <w:continuationSeparator/>
       </w:r>
@@ -2395,11 +4587,88 @@
 </w:footnotes>
 </file>
 
+<file path=word/header1.xml><?xml version="1.0" encoding="utf-8"?>
+<w:hdr xmlns:wpc="http://schemas.microsoft.com/office/word/2010/wordprocessingCanvas" xmlns:cx="http://schemas.microsoft.com/office/drawing/2014/chartex" xmlns:cx1="http://schemas.microsoft.com/office/drawing/2015/9/8/chartex" xmlns:cx2="http://schemas.microsoft.com/office/drawing/2015/10/21/chartex" xmlns:cx3="http://schemas.microsoft.com/office/drawing/2016/5/9/chartex" xmlns:cx4="http://schemas.microsoft.com/office/drawing/2016/5/10/chartex" xmlns:cx5="http://schemas.microsoft.com/office/drawing/2016/5/11/chartex" xmlns:cx6="http://schemas.microsoft.com/office/drawing/2016/5/12/chartex" xmlns:cx7="http://schemas.microsoft.com/office/drawing/2016/5/13/chartex" xmlns:cx8="http://schemas.microsoft.com/office/drawing/2016/5/14/chartex" xmlns:mc="http://schemas.openxmlformats.org/markup-compatibility/2006" xmlns:aink="http://schemas.microsoft.com/office/drawing/2016/ink" xmlns:am3d="http://schemas.microsoft.com/office/drawing/2017/model3d" xmlns:o="urn:schemas-microsoft-com:office:office" xmlns:oel="http://schemas.microsoft.com/office/2019/extlst" xmlns:r="http://schemas.openxmlformats.org/officeDocument/2006/relationships" xmlns:m="http://schemas.openxmlformats.org/officeDocument/2006/math" xmlns:v="urn:schemas-microsoft-com:vml" xmlns:wp14="http://schemas.microsoft.com/office/word/2010/wordprocessingDrawing" xmlns:wp="http://schemas.openxmlformats.org/drawingml/2006/wordprocessingDrawing" xmlns:w10="urn:schemas-microsoft-com:office:word" xmlns:w="http://schemas.openxmlformats.org/wordprocessingml/2006/main" xmlns:w14="http://schemas.microsoft.com/office/word/2010/wordml" xmlns:w15="http://schemas.microsoft.com/office/word/2012/wordml" xmlns:w16cex="http://schemas.microsoft.com/office/word/2018/wordml/cex" xmlns:w16cid="http://schemas.microsoft.com/office/word/2016/wordml/cid" xmlns:w16="http://schemas.microsoft.com/office/word/2018/wordml" xmlns:w16du="http://schemas.microsoft.com/office/word/2023/wordml/word16du" xmlns:w16sdtdh="http://schemas.microsoft.com/office/word/2020/wordml/sdtdatahash" xmlns:w16sdtfl="http://schemas.microsoft.com/office/word/2024/wordml/sdtformatlock" xmlns:w16se="http://schemas.microsoft.com/office/word/2015/wordml/symex" xmlns:wpg="http://schemas.microsoft.com/office/word/2010/wordprocessingGroup" xmlns:wpi="http://schemas.microsoft.com/office/word/2010/wordprocessingInk" xmlns:wne="http://schemas.microsoft.com/office/word/2006/wordml" xmlns:wps="http://schemas.microsoft.com/office/word/2010/wordprocessingShape" mc:Ignorable="w14 w15 w16se w16cid w16 w16cex w16sdtdh w16sdtfl w16du wp14">
+  <w:p>
+    <w:pPr>
+      <w:pStyle w:val="Header"/>
+    </w:pPr>
+    <w:r>
+      <w:t xml:space="preserve">Worksheet - Player Battle </w:t>
+    </w:r>
+  </w:p>
+</w:hdr>
+</file>
+
 <file path=word/numbering.xml><?xml version="1.0" encoding="utf-8"?>
-<w:numbering xmlns:wpc="http://schemas.microsoft.com/office/word/2010/wordprocessingCanvas" xmlns:mc="http://schemas.openxmlformats.org/markup-compatibility/2006" xmlns:o="urn:schemas-microsoft-com:office:office" xmlns:r="http://schemas.openxmlformats.org/officeDocument/2006/relationships" xmlns:m="http://schemas.openxmlformats.org/officeDocument/2006/math" xmlns:v="urn:schemas-microsoft-com:vml" xmlns:wp14="http://schemas.microsoft.com/office/word/2010/wordprocessingDrawing" xmlns:wp="http://schemas.openxmlformats.org/drawingml/2006/wordprocessingDrawing" xmlns:w10="urn:schemas-microsoft-com:office:word" xmlns:w="http://schemas.openxmlformats.org/wordprocessingml/2006/main" xmlns:w14="http://schemas.microsoft.com/office/word/2010/wordml" xmlns:w15="http://schemas.microsoft.com/office/word/2012/wordml" xmlns:wpg="http://schemas.microsoft.com/office/word/2010/wordprocessingGroup" xmlns:wpi="http://schemas.microsoft.com/office/word/2010/wordprocessingInk" xmlns:wne="http://schemas.microsoft.com/office/word/2006/wordml" xmlns:wps="http://schemas.microsoft.com/office/word/2010/wordprocessingShape" mc:Ignorable="w14 w15 wp14">
+<w:numbering xmlns:wpc="http://schemas.microsoft.com/office/word/2010/wordprocessingCanvas" xmlns:cx="http://schemas.microsoft.com/office/drawing/2014/chartex" xmlns:cx1="http://schemas.microsoft.com/office/drawing/2015/9/8/chartex" xmlns:cx2="http://schemas.microsoft.com/office/drawing/2015/10/21/chartex" xmlns:cx3="http://schemas.microsoft.com/office/drawing/2016/5/9/chartex" xmlns:cx4="http://schemas.microsoft.com/office/drawing/2016/5/10/chartex" xmlns:cx5="http://schemas.microsoft.com/office/drawing/2016/5/11/chartex" xmlns:cx6="http://schemas.microsoft.com/office/drawing/2016/5/12/chartex" xmlns:cx7="http://schemas.microsoft.com/office/drawing/2016/5/13/chartex" xmlns:cx8="http://schemas.microsoft.com/office/drawing/2016/5/14/chartex" xmlns:mc="http://schemas.openxmlformats.org/markup-compatibility/2006" xmlns:aink="http://schemas.microsoft.com/office/drawing/2016/ink" xmlns:am3d="http://schemas.microsoft.com/office/drawing/2017/model3d" xmlns:o="urn:schemas-microsoft-com:office:office" xmlns:oel="http://schemas.microsoft.com/office/2019/extlst" xmlns:r="http://schemas.openxmlformats.org/officeDocument/2006/relationships" xmlns:m="http://schemas.openxmlformats.org/officeDocument/2006/math" xmlns:v="urn:schemas-microsoft-com:vml" xmlns:wp14="http://schemas.microsoft.com/office/word/2010/wordprocessingDrawing" xmlns:wp="http://schemas.openxmlformats.org/drawingml/2006/wordprocessingDrawing" xmlns:w10="urn:schemas-microsoft-com:office:word" xmlns:w="http://schemas.openxmlformats.org/wordprocessingml/2006/main" xmlns:w14="http://schemas.microsoft.com/office/word/2010/wordml" xmlns:w15="http://schemas.microsoft.com/office/word/2012/wordml" xmlns:w16cex="http://schemas.microsoft.com/office/word/2018/wordml/cex" xmlns:w16cid="http://schemas.microsoft.com/office/word/2016/wordml/cid" xmlns:w16="http://schemas.microsoft.com/office/word/2018/wordml" xmlns:w16du="http://schemas.microsoft.com/office/word/2023/wordml/word16du" xmlns:w16sdtdh="http://schemas.microsoft.com/office/word/2020/wordml/sdtdatahash" xmlns:w16sdtfl="http://schemas.microsoft.com/office/word/2024/wordml/sdtformatlock" xmlns:w16se="http://schemas.microsoft.com/office/word/2015/wordml/symex" xmlns:wpg="http://schemas.microsoft.com/office/word/2010/wordprocessingGroup" xmlns:wpi="http://schemas.microsoft.com/office/word/2010/wordprocessingInk" xmlns:wne="http://schemas.microsoft.com/office/word/2006/wordml" xmlns:wps="http://schemas.microsoft.com/office/word/2010/wordprocessingShape" mc:Ignorable="w14 w15 w16se w16cid w16 w16cex w16sdtdh w16sdtfl w16du wp14">
+  <w:abstractNum w:abstractNumId="0" w15:restartNumberingAfterBreak="0">
+    <w:nsid w:val="07AE4794"/>
+    <w:multiLevelType w:val="hybridMultilevel"/>
+    <w:tmpl w:val="617C44A4"/>
+    <w:lvl w:ilvl="0" w:tplc="D47E7DEE">
+      <w:start w:val="1"/>
+      <w:numFmt w:val="bullet"/>
+      <w:lvlText w:val="•"/>
+      <w:lvlJc w:val="left"/>
+      <w:pPr>
+        <w:ind w:left="720" w:hanging="360"/>
+      </w:pPr>
+    </w:lvl>
+    <w:lvl w:ilvl="1" w:tplc="84CAC10C">
+      <w:start w:val="1"/>
+      <w:numFmt w:val="bullet"/>
+      <w:lvlText w:val="◦"/>
+      <w:lvlJc w:val="left"/>
+      <w:pPr>
+        <w:ind w:left="1440" w:hanging="360"/>
+      </w:pPr>
+    </w:lvl>
+    <w:lvl w:ilvl="2" w:tplc="8984298A">
+      <w:start w:val="1"/>
+      <w:numFmt w:val="bullet"/>
+      <w:lvlText w:val="▪"/>
+      <w:lvlJc w:val="left"/>
+      <w:pPr>
+        <w:ind w:left="2160" w:hanging="360"/>
+      </w:pPr>
+    </w:lvl>
+    <w:lvl w:ilvl="3" w:tplc="197AB608">
+      <w:numFmt w:val="decimal"/>
+      <w:lvlText w:val=""/>
+      <w:lvlJc w:val="left"/>
+    </w:lvl>
+    <w:lvl w:ilvl="4" w:tplc="D49637A6">
+      <w:numFmt w:val="decimal"/>
+      <w:lvlText w:val=""/>
+      <w:lvlJc w:val="left"/>
+    </w:lvl>
+    <w:lvl w:ilvl="5" w:tplc="6A1ADA9E">
+      <w:numFmt w:val="decimal"/>
+      <w:lvlText w:val=""/>
+      <w:lvlJc w:val="left"/>
+    </w:lvl>
+    <w:lvl w:ilvl="6" w:tplc="80129770">
+      <w:numFmt w:val="decimal"/>
+      <w:lvlText w:val=""/>
+      <w:lvlJc w:val="left"/>
+    </w:lvl>
+    <w:lvl w:ilvl="7" w:tplc="43EE5EEE">
+      <w:numFmt w:val="decimal"/>
+      <w:lvlText w:val=""/>
+      <w:lvlJc w:val="left"/>
+    </w:lvl>
+    <w:lvl w:ilvl="8" w:tplc="51BCECA6">
+      <w:numFmt w:val="decimal"/>
+      <w:lvlText w:val=""/>
+      <w:lvlJc w:val="left"/>
+    </w:lvl>
+  </w:abstractNum>
   <w:abstractNum w:abstractNumId="1" w15:restartNumberingAfterBreak="0">
+    <w:nsid w:val="11634549"/>
     <w:multiLevelType w:val="hybridMultilevel"/>
-    <w:lvl w:ilvl="0" w15:tentative="1">
+    <w:tmpl w:val="95F090F8"/>
+    <w:lvl w:ilvl="0" w:tplc="155A8AD2">
       <w:start w:val="1"/>
       <w:numFmt w:val="bullet"/>
       <w:lvlText w:val="●"/>
@@ -2408,7 +4677,7 @@
         <w:ind w:left="720" w:hanging="360"/>
       </w:pPr>
     </w:lvl>
-    <w:lvl w:ilvl="1" w15:tentative="1">
+    <w:lvl w:ilvl="1" w:tplc="FB8CF616">
       <w:start w:val="1"/>
       <w:numFmt w:val="bullet"/>
       <w:lvlText w:val="○"/>
@@ -2417,7 +4686,7 @@
         <w:ind w:left="1440" w:hanging="360"/>
       </w:pPr>
     </w:lvl>
-    <w:lvl w:ilvl="2" w15:tentative="1">
+    <w:lvl w:ilvl="2" w:tplc="29F036CE">
       <w:start w:val="1"/>
       <w:numFmt w:val="bullet"/>
       <w:lvlText w:val="■"/>
@@ -2426,7 +4695,7 @@
         <w:ind w:left="2160" w:hanging="360"/>
       </w:pPr>
     </w:lvl>
-    <w:lvl w:ilvl="3" w15:tentative="1">
+    <w:lvl w:ilvl="3" w:tplc="D4382974">
       <w:start w:val="1"/>
       <w:numFmt w:val="bullet"/>
       <w:lvlText w:val="●"/>
@@ -2435,7 +4704,7 @@
         <w:ind w:left="2880" w:hanging="360"/>
       </w:pPr>
     </w:lvl>
-    <w:lvl w:ilvl="4" w15:tentative="1">
+    <w:lvl w:ilvl="4" w:tplc="ACDCEF98">
       <w:start w:val="1"/>
       <w:numFmt w:val="bullet"/>
       <w:lvlText w:val="○"/>
@@ -2444,7 +4713,7 @@
         <w:ind w:left="3600" w:hanging="360"/>
       </w:pPr>
     </w:lvl>
-    <w:lvl w:ilvl="5" w15:tentative="1">
+    <w:lvl w:ilvl="5" w:tplc="552499D8">
       <w:start w:val="1"/>
       <w:numFmt w:val="bullet"/>
       <w:lvlText w:val="■"/>
@@ -2453,7 +4722,7 @@
         <w:ind w:left="4320" w:hanging="360"/>
       </w:pPr>
     </w:lvl>
-    <w:lvl w:ilvl="6" w15:tentative="1">
+    <w:lvl w:ilvl="6" w:tplc="5D483076">
       <w:start w:val="1"/>
       <w:numFmt w:val="bullet"/>
       <w:lvlText w:val="●"/>
@@ -2462,7 +4731,7 @@
         <w:ind w:left="5040" w:hanging="360"/>
       </w:pPr>
     </w:lvl>
-    <w:lvl w:ilvl="7" w15:tentative="1">
+    <w:lvl w:ilvl="7" w:tplc="A5C2B7F2">
       <w:start w:val="1"/>
       <w:numFmt w:val="bullet"/>
       <w:lvlText w:val="●"/>
@@ -2471,7 +4740,7 @@
         <w:ind w:left="5760" w:hanging="360"/>
       </w:pPr>
     </w:lvl>
-    <w:lvl w:ilvl="8" w15:tentative="1">
+    <w:lvl w:ilvl="8" w:tplc="4B847232">
       <w:start w:val="1"/>
       <w:numFmt w:val="bullet"/>
       <w:lvlText w:val="●"/>
@@ -2482,38 +4751,10 @@
     </w:lvl>
   </w:abstractNum>
   <w:abstractNum w:abstractNumId="2" w15:restartNumberingAfterBreak="0">
+    <w:nsid w:val="4CB0517A"/>
     <w:multiLevelType w:val="hybridMultilevel"/>
-    <w:lvl w:ilvl="0" w15:tentative="1">
-      <w:start w:val="1"/>
-      <w:numFmt w:val="bullet"/>
-      <w:lvlText w:val="•"/>
-      <w:lvlJc w:val="left"/>
-      <w:pPr>
-        <w:ind w:left="720" w:hanging="360"/>
-      </w:pPr>
-    </w:lvl>
-    <w:lvl w:ilvl="1" w15:tentative="1">
-      <w:start w:val="1"/>
-      <w:numFmt w:val="bullet"/>
-      <w:lvlText w:val="◦"/>
-      <w:lvlJc w:val="left"/>
-      <w:pPr>
-        <w:ind w:left="1440" w:hanging="360"/>
-      </w:pPr>
-    </w:lvl>
-    <w:lvl w:ilvl="2" w15:tentative="1">
-      <w:start w:val="1"/>
-      <w:numFmt w:val="bullet"/>
-      <w:lvlText w:val="▪"/>
-      <w:lvlJc w:val="left"/>
-      <w:pPr>
-        <w:ind w:left="2160" w:hanging="360"/>
-      </w:pPr>
-    </w:lvl>
-  </w:abstractNum>
-  <w:abstractNum w:abstractNumId="3" w15:restartNumberingAfterBreak="0">
-    <w:multiLevelType w:val="hybridMultilevel"/>
-    <w:lvl w:ilvl="0" w15:tentative="1">
+    <w:tmpl w:val="F050C2AA"/>
+    <w:lvl w:ilvl="0" w:tplc="A2DAFA8C">
       <w:start w:val="1"/>
       <w:numFmt w:val="decimal"/>
       <w:lvlText w:val="%1."/>
@@ -2522,7 +4763,7 @@
         <w:ind w:left="720" w:hanging="360"/>
       </w:pPr>
     </w:lvl>
-    <w:lvl w:ilvl="1" w15:tentative="1">
+    <w:lvl w:ilvl="1" w:tplc="856A9B18">
       <w:start w:val="1"/>
       <w:numFmt w:val="decimal"/>
       <w:lvlText w:val="%2."/>
@@ -2531,7 +4772,7 @@
         <w:ind w:left="1440" w:hanging="360"/>
       </w:pPr>
     </w:lvl>
-    <w:lvl w:ilvl="2" w15:tentative="1">
+    <w:lvl w:ilvl="2" w:tplc="970AC504">
       <w:start w:val="1"/>
       <w:numFmt w:val="decimal"/>
       <w:lvlText w:val="%3."/>
@@ -2540,21 +4781,51 @@
         <w:ind w:left="2160" w:hanging="360"/>
       </w:pPr>
     </w:lvl>
+    <w:lvl w:ilvl="3" w:tplc="E836F1D0">
+      <w:numFmt w:val="decimal"/>
+      <w:lvlText w:val=""/>
+      <w:lvlJc w:val="left"/>
+    </w:lvl>
+    <w:lvl w:ilvl="4" w:tplc="3A1CAAD8">
+      <w:numFmt w:val="decimal"/>
+      <w:lvlText w:val=""/>
+      <w:lvlJc w:val="left"/>
+    </w:lvl>
+    <w:lvl w:ilvl="5" w:tplc="9686350C">
+      <w:numFmt w:val="decimal"/>
+      <w:lvlText w:val=""/>
+      <w:lvlJc w:val="left"/>
+    </w:lvl>
+    <w:lvl w:ilvl="6" w:tplc="6E02DD84">
+      <w:numFmt w:val="decimal"/>
+      <w:lvlText w:val=""/>
+      <w:lvlJc w:val="left"/>
+    </w:lvl>
+    <w:lvl w:ilvl="7" w:tplc="C9A4323A">
+      <w:numFmt w:val="decimal"/>
+      <w:lvlText w:val=""/>
+      <w:lvlJc w:val="left"/>
+    </w:lvl>
+    <w:lvl w:ilvl="8" w:tplc="2356FC36">
+      <w:numFmt w:val="decimal"/>
+      <w:lvlText w:val=""/>
+      <w:lvlJc w:val="left"/>
+    </w:lvl>
   </w:abstractNum>
-  <w:num w:numId="1">
+  <w:num w:numId="1" w16cid:durableId="225772365">
     <w:abstractNumId w:val="1"/>
     <w:lvlOverride w:ilvl="0">
       <w:startOverride w:val="1"/>
     </w:lvlOverride>
   </w:num>
-  <w:num w:numId="2">
-    <w:abstractNumId w:val="2"/>
+  <w:num w:numId="2" w16cid:durableId="639841997">
+    <w:abstractNumId w:val="0"/>
     <w:lvlOverride w:ilvl="0">
       <w:startOverride w:val="1"/>
     </w:lvlOverride>
   </w:num>
-  <w:num w:numId="3">
-    <w:abstractNumId w:val="3"/>
+  <w:num w:numId="3" w16cid:durableId="25301448">
+    <w:abstractNumId w:val="2"/>
     <w:lvlOverride w:ilvl="0">
       <w:startOverride w:val="1"/>
     </w:lvlOverride>
@@ -2563,32 +4834,407 @@
 </file>
 
 <file path=word/styles.xml><?xml version="1.0" encoding="utf-8"?>
-<w:styles xmlns:mc="http://schemas.openxmlformats.org/markup-compatibility/2006" xmlns:r="http://schemas.openxmlformats.org/officeDocument/2006/relationships" xmlns:w="http://schemas.openxmlformats.org/wordprocessingml/2006/main" xmlns:w14="http://schemas.microsoft.com/office/word/2010/wordml" xmlns:w15="http://schemas.microsoft.com/office/word/2012/wordml" mc:Ignorable="w14 w15">
+<w:styles xmlns:mc="http://schemas.openxmlformats.org/markup-compatibility/2006" xmlns:r="http://schemas.openxmlformats.org/officeDocument/2006/relationships" xmlns:w="http://schemas.openxmlformats.org/wordprocessingml/2006/main" xmlns:w14="http://schemas.microsoft.com/office/word/2010/wordml" xmlns:w15="http://schemas.microsoft.com/office/word/2012/wordml" xmlns:w16cex="http://schemas.microsoft.com/office/word/2018/wordml/cex" xmlns:w16cid="http://schemas.microsoft.com/office/word/2016/wordml/cid" xmlns:w16="http://schemas.microsoft.com/office/word/2018/wordml" xmlns:w16du="http://schemas.microsoft.com/office/word/2023/wordml/word16du" xmlns:w16sdtdh="http://schemas.microsoft.com/office/word/2020/wordml/sdtdatahash" xmlns:w16sdtfl="http://schemas.microsoft.com/office/word/2024/wordml/sdtformatlock" xmlns:w16se="http://schemas.microsoft.com/office/word/2015/wordml/symex" mc:Ignorable="w14 w15 w16se w16cid w16 w16cex w16sdtdh w16sdtfl w16du">
   <w:docDefaults>
     <w:rPrDefault>
       <w:rPr>
-        <w:rFonts w:ascii="Calibri" w:cs="Calibri" w:eastAsia="Calibri" w:hAnsi="Calibri"/>
+        <w:rFonts w:ascii="Calibri" w:eastAsia="Calibri" w:hAnsi="Calibri" w:cs="Calibri"/>
         <w:sz w:val="22"/>
         <w:szCs w:val="22"/>
+        <w:lang w:val="en-GB" w:eastAsia="en-GB" w:bidi="ar-SA"/>
       </w:rPr>
     </w:rPrDefault>
     <w:pPrDefault/>
   </w:docDefaults>
-  <w:style w:type="paragraph" w:styleId="Title">
-    <w:name w:val="Title"/>
-    <w:basedOn w:val="Normal"/>
-    <w:next w:val="Normal"/>
+  <w:latentStyles w:defLockedState="0" w:defUIPriority="99" w:defSemiHidden="0" w:defUnhideWhenUsed="0" w:defQFormat="0" w:count="376">
+    <w:lsdException w:name="Normal" w:uiPriority="0" w:qFormat="1"/>
+    <w:lsdException w:name="heading 1" w:uiPriority="9" w:qFormat="1"/>
+    <w:lsdException w:name="heading 2" w:semiHidden="1" w:uiPriority="9" w:unhideWhenUsed="1" w:qFormat="1"/>
+    <w:lsdException w:name="heading 3" w:semiHidden="1" w:uiPriority="9" w:unhideWhenUsed="1" w:qFormat="1"/>
+    <w:lsdException w:name="heading 4" w:semiHidden="1" w:uiPriority="9" w:unhideWhenUsed="1" w:qFormat="1"/>
+    <w:lsdException w:name="heading 5" w:semiHidden="1" w:uiPriority="9" w:unhideWhenUsed="1" w:qFormat="1"/>
+    <w:lsdException w:name="heading 6" w:semiHidden="1" w:uiPriority="9" w:unhideWhenUsed="1" w:qFormat="1"/>
+    <w:lsdException w:name="heading 7" w:semiHidden="1" w:uiPriority="9" w:unhideWhenUsed="1" w:qFormat="1"/>
+    <w:lsdException w:name="heading 8" w:semiHidden="1" w:uiPriority="9" w:unhideWhenUsed="1" w:qFormat="1"/>
+    <w:lsdException w:name="heading 9" w:semiHidden="1" w:uiPriority="9" w:unhideWhenUsed="1" w:qFormat="1"/>
+    <w:lsdException w:name="index 1" w:semiHidden="1" w:unhideWhenUsed="1"/>
+    <w:lsdException w:name="index 2" w:semiHidden="1" w:unhideWhenUsed="1"/>
+    <w:lsdException w:name="index 3" w:semiHidden="1" w:unhideWhenUsed="1"/>
+    <w:lsdException w:name="index 4" w:semiHidden="1" w:unhideWhenUsed="1"/>
+    <w:lsdException w:name="index 5" w:semiHidden="1" w:unhideWhenUsed="1"/>
+    <w:lsdException w:name="index 6" w:semiHidden="1" w:unhideWhenUsed="1"/>
+    <w:lsdException w:name="index 7" w:semiHidden="1" w:unhideWhenUsed="1"/>
+    <w:lsdException w:name="index 8" w:semiHidden="1" w:unhideWhenUsed="1"/>
+    <w:lsdException w:name="index 9" w:semiHidden="1" w:unhideWhenUsed="1"/>
+    <w:lsdException w:name="toc 1" w:semiHidden="1" w:uiPriority="39" w:unhideWhenUsed="1"/>
+    <w:lsdException w:name="toc 2" w:semiHidden="1" w:uiPriority="39" w:unhideWhenUsed="1"/>
+    <w:lsdException w:name="toc 3" w:semiHidden="1" w:uiPriority="39" w:unhideWhenUsed="1"/>
+    <w:lsdException w:name="toc 4" w:semiHidden="1" w:uiPriority="39" w:unhideWhenUsed="1"/>
+    <w:lsdException w:name="toc 5" w:semiHidden="1" w:uiPriority="39" w:unhideWhenUsed="1"/>
+    <w:lsdException w:name="toc 6" w:semiHidden="1" w:uiPriority="39" w:unhideWhenUsed="1"/>
+    <w:lsdException w:name="toc 7" w:semiHidden="1" w:uiPriority="39" w:unhideWhenUsed="1"/>
+    <w:lsdException w:name="toc 8" w:semiHidden="1" w:uiPriority="39" w:unhideWhenUsed="1"/>
+    <w:lsdException w:name="toc 9" w:semiHidden="1" w:uiPriority="39" w:unhideWhenUsed="1"/>
+    <w:lsdException w:name="Normal Indent" w:semiHidden="1" w:unhideWhenUsed="1"/>
+    <w:lsdException w:name="footnote text" w:semiHidden="1" w:unhideWhenUsed="1"/>
+    <w:lsdException w:name="annotation text" w:semiHidden="1" w:unhideWhenUsed="1"/>
+    <w:lsdException w:name="header" w:semiHidden="1" w:unhideWhenUsed="1"/>
+    <w:lsdException w:name="footer" w:semiHidden="1" w:unhideWhenUsed="1"/>
+    <w:lsdException w:name="index heading" w:semiHidden="1" w:unhideWhenUsed="1"/>
+    <w:lsdException w:name="caption" w:semiHidden="1" w:uiPriority="35" w:unhideWhenUsed="1" w:qFormat="1"/>
+    <w:lsdException w:name="table of figures" w:semiHidden="1" w:unhideWhenUsed="1"/>
+    <w:lsdException w:name="envelope address" w:semiHidden="1" w:unhideWhenUsed="1"/>
+    <w:lsdException w:name="envelope return" w:semiHidden="1" w:unhideWhenUsed="1"/>
+    <w:lsdException w:name="footnote reference" w:semiHidden="1" w:unhideWhenUsed="1"/>
+    <w:lsdException w:name="annotation reference" w:semiHidden="1" w:unhideWhenUsed="1"/>
+    <w:lsdException w:name="line number" w:semiHidden="1" w:unhideWhenUsed="1"/>
+    <w:lsdException w:name="page number" w:semiHidden="1" w:unhideWhenUsed="1"/>
+    <w:lsdException w:name="endnote reference" w:semiHidden="1" w:unhideWhenUsed="1"/>
+    <w:lsdException w:name="endnote text" w:semiHidden="1" w:unhideWhenUsed="1"/>
+    <w:lsdException w:name="table of authorities" w:semiHidden="1" w:unhideWhenUsed="1"/>
+    <w:lsdException w:name="macro" w:semiHidden="1" w:unhideWhenUsed="1"/>
+    <w:lsdException w:name="toa heading" w:semiHidden="1" w:unhideWhenUsed="1"/>
+    <w:lsdException w:name="List" w:semiHidden="1" w:unhideWhenUsed="1"/>
+    <w:lsdException w:name="List Bullet" w:semiHidden="1" w:unhideWhenUsed="1"/>
+    <w:lsdException w:name="List Number" w:semiHidden="1" w:unhideWhenUsed="1"/>
+    <w:lsdException w:name="List 2" w:semiHidden="1" w:unhideWhenUsed="1"/>
+    <w:lsdException w:name="List 3" w:semiHidden="1" w:unhideWhenUsed="1"/>
+    <w:lsdException w:name="List 4" w:semiHidden="1" w:unhideWhenUsed="1"/>
+    <w:lsdException w:name="List 5" w:semiHidden="1" w:unhideWhenUsed="1"/>
+    <w:lsdException w:name="List Bullet 2" w:semiHidden="1" w:unhideWhenUsed="1"/>
+    <w:lsdException w:name="List Bullet 3" w:semiHidden="1" w:unhideWhenUsed="1"/>
+    <w:lsdException w:name="List Bullet 4" w:semiHidden="1" w:unhideWhenUsed="1"/>
+    <w:lsdException w:name="List Bullet 5" w:semiHidden="1" w:unhideWhenUsed="1"/>
+    <w:lsdException w:name="List Number 2" w:semiHidden="1" w:unhideWhenUsed="1"/>
+    <w:lsdException w:name="List Number 3" w:semiHidden="1" w:unhideWhenUsed="1"/>
+    <w:lsdException w:name="List Number 4" w:semiHidden="1" w:unhideWhenUsed="1"/>
+    <w:lsdException w:name="List Number 5" w:semiHidden="1" w:unhideWhenUsed="1"/>
+    <w:lsdException w:name="Title" w:uiPriority="10" w:qFormat="1"/>
+    <w:lsdException w:name="Closing" w:semiHidden="1" w:unhideWhenUsed="1"/>
+    <w:lsdException w:name="Signature" w:semiHidden="1" w:unhideWhenUsed="1"/>
+    <w:lsdException w:name="Default Paragraph Font" w:semiHidden="1" w:uiPriority="1" w:unhideWhenUsed="1"/>
+    <w:lsdException w:name="Body Text" w:semiHidden="1" w:unhideWhenUsed="1"/>
+    <w:lsdException w:name="Body Text Indent" w:semiHidden="1" w:unhideWhenUsed="1"/>
+    <w:lsdException w:name="List Continue" w:semiHidden="1" w:unhideWhenUsed="1"/>
+    <w:lsdException w:name="List Continue 2" w:semiHidden="1" w:unhideWhenUsed="1"/>
+    <w:lsdException w:name="List Continue 3" w:semiHidden="1" w:unhideWhenUsed="1"/>
+    <w:lsdException w:name="List Continue 4" w:semiHidden="1" w:unhideWhenUsed="1"/>
+    <w:lsdException w:name="List Continue 5" w:semiHidden="1" w:unhideWhenUsed="1"/>
+    <w:lsdException w:name="Message Header" w:semiHidden="1" w:unhideWhenUsed="1"/>
+    <w:lsdException w:name="Subtitle" w:uiPriority="11" w:qFormat="1"/>
+    <w:lsdException w:name="Salutation" w:semiHidden="1" w:unhideWhenUsed="1"/>
+    <w:lsdException w:name="Date" w:semiHidden="1" w:unhideWhenUsed="1"/>
+    <w:lsdException w:name="Body Text First Indent" w:semiHidden="1" w:unhideWhenUsed="1"/>
+    <w:lsdException w:name="Body Text First Indent 2" w:semiHidden="1" w:unhideWhenUsed="1"/>
+    <w:lsdException w:name="Note Heading" w:semiHidden="1" w:unhideWhenUsed="1"/>
+    <w:lsdException w:name="Body Text 2" w:semiHidden="1" w:unhideWhenUsed="1"/>
+    <w:lsdException w:name="Body Text 3" w:semiHidden="1" w:unhideWhenUsed="1"/>
+    <w:lsdException w:name="Body Text Indent 2" w:semiHidden="1" w:unhideWhenUsed="1"/>
+    <w:lsdException w:name="Body Text Indent 3" w:semiHidden="1" w:unhideWhenUsed="1"/>
+    <w:lsdException w:name="Block Text" w:semiHidden="1" w:unhideWhenUsed="1"/>
+    <w:lsdException w:name="Hyperlink" w:semiHidden="1" w:unhideWhenUsed="1"/>
+    <w:lsdException w:name="FollowedHyperlink" w:semiHidden="1" w:unhideWhenUsed="1"/>
+    <w:lsdException w:name="Strong" w:uiPriority="22" w:qFormat="1"/>
+    <w:lsdException w:name="Emphasis" w:uiPriority="20" w:qFormat="1"/>
+    <w:lsdException w:name="Document Map" w:semiHidden="1" w:unhideWhenUsed="1"/>
+    <w:lsdException w:name="Plain Text" w:semiHidden="1" w:unhideWhenUsed="1"/>
+    <w:lsdException w:name="E-mail Signature" w:semiHidden="1" w:unhideWhenUsed="1"/>
+    <w:lsdException w:name="HTML Top of Form" w:semiHidden="1" w:unhideWhenUsed="1"/>
+    <w:lsdException w:name="HTML Bottom of Form" w:semiHidden="1" w:unhideWhenUsed="1"/>
+    <w:lsdException w:name="Normal (Web)" w:semiHidden="1" w:unhideWhenUsed="1"/>
+    <w:lsdException w:name="HTML Acronym" w:semiHidden="1" w:unhideWhenUsed="1"/>
+    <w:lsdException w:name="HTML Address" w:semiHidden="1" w:unhideWhenUsed="1"/>
+    <w:lsdException w:name="HTML Cite" w:semiHidden="1" w:unhideWhenUsed="1"/>
+    <w:lsdException w:name="HTML Code" w:semiHidden="1" w:unhideWhenUsed="1"/>
+    <w:lsdException w:name="HTML Definition" w:semiHidden="1" w:unhideWhenUsed="1"/>
+    <w:lsdException w:name="HTML Keyboard" w:semiHidden="1" w:unhideWhenUsed="1"/>
+    <w:lsdException w:name="HTML Preformatted" w:semiHidden="1" w:unhideWhenUsed="1"/>
+    <w:lsdException w:name="HTML Sample" w:semiHidden="1" w:unhideWhenUsed="1"/>
+    <w:lsdException w:name="HTML Typewriter" w:semiHidden="1" w:unhideWhenUsed="1"/>
+    <w:lsdException w:name="HTML Variable" w:semiHidden="1" w:unhideWhenUsed="1"/>
+    <w:lsdException w:name="Normal Table" w:semiHidden="1" w:unhideWhenUsed="1"/>
+    <w:lsdException w:name="annotation subject" w:semiHidden="1" w:unhideWhenUsed="1"/>
+    <w:lsdException w:name="No List" w:semiHidden="1" w:unhideWhenUsed="1"/>
+    <w:lsdException w:name="Outline List 1" w:semiHidden="1" w:unhideWhenUsed="1"/>
+    <w:lsdException w:name="Outline List 2" w:semiHidden="1" w:unhideWhenUsed="1"/>
+    <w:lsdException w:name="Outline List 3" w:semiHidden="1" w:unhideWhenUsed="1"/>
+    <w:lsdException w:name="Table Simple 1" w:semiHidden="1" w:unhideWhenUsed="1"/>
+    <w:lsdException w:name="Table Simple 2" w:semiHidden="1" w:unhideWhenUsed="1"/>
+    <w:lsdException w:name="Table Simple 3" w:semiHidden="1" w:unhideWhenUsed="1"/>
+    <w:lsdException w:name="Table Classic 1" w:semiHidden="1" w:unhideWhenUsed="1"/>
+    <w:lsdException w:name="Table Classic 2" w:semiHidden="1" w:unhideWhenUsed="1"/>
+    <w:lsdException w:name="Table Classic 3" w:semiHidden="1" w:unhideWhenUsed="1"/>
+    <w:lsdException w:name="Table Classic 4" w:semiHidden="1" w:unhideWhenUsed="1"/>
+    <w:lsdException w:name="Table Colorful 1" w:semiHidden="1" w:unhideWhenUsed="1"/>
+    <w:lsdException w:name="Table Colorful 2" w:semiHidden="1" w:unhideWhenUsed="1"/>
+    <w:lsdException w:name="Table Colorful 3" w:semiHidden="1" w:unhideWhenUsed="1"/>
+    <w:lsdException w:name="Table Columns 1" w:semiHidden="1" w:unhideWhenUsed="1"/>
+    <w:lsdException w:name="Table Columns 2" w:semiHidden="1" w:unhideWhenUsed="1"/>
+    <w:lsdException w:name="Table Columns 3" w:semiHidden="1" w:unhideWhenUsed="1"/>
+    <w:lsdException w:name="Table Columns 4" w:semiHidden="1" w:unhideWhenUsed="1"/>
+    <w:lsdException w:name="Table Columns 5" w:semiHidden="1" w:unhideWhenUsed="1"/>
+    <w:lsdException w:name="Table Grid 1" w:semiHidden="1" w:unhideWhenUsed="1"/>
+    <w:lsdException w:name="Table Grid 2" w:semiHidden="1" w:unhideWhenUsed="1"/>
+    <w:lsdException w:name="Table Grid 3" w:semiHidden="1" w:unhideWhenUsed="1"/>
+    <w:lsdException w:name="Table Grid 4" w:semiHidden="1" w:unhideWhenUsed="1"/>
+    <w:lsdException w:name="Table Grid 5" w:semiHidden="1" w:unhideWhenUsed="1"/>
+    <w:lsdException w:name="Table Grid 6" w:semiHidden="1" w:unhideWhenUsed="1"/>
+    <w:lsdException w:name="Table Grid 7" w:semiHidden="1" w:unhideWhenUsed="1"/>
+    <w:lsdException w:name="Table Grid 8" w:semiHidden="1" w:unhideWhenUsed="1"/>
+    <w:lsdException w:name="Table List 1" w:semiHidden="1" w:unhideWhenUsed="1"/>
+    <w:lsdException w:name="Table List 2" w:semiHidden="1" w:unhideWhenUsed="1"/>
+    <w:lsdException w:name="Table List 3" w:semiHidden="1" w:unhideWhenUsed="1"/>
+    <w:lsdException w:name="Table List 4" w:semiHidden="1" w:unhideWhenUsed="1"/>
+    <w:lsdException w:name="Table List 5" w:semiHidden="1" w:unhideWhenUsed="1"/>
+    <w:lsdException w:name="Table List 6" w:semiHidden="1" w:unhideWhenUsed="1"/>
+    <w:lsdException w:name="Table List 7" w:semiHidden="1" w:unhideWhenUsed="1"/>
+    <w:lsdException w:name="Table List 8" w:semiHidden="1" w:unhideWhenUsed="1"/>
+    <w:lsdException w:name="Table 3D effects 1" w:semiHidden="1" w:unhideWhenUsed="1"/>
+    <w:lsdException w:name="Table 3D effects 2" w:semiHidden="1" w:unhideWhenUsed="1"/>
+    <w:lsdException w:name="Table 3D effects 3" w:semiHidden="1" w:unhideWhenUsed="1"/>
+    <w:lsdException w:name="Table Contemporary" w:semiHidden="1" w:unhideWhenUsed="1"/>
+    <w:lsdException w:name="Table Elegant" w:semiHidden="1" w:unhideWhenUsed="1"/>
+    <w:lsdException w:name="Table Professional" w:semiHidden="1" w:unhideWhenUsed="1"/>
+    <w:lsdException w:name="Table Subtle 1" w:semiHidden="1" w:unhideWhenUsed="1"/>
+    <w:lsdException w:name="Table Subtle 2" w:semiHidden="1" w:unhideWhenUsed="1"/>
+    <w:lsdException w:name="Table Web 1" w:semiHidden="1" w:unhideWhenUsed="1"/>
+    <w:lsdException w:name="Table Web 2" w:semiHidden="1" w:unhideWhenUsed="1"/>
+    <w:lsdException w:name="Table Web 3" w:semiHidden="1" w:unhideWhenUsed="1"/>
+    <w:lsdException w:name="Balloon Text" w:semiHidden="1" w:unhideWhenUsed="1"/>
+    <w:lsdException w:name="Table Grid" w:uiPriority="39"/>
+    <w:lsdException w:name="Table Theme" w:semiHidden="1" w:unhideWhenUsed="1"/>
+    <w:lsdException w:name="Placeholder Text" w:semiHidden="1"/>
+    <w:lsdException w:name="No Spacing" w:uiPriority="1" w:qFormat="1"/>
+    <w:lsdException w:name="Light Shading" w:uiPriority="60"/>
+    <w:lsdException w:name="Light List" w:uiPriority="61"/>
+    <w:lsdException w:name="Light Grid" w:uiPriority="62"/>
+    <w:lsdException w:name="Medium Shading 1" w:uiPriority="63"/>
+    <w:lsdException w:name="Medium Shading 2" w:uiPriority="64"/>
+    <w:lsdException w:name="Medium List 1" w:uiPriority="65"/>
+    <w:lsdException w:name="Medium List 2" w:uiPriority="66"/>
+    <w:lsdException w:name="Medium Grid 1" w:uiPriority="67"/>
+    <w:lsdException w:name="Medium Grid 2" w:uiPriority="68"/>
+    <w:lsdException w:name="Medium Grid 3" w:uiPriority="69"/>
+    <w:lsdException w:name="Dark List" w:uiPriority="70"/>
+    <w:lsdException w:name="Colorful Shading" w:uiPriority="71"/>
+    <w:lsdException w:name="Colorful List" w:uiPriority="72"/>
+    <w:lsdException w:name="Colorful Grid" w:uiPriority="73"/>
+    <w:lsdException w:name="Light Shading Accent 1" w:uiPriority="60"/>
+    <w:lsdException w:name="Light List Accent 1" w:uiPriority="61"/>
+    <w:lsdException w:name="Light Grid Accent 1" w:uiPriority="62"/>
+    <w:lsdException w:name="Medium Shading 1 Accent 1" w:uiPriority="63"/>
+    <w:lsdException w:name="Medium Shading 2 Accent 1" w:uiPriority="64"/>
+    <w:lsdException w:name="Medium List 1 Accent 1" w:uiPriority="65"/>
+    <w:lsdException w:name="Revision" w:semiHidden="1"/>
+    <w:lsdException w:name="List Paragraph" w:uiPriority="34" w:qFormat="1"/>
+    <w:lsdException w:name="Quote" w:uiPriority="29" w:qFormat="1"/>
+    <w:lsdException w:name="Intense Quote" w:uiPriority="30" w:qFormat="1"/>
+    <w:lsdException w:name="Medium List 2 Accent 1" w:uiPriority="66"/>
+    <w:lsdException w:name="Medium Grid 1 Accent 1" w:uiPriority="67"/>
+    <w:lsdException w:name="Medium Grid 2 Accent 1" w:uiPriority="68"/>
+    <w:lsdException w:name="Medium Grid 3 Accent 1" w:uiPriority="69"/>
+    <w:lsdException w:name="Dark List Accent 1" w:uiPriority="70"/>
+    <w:lsdException w:name="Colorful Shading Accent 1" w:uiPriority="71"/>
+    <w:lsdException w:name="Colorful List Accent 1" w:uiPriority="72"/>
+    <w:lsdException w:name="Colorful Grid Accent 1" w:uiPriority="73"/>
+    <w:lsdException w:name="Light Shading Accent 2" w:uiPriority="60"/>
+    <w:lsdException w:name="Light List Accent 2" w:uiPriority="61"/>
+    <w:lsdException w:name="Light Grid Accent 2" w:uiPriority="62"/>
+    <w:lsdException w:name="Medium Shading 1 Accent 2" w:uiPriority="63"/>
+    <w:lsdException w:name="Medium Shading 2 Accent 2" w:uiPriority="64"/>
+    <w:lsdException w:name="Medium List 1 Accent 2" w:uiPriority="65"/>
+    <w:lsdException w:name="Medium List 2 Accent 2" w:uiPriority="66"/>
+    <w:lsdException w:name="Medium Grid 1 Accent 2" w:uiPriority="67"/>
+    <w:lsdException w:name="Medium Grid 2 Accent 2" w:uiPriority="68"/>
+    <w:lsdException w:name="Medium Grid 3 Accent 2" w:uiPriority="69"/>
+    <w:lsdException w:name="Dark List Accent 2" w:uiPriority="70"/>
+    <w:lsdException w:name="Colorful Shading Accent 2" w:uiPriority="71"/>
+    <w:lsdException w:name="Colorful List Accent 2" w:uiPriority="72"/>
+    <w:lsdException w:name="Colorful Grid Accent 2" w:uiPriority="73"/>
+    <w:lsdException w:name="Light Shading Accent 3" w:uiPriority="60"/>
+    <w:lsdException w:name="Light List Accent 3" w:uiPriority="61"/>
+    <w:lsdException w:name="Light Grid Accent 3" w:uiPriority="62"/>
+    <w:lsdException w:name="Medium Shading 1 Accent 3" w:uiPriority="63"/>
+    <w:lsdException w:name="Medium Shading 2 Accent 3" w:uiPriority="64"/>
+    <w:lsdException w:name="Medium List 1 Accent 3" w:uiPriority="65"/>
+    <w:lsdException w:name="Medium List 2 Accent 3" w:uiPriority="66"/>
+    <w:lsdException w:name="Medium Grid 1 Accent 3" w:uiPriority="67"/>
+    <w:lsdException w:name="Medium Grid 2 Accent 3" w:uiPriority="68"/>
+    <w:lsdException w:name="Medium Grid 3 Accent 3" w:uiPriority="69"/>
+    <w:lsdException w:name="Dark List Accent 3" w:uiPriority="70"/>
+    <w:lsdException w:name="Colorful Shading Accent 3" w:uiPriority="71"/>
+    <w:lsdException w:name="Colorful List Accent 3" w:uiPriority="72"/>
+    <w:lsdException w:name="Colorful Grid Accent 3" w:uiPriority="73"/>
+    <w:lsdException w:name="Light Shading Accent 4" w:uiPriority="60"/>
+    <w:lsdException w:name="Light List Accent 4" w:uiPriority="61"/>
+    <w:lsdException w:name="Light Grid Accent 4" w:uiPriority="62"/>
+    <w:lsdException w:name="Medium Shading 1 Accent 4" w:uiPriority="63"/>
+    <w:lsdException w:name="Medium Shading 2 Accent 4" w:uiPriority="64"/>
+    <w:lsdException w:name="Medium List 1 Accent 4" w:uiPriority="65"/>
+    <w:lsdException w:name="Medium List 2 Accent 4" w:uiPriority="66"/>
+    <w:lsdException w:name="Medium Grid 1 Accent 4" w:uiPriority="67"/>
+    <w:lsdException w:name="Medium Grid 2 Accent 4" w:uiPriority="68"/>
+    <w:lsdException w:name="Medium Grid 3 Accent 4" w:uiPriority="69"/>
+    <w:lsdException w:name="Dark List Accent 4" w:uiPriority="70"/>
+    <w:lsdException w:name="Colorful Shading Accent 4" w:uiPriority="71"/>
+    <w:lsdException w:name="Colorful List Accent 4" w:uiPriority="72"/>
+    <w:lsdException w:name="Colorful Grid Accent 4" w:uiPriority="73"/>
+    <w:lsdException w:name="Light Shading Accent 5" w:uiPriority="60"/>
+    <w:lsdException w:name="Light List Accent 5" w:uiPriority="61"/>
+    <w:lsdException w:name="Light Grid Accent 5" w:uiPriority="62"/>
+    <w:lsdException w:name="Medium Shading 1 Accent 5" w:uiPriority="63"/>
+    <w:lsdException w:name="Medium Shading 2 Accent 5" w:uiPriority="64"/>
+    <w:lsdException w:name="Medium List 1 Accent 5" w:uiPriority="65"/>
+    <w:lsdException w:name="Medium List 2 Accent 5" w:uiPriority="66"/>
+    <w:lsdException w:name="Medium Grid 1 Accent 5" w:uiPriority="67"/>
+    <w:lsdException w:name="Medium Grid 2 Accent 5" w:uiPriority="68"/>
+    <w:lsdException w:name="Medium Grid 3 Accent 5" w:uiPriority="69"/>
+    <w:lsdException w:name="Dark List Accent 5" w:uiPriority="70"/>
+    <w:lsdException w:name="Colorful Shading Accent 5" w:uiPriority="71"/>
+    <w:lsdException w:name="Colorful List Accent 5" w:uiPriority="72"/>
+    <w:lsdException w:name="Colorful Grid Accent 5" w:uiPriority="73"/>
+    <w:lsdException w:name="Light Shading Accent 6" w:uiPriority="60"/>
+    <w:lsdException w:name="Light List Accent 6" w:uiPriority="61"/>
+    <w:lsdException w:name="Light Grid Accent 6" w:uiPriority="62"/>
+    <w:lsdException w:name="Medium Shading 1 Accent 6" w:uiPriority="63"/>
+    <w:lsdException w:name="Medium Shading 2 Accent 6" w:uiPriority="64"/>
+    <w:lsdException w:name="Medium List 1 Accent 6" w:uiPriority="65"/>
+    <w:lsdException w:name="Medium List 2 Accent 6" w:uiPriority="66"/>
+    <w:lsdException w:name="Medium Grid 1 Accent 6" w:uiPriority="67"/>
+    <w:lsdException w:name="Medium Grid 2 Accent 6" w:uiPriority="68"/>
+    <w:lsdException w:name="Medium Grid 3 Accent 6" w:uiPriority="69"/>
+    <w:lsdException w:name="Dark List Accent 6" w:uiPriority="70"/>
+    <w:lsdException w:name="Colorful Shading Accent 6" w:uiPriority="71"/>
+    <w:lsdException w:name="Colorful List Accent 6" w:uiPriority="72"/>
+    <w:lsdException w:name="Colorful Grid Accent 6" w:uiPriority="73"/>
+    <w:lsdException w:name="Subtle Emphasis" w:uiPriority="19" w:qFormat="1"/>
+    <w:lsdException w:name="Intense Emphasis" w:uiPriority="21" w:qFormat="1"/>
+    <w:lsdException w:name="Subtle Reference" w:uiPriority="31" w:qFormat="1"/>
+    <w:lsdException w:name="Intense Reference" w:uiPriority="32" w:qFormat="1"/>
+    <w:lsdException w:name="Book Title" w:uiPriority="33" w:qFormat="1"/>
+    <w:lsdException w:name="Bibliography" w:semiHidden="1" w:uiPriority="37" w:unhideWhenUsed="1"/>
+    <w:lsdException w:name="TOC Heading" w:semiHidden="1" w:uiPriority="39" w:unhideWhenUsed="1" w:qFormat="1"/>
+    <w:lsdException w:name="Plain Table 1" w:uiPriority="41"/>
+    <w:lsdException w:name="Plain Table 2" w:uiPriority="42"/>
+    <w:lsdException w:name="Plain Table 3" w:uiPriority="43"/>
+    <w:lsdException w:name="Plain Table 4" w:uiPriority="44"/>
+    <w:lsdException w:name="Plain Table 5" w:uiPriority="45"/>
+    <w:lsdException w:name="Grid Table Light" w:uiPriority="40"/>
+    <w:lsdException w:name="Grid Table 1 Light" w:uiPriority="46"/>
+    <w:lsdException w:name="Grid Table 2" w:uiPriority="47"/>
+    <w:lsdException w:name="Grid Table 3" w:uiPriority="48"/>
+    <w:lsdException w:name="Grid Table 4" w:uiPriority="49"/>
+    <w:lsdException w:name="Grid Table 5 Dark" w:uiPriority="50"/>
+    <w:lsdException w:name="Grid Table 6 Colorful" w:uiPriority="51"/>
+    <w:lsdException w:name="Grid Table 7 Colorful" w:uiPriority="52"/>
+    <w:lsdException w:name="Grid Table 1 Light Accent 1" w:uiPriority="46"/>
+    <w:lsdException w:name="Grid Table 2 Accent 1" w:uiPriority="47"/>
+    <w:lsdException w:name="Grid Table 3 Accent 1" w:uiPriority="48"/>
+    <w:lsdException w:name="Grid Table 4 Accent 1" w:uiPriority="49"/>
+    <w:lsdException w:name="Grid Table 5 Dark Accent 1" w:uiPriority="50"/>
+    <w:lsdException w:name="Grid Table 6 Colorful Accent 1" w:uiPriority="51"/>
+    <w:lsdException w:name="Grid Table 7 Colorful Accent 1" w:uiPriority="52"/>
+    <w:lsdException w:name="Grid Table 1 Light Accent 2" w:uiPriority="46"/>
+    <w:lsdException w:name="Grid Table 2 Accent 2" w:uiPriority="47"/>
+    <w:lsdException w:name="Grid Table 3 Accent 2" w:uiPriority="48"/>
+    <w:lsdException w:name="Grid Table 4 Accent 2" w:uiPriority="49"/>
+    <w:lsdException w:name="Grid Table 5 Dark Accent 2" w:uiPriority="50"/>
+    <w:lsdException w:name="Grid Table 6 Colorful Accent 2" w:uiPriority="51"/>
+    <w:lsdException w:name="Grid Table 7 Colorful Accent 2" w:uiPriority="52"/>
+    <w:lsdException w:name="Grid Table 1 Light Accent 3" w:uiPriority="46"/>
+    <w:lsdException w:name="Grid Table 2 Accent 3" w:uiPriority="47"/>
+    <w:lsdException w:name="Grid Table 3 Accent 3" w:uiPriority="48"/>
+    <w:lsdException w:name="Grid Table 4 Accent 3" w:uiPriority="49"/>
+    <w:lsdException w:name="Grid Table 5 Dark Accent 3" w:uiPriority="50"/>
+    <w:lsdException w:name="Grid Table 6 Colorful Accent 3" w:uiPriority="51"/>
+    <w:lsdException w:name="Grid Table 7 Colorful Accent 3" w:uiPriority="52"/>
+    <w:lsdException w:name="Grid Table 1 Light Accent 4" w:uiPriority="46"/>
+    <w:lsdException w:name="Grid Table 2 Accent 4" w:uiPriority="47"/>
+    <w:lsdException w:name="Grid Table 3 Accent 4" w:uiPriority="48"/>
+    <w:lsdException w:name="Grid Table 4 Accent 4" w:uiPriority="49"/>
+    <w:lsdException w:name="Grid Table 5 Dark Accent 4" w:uiPriority="50"/>
+    <w:lsdException w:name="Grid Table 6 Colorful Accent 4" w:uiPriority="51"/>
+    <w:lsdException w:name="Grid Table 7 Colorful Accent 4" w:uiPriority="52"/>
+    <w:lsdException w:name="Grid Table 1 Light Accent 5" w:uiPriority="46"/>
+    <w:lsdException w:name="Grid Table 2 Accent 5" w:uiPriority="47"/>
+    <w:lsdException w:name="Grid Table 3 Accent 5" w:uiPriority="48"/>
+    <w:lsdException w:name="Grid Table 4 Accent 5" w:uiPriority="49"/>
+    <w:lsdException w:name="Grid Table 5 Dark Accent 5" w:uiPriority="50"/>
+    <w:lsdException w:name="Grid Table 6 Colorful Accent 5" w:uiPriority="51"/>
+    <w:lsdException w:name="Grid Table 7 Colorful Accent 5" w:uiPriority="52"/>
+    <w:lsdException w:name="Grid Table 1 Light Accent 6" w:uiPriority="46"/>
+    <w:lsdException w:name="Grid Table 2 Accent 6" w:uiPriority="47"/>
+    <w:lsdException w:name="Grid Table 3 Accent 6" w:uiPriority="48"/>
+    <w:lsdException w:name="Grid Table 4 Accent 6" w:uiPriority="49"/>
+    <w:lsdException w:name="Grid Table 5 Dark Accent 6" w:uiPriority="50"/>
+    <w:lsdException w:name="Grid Table 6 Colorful Accent 6" w:uiPriority="51"/>
+    <w:lsdException w:name="Grid Table 7 Colorful Accent 6" w:uiPriority="52"/>
+    <w:lsdException w:name="List Table 1 Light" w:uiPriority="46"/>
+    <w:lsdException w:name="List Table 2" w:uiPriority="47"/>
+    <w:lsdException w:name="List Table 3" w:uiPriority="48"/>
+    <w:lsdException w:name="List Table 4" w:uiPriority="49"/>
+    <w:lsdException w:name="List Table 5 Dark" w:uiPriority="50"/>
+    <w:lsdException w:name="List Table 6 Colorful" w:uiPriority="51"/>
+    <w:lsdException w:name="List Table 7 Colorful" w:uiPriority="52"/>
+    <w:lsdException w:name="List Table 1 Light Accent 1" w:uiPriority="46"/>
+    <w:lsdException w:name="List Table 2 Accent 1" w:uiPriority="47"/>
+    <w:lsdException w:name="List Table 3 Accent 1" w:uiPriority="48"/>
+    <w:lsdException w:name="List Table 4 Accent 1" w:uiPriority="49"/>
+    <w:lsdException w:name="List Table 5 Dark Accent 1" w:uiPriority="50"/>
+    <w:lsdException w:name="List Table 6 Colorful Accent 1" w:uiPriority="51"/>
+    <w:lsdException w:name="List Table 7 Colorful Accent 1" w:uiPriority="52"/>
+    <w:lsdException w:name="List Table 1 Light Accent 2" w:uiPriority="46"/>
+    <w:lsdException w:name="List Table 2 Accent 2" w:uiPriority="47"/>
+    <w:lsdException w:name="List Table 3 Accent 2" w:uiPriority="48"/>
+    <w:lsdException w:name="List Table 4 Accent 2" w:uiPriority="49"/>
+    <w:lsdException w:name="List Table 5 Dark Accent 2" w:uiPriority="50"/>
+    <w:lsdException w:name="List Table 6 Colorful Accent 2" w:uiPriority="51"/>
+    <w:lsdException w:name="List Table 7 Colorful Accent 2" w:uiPriority="52"/>
+    <w:lsdException w:name="List Table 1 Light Accent 3" w:uiPriority="46"/>
+    <w:lsdException w:name="List Table 2 Accent 3" w:uiPriority="47"/>
+    <w:lsdException w:name="List Table 3 Accent 3" w:uiPriority="48"/>
+    <w:lsdException w:name="List Table 4 Accent 3" w:uiPriority="49"/>
+    <w:lsdException w:name="List Table 5 Dark Accent 3" w:uiPriority="50"/>
+    <w:lsdException w:name="List Table 6 Colorful Accent 3" w:uiPriority="51"/>
+    <w:lsdException w:name="List Table 7 Colorful Accent 3" w:uiPriority="52"/>
+    <w:lsdException w:name="List Table 1 Light Accent 4" w:uiPriority="46"/>
+    <w:lsdException w:name="List Table 2 Accent 4" w:uiPriority="47"/>
+    <w:lsdException w:name="List Table 3 Accent 4" w:uiPriority="48"/>
+    <w:lsdException w:name="List Table 4 Accent 4" w:uiPriority="49"/>
+    <w:lsdException w:name="List Table 5 Dark Accent 4" w:uiPriority="50"/>
+    <w:lsdException w:name="List Table 6 Colorful Accent 4" w:uiPriority="51"/>
+    <w:lsdException w:name="List Table 7 Colorful Accent 4" w:uiPriority="52"/>
+    <w:lsdException w:name="List Table 1 Light Accent 5" w:uiPriority="46"/>
+    <w:lsdException w:name="List Table 2 Accent 5" w:uiPriority="47"/>
+    <w:lsdException w:name="List Table 3 Accent 5" w:uiPriority="48"/>
+    <w:lsdException w:name="List Table 4 Accent 5" w:uiPriority="49"/>
+    <w:lsdException w:name="List Table 5 Dark Accent 5" w:uiPriority="50"/>
+    <w:lsdException w:name="List Table 6 Colorful Accent 5" w:uiPriority="51"/>
+    <w:lsdException w:name="List Table 7 Colorful Accent 5" w:uiPriority="52"/>
+    <w:lsdException w:name="List Table 1 Light Accent 6" w:uiPriority="46"/>
+    <w:lsdException w:name="List Table 2 Accent 6" w:uiPriority="47"/>
+    <w:lsdException w:name="List Table 3 Accent 6" w:uiPriority="48"/>
+    <w:lsdException w:name="List Table 4 Accent 6" w:uiPriority="49"/>
+    <w:lsdException w:name="List Table 5 Dark Accent 6" w:uiPriority="50"/>
+    <w:lsdException w:name="List Table 6 Colorful Accent 6" w:uiPriority="51"/>
+    <w:lsdException w:name="List Table 7 Colorful Accent 6" w:uiPriority="52"/>
+    <w:lsdException w:name="Mention" w:semiHidden="1" w:unhideWhenUsed="1"/>
+    <w:lsdException w:name="Smart Hyperlink" w:semiHidden="1" w:unhideWhenUsed="1"/>
+    <w:lsdException w:name="Hashtag" w:semiHidden="1" w:unhideWhenUsed="1"/>
+    <w:lsdException w:name="Unresolved Mention" w:semiHidden="1" w:unhideWhenUsed="1"/>
+    <w:lsdException w:name="Smart Link" w:semiHidden="1" w:unhideWhenUsed="1"/>
+  </w:latentStyles>
+  <w:style w:type="paragraph" w:default="1" w:styleId="Normal">
+    <w:name w:val="Normal"/>
     <w:qFormat/>
-    <w:rPr>
-      <w:sz w:val="56"/>
-      <w:szCs w:val="56"/>
-    </w:rPr>
   </w:style>
   <w:style w:type="paragraph" w:styleId="Heading1">
-    <w:name w:val="Heading 1"/>
-    <w:basedOn w:val="Normal"/>
-    <w:next w:val="Normal"/>
+    <w:name w:val="heading 1"/>
+    <w:uiPriority w:val="9"/>
     <w:qFormat/>
+    <w:pPr>
+      <w:outlineLvl w:val="0"/>
+    </w:pPr>
     <w:rPr>
       <w:color w:val="2E74B5"/>
       <w:sz w:val="32"/>
@@ -2596,10 +5242,13 @@
     </w:rPr>
   </w:style>
   <w:style w:type="paragraph" w:styleId="Heading2">
-    <w:name w:val="Heading 2"/>
-    <w:basedOn w:val="Normal"/>
-    <w:next w:val="Normal"/>
+    <w:name w:val="heading 2"/>
+    <w:uiPriority w:val="9"/>
+    <w:unhideWhenUsed/>
     <w:qFormat/>
+    <w:pPr>
+      <w:outlineLvl w:val="1"/>
+    </w:pPr>
     <w:rPr>
       <w:color w:val="2E74B5"/>
       <w:sz w:val="26"/>
@@ -2607,10 +5256,14 @@
     </w:rPr>
   </w:style>
   <w:style w:type="paragraph" w:styleId="Heading3">
-    <w:name w:val="Heading 3"/>
-    <w:basedOn w:val="Normal"/>
-    <w:next w:val="Normal"/>
+    <w:name w:val="heading 3"/>
+    <w:uiPriority w:val="9"/>
+    <w:semiHidden/>
+    <w:unhideWhenUsed/>
     <w:qFormat/>
+    <w:pPr>
+      <w:outlineLvl w:val="2"/>
+    </w:pPr>
     <w:rPr>
       <w:color w:val="1F4D78"/>
       <w:sz w:val="24"/>
@@ -2618,10 +5271,14 @@
     </w:rPr>
   </w:style>
   <w:style w:type="paragraph" w:styleId="Heading4">
-    <w:name w:val="Heading 4"/>
-    <w:basedOn w:val="Normal"/>
-    <w:next w:val="Normal"/>
+    <w:name w:val="heading 4"/>
+    <w:uiPriority w:val="9"/>
+    <w:semiHidden/>
+    <w:unhideWhenUsed/>
     <w:qFormat/>
+    <w:pPr>
+      <w:outlineLvl w:val="3"/>
+    </w:pPr>
     <w:rPr>
       <w:i/>
       <w:iCs/>
@@ -2629,27 +5286,69 @@
     </w:rPr>
   </w:style>
   <w:style w:type="paragraph" w:styleId="Heading5">
-    <w:name w:val="Heading 5"/>
-    <w:basedOn w:val="Normal"/>
-    <w:next w:val="Normal"/>
+    <w:name w:val="heading 5"/>
+    <w:uiPriority w:val="9"/>
+    <w:semiHidden/>
+    <w:unhideWhenUsed/>
     <w:qFormat/>
+    <w:pPr>
+      <w:outlineLvl w:val="4"/>
+    </w:pPr>
     <w:rPr>
       <w:color w:val="2E74B5"/>
     </w:rPr>
   </w:style>
   <w:style w:type="paragraph" w:styleId="Heading6">
-    <w:name w:val="Heading 6"/>
-    <w:basedOn w:val="Normal"/>
-    <w:next w:val="Normal"/>
+    <w:name w:val="heading 6"/>
+    <w:uiPriority w:val="9"/>
+    <w:semiHidden/>
+    <w:unhideWhenUsed/>
     <w:qFormat/>
+    <w:pPr>
+      <w:outlineLvl w:val="5"/>
+    </w:pPr>
     <w:rPr>
       <w:color w:val="1F4D78"/>
     </w:rPr>
   </w:style>
-  <w:style w:type="paragraph" w:styleId="Strong">
-    <w:name w:val="Strong"/>
-    <w:basedOn w:val="Normal"/>
-    <w:next w:val="Normal"/>
+  <w:style w:type="character" w:default="1" w:styleId="DefaultParagraphFont">
+    <w:name w:val="Default Paragraph Font"/>
+    <w:uiPriority w:val="1"/>
+    <w:semiHidden/>
+    <w:unhideWhenUsed/>
+  </w:style>
+  <w:style w:type="table" w:default="1" w:styleId="TableNormal">
+    <w:name w:val="Normal Table"/>
+    <w:uiPriority w:val="99"/>
+    <w:semiHidden/>
+    <w:unhideWhenUsed/>
+    <w:tblPr>
+      <w:tblInd w:w="0" w:type="dxa"/>
+      <w:tblCellMar>
+        <w:top w:w="0" w:type="dxa"/>
+        <w:left w:w="108" w:type="dxa"/>
+        <w:bottom w:w="0" w:type="dxa"/>
+        <w:right w:w="108" w:type="dxa"/>
+      </w:tblCellMar>
+    </w:tblPr>
+  </w:style>
+  <w:style w:type="numbering" w:default="1" w:styleId="NoList">
+    <w:name w:val="No List"/>
+    <w:uiPriority w:val="99"/>
+    <w:semiHidden/>
+    <w:unhideWhenUsed/>
+  </w:style>
+  <w:style w:type="paragraph" w:styleId="Title">
+    <w:name w:val="Title"/>
+    <w:uiPriority w:val="10"/>
+    <w:qFormat/>
+    <w:rPr>
+      <w:sz w:val="56"/>
+      <w:szCs w:val="56"/>
+    </w:rPr>
+  </w:style>
+  <w:style w:type="paragraph" w:customStyle="1" w:styleId="Strong1">
+    <w:name w:val="Strong1"/>
     <w:qFormat/>
     <w:rPr>
       <w:b/>
@@ -2658,12 +5357,10 @@
   </w:style>
   <w:style w:type="paragraph" w:styleId="ListParagraph">
     <w:name w:val="List Paragraph"/>
-    <w:basedOn w:val="Normal"/>
     <w:qFormat/>
   </w:style>
   <w:style w:type="character" w:styleId="Hyperlink">
     <w:name w:val="Hyperlink"/>
-    <w:basedOn w:val="DefaultParagraphFont"/>
     <w:uiPriority w:val="99"/>
     <w:unhideWhenUsed/>
     <w:rPr>
@@ -2673,7 +5370,6 @@
   </w:style>
   <w:style w:type="character" w:styleId="FootnoteReference">
     <w:name w:val="footnote reference"/>
-    <w:basedOn w:val="DefaultParagraphFont"/>
     <w:uiPriority w:val="99"/>
     <w:semiHidden/>
     <w:unhideWhenUsed/>
@@ -2683,22 +5379,17 @@
   </w:style>
   <w:style w:type="paragraph" w:styleId="FootnoteText">
     <w:name w:val="footnote text"/>
-    <w:basedOn w:val="Normal"/>
     <w:link w:val="FootnoteTextChar"/>
     <w:uiPriority w:val="99"/>
     <w:semiHidden/>
     <w:unhideWhenUsed/>
-    <w:pPr>
-      <w:spacing w:after="0" w:line="240" w:lineRule="auto"/>
-    </w:pPr>
     <w:rPr>
       <w:sz w:val="20"/>
       <w:szCs w:val="20"/>
     </w:rPr>
   </w:style>
-  <w:style w:type="character" w:styleId="FootnoteTextChar">
+  <w:style w:type="character" w:customStyle="1" w:styleId="FootnoteTextChar">
     <w:name w:val="Footnote Text Char"/>
-    <w:basedOn w:val="DefaultParagraphFont"/>
     <w:link w:val="FootnoteText"/>
     <w:uiPriority w:val="99"/>
     <w:semiHidden/>
@@ -2710,7 +5401,6 @@
   </w:style>
   <w:style w:type="character" w:styleId="EndnoteReference">
     <w:name w:val="endnote reference"/>
-    <w:basedOn w:val="DefaultParagraphFont"/>
     <w:uiPriority w:val="99"/>
     <w:semiHidden/>
     <w:unhideWhenUsed/>
@@ -2720,22 +5410,17 @@
   </w:style>
   <w:style w:type="paragraph" w:styleId="EndnoteText">
     <w:name w:val="endnote text"/>
-    <w:basedOn w:val="Normal"/>
     <w:link w:val="EndnoteTextChar"/>
     <w:uiPriority w:val="99"/>
     <w:semiHidden/>
     <w:unhideWhenUsed/>
-    <w:pPr>
-      <w:spacing w:after="0" w:line="240" w:lineRule="auto"/>
-    </w:pPr>
     <w:rPr>
       <w:sz w:val="20"/>
       <w:szCs w:val="20"/>
     </w:rPr>
   </w:style>
-  <w:style w:type="character" w:styleId="EndnoteTextChar">
+  <w:style w:type="character" w:customStyle="1" w:styleId="EndnoteTextChar">
     <w:name w:val="Endnote Text Char"/>
-    <w:basedOn w:val="DefaultParagraphFont"/>
     <w:link w:val="EndnoteText"/>
     <w:uiPriority w:val="99"/>
     <w:semiHidden/>
@@ -2745,5 +5430,362 @@
       <w:szCs w:val="20"/>
     </w:rPr>
   </w:style>
+  <w:style w:type="paragraph" w:styleId="Header">
+    <w:name w:val="header"/>
+    <w:basedOn w:val="Normal"/>
+    <w:link w:val="HeaderChar"/>
+    <w:uiPriority w:val="99"/>
+    <w:unhideWhenUsed/>
+    <w:rsid w:val="00DE6114"/>
+    <w:pPr>
+      <w:tabs>
+        <w:tab w:val="center" w:pos="4513"/>
+        <w:tab w:val="right" w:pos="9026"/>
+      </w:tabs>
+    </w:pPr>
+  </w:style>
+  <w:style w:type="character" w:customStyle="1" w:styleId="HeaderChar">
+    <w:name w:val="Header Char"/>
+    <w:basedOn w:val="DefaultParagraphFont"/>
+    <w:link w:val="Header"/>
+    <w:uiPriority w:val="99"/>
+    <w:rsid w:val="00DE6114"/>
+  </w:style>
+  <w:style w:type="paragraph" w:styleId="Footer">
+    <w:name w:val="footer"/>
+    <w:basedOn w:val="Normal"/>
+    <w:link w:val="FooterChar"/>
+    <w:uiPriority w:val="99"/>
+    <w:unhideWhenUsed/>
+    <w:rsid w:val="00DE6114"/>
+    <w:pPr>
+      <w:tabs>
+        <w:tab w:val="center" w:pos="4513"/>
+        <w:tab w:val="right" w:pos="9026"/>
+      </w:tabs>
+    </w:pPr>
+  </w:style>
+  <w:style w:type="character" w:customStyle="1" w:styleId="FooterChar">
+    <w:name w:val="Footer Char"/>
+    <w:basedOn w:val="DefaultParagraphFont"/>
+    <w:link w:val="Footer"/>
+    <w:uiPriority w:val="99"/>
+    <w:rsid w:val="00DE6114"/>
+  </w:style>
 </w:styles>
+</file>
+
+<file path=word/theme/theme1.xml><?xml version="1.0" encoding="utf-8"?>
+<a:theme xmlns:a="http://schemas.openxmlformats.org/drawingml/2006/main" name="Office Theme">
+  <a:themeElements>
+    <a:clrScheme name="Office">
+      <a:dk1>
+        <a:sysClr val="windowText" lastClr="000000"/>
+      </a:dk1>
+      <a:lt1>
+        <a:sysClr val="window" lastClr="FFFFFF"/>
+      </a:lt1>
+      <a:dk2>
+        <a:srgbClr val="0E2841"/>
+      </a:dk2>
+      <a:lt2>
+        <a:srgbClr val="E8E8E8"/>
+      </a:lt2>
+      <a:accent1>
+        <a:srgbClr val="156082"/>
+      </a:accent1>
+      <a:accent2>
+        <a:srgbClr val="E97132"/>
+      </a:accent2>
+      <a:accent3>
+        <a:srgbClr val="196B24"/>
+      </a:accent3>
+      <a:accent4>
+        <a:srgbClr val="0F9ED5"/>
+      </a:accent4>
+      <a:accent5>
+        <a:srgbClr val="A02B93"/>
+      </a:accent5>
+      <a:accent6>
+        <a:srgbClr val="4EA72E"/>
+      </a:accent6>
+      <a:hlink>
+        <a:srgbClr val="467886"/>
+      </a:hlink>
+      <a:folHlink>
+        <a:srgbClr val="96607D"/>
+      </a:folHlink>
+    </a:clrScheme>
+    <a:fontScheme name="Office">
+      <a:majorFont>
+        <a:latin typeface="Aptos Display" panose="02110004020202020204"/>
+        <a:ea typeface=""/>
+        <a:cs typeface=""/>
+        <a:font script="Jpan" typeface="游ゴシック Light"/>
+        <a:font script="Hang" typeface="맑은 고딕"/>
+        <a:font script="Hans" typeface="等线 Light"/>
+        <a:font script="Hant" typeface="新細明體"/>
+        <a:font script="Arab" typeface="Times New Roman"/>
+        <a:font script="Hebr" typeface="Times New Roman"/>
+        <a:font script="Thai" typeface="Angsana New"/>
+        <a:font script="Ethi" typeface="Nyala"/>
+        <a:font script="Beng" typeface="Vrinda"/>
+        <a:font script="Gujr" typeface="Shruti"/>
+        <a:font script="Khmr" typeface="MoolBoran"/>
+        <a:font script="Knda" typeface="Tunga"/>
+        <a:font script="Guru" typeface="Raavi"/>
+        <a:font script="Cans" typeface="Euphemia"/>
+        <a:font script="Cher" typeface="Plantagenet Cherokee"/>
+        <a:font script="Yiii" typeface="Microsoft Yi Baiti"/>
+        <a:font script="Tibt" typeface="Microsoft Himalaya"/>
+        <a:font script="Thaa" typeface="MV Boli"/>
+        <a:font script="Deva" typeface="Mangal"/>
+        <a:font script="Telu" typeface="Gautami"/>
+        <a:font script="Taml" typeface="Latha"/>
+        <a:font script="Syrc" typeface="Estrangelo Edessa"/>
+        <a:font script="Orya" typeface="Kalinga"/>
+        <a:font script="Mlym" typeface="Kartika"/>
+        <a:font script="Laoo" typeface="DokChampa"/>
+        <a:font script="Sinh" typeface="Iskoola Pota"/>
+        <a:font script="Mong" typeface="Mongolian Baiti"/>
+        <a:font script="Viet" typeface="Times New Roman"/>
+        <a:font script="Uigh" typeface="Microsoft Uighur"/>
+        <a:font script="Geor" typeface="Sylfaen"/>
+        <a:font script="Armn" typeface="Arial"/>
+        <a:font script="Bugi" typeface="Leelawadee UI"/>
+        <a:font script="Bopo" typeface="Microsoft JhengHei"/>
+        <a:font script="Java" typeface="Javanese Text"/>
+        <a:font script="Lisu" typeface="Segoe UI"/>
+        <a:font script="Mymr" typeface="Myanmar Text"/>
+        <a:font script="Nkoo" typeface="Ebrima"/>
+        <a:font script="Olck" typeface="Nirmala UI"/>
+        <a:font script="Osma" typeface="Ebrima"/>
+        <a:font script="Phag" typeface="Phagspa"/>
+        <a:font script="Syrn" typeface="Estrangelo Edessa"/>
+        <a:font script="Syrj" typeface="Estrangelo Edessa"/>
+        <a:font script="Syre" typeface="Estrangelo Edessa"/>
+        <a:font script="Sora" typeface="Nirmala UI"/>
+        <a:font script="Tale" typeface="Microsoft Tai Le"/>
+        <a:font script="Talu" typeface="Microsoft New Tai Lue"/>
+        <a:font script="Tfng" typeface="Ebrima"/>
+      </a:majorFont>
+      <a:minorFont>
+        <a:latin typeface="Aptos" panose="02110004020202020204"/>
+        <a:ea typeface=""/>
+        <a:cs typeface=""/>
+        <a:font script="Jpan" typeface="游明朝"/>
+        <a:font script="Hang" typeface="맑은 고딕"/>
+        <a:font script="Hans" typeface="等线"/>
+        <a:font script="Hant" typeface="新細明體"/>
+        <a:font script="Arab" typeface="Arial"/>
+        <a:font script="Hebr" typeface="Arial"/>
+        <a:font script="Thai" typeface="Cordia New"/>
+        <a:font script="Ethi" typeface="Nyala"/>
+        <a:font script="Beng" typeface="Vrinda"/>
+        <a:font script="Gujr" typeface="Shruti"/>
+        <a:font script="Khmr" typeface="DaunPenh"/>
+        <a:font script="Knda" typeface="Tunga"/>
+        <a:font script="Guru" typeface="Raavi"/>
+        <a:font script="Cans" typeface="Euphemia"/>
+        <a:font script="Cher" typeface="Plantagenet Cherokee"/>
+        <a:font script="Yiii" typeface="Microsoft Yi Baiti"/>
+        <a:font script="Tibt" typeface="Microsoft Himalaya"/>
+        <a:font script="Thaa" typeface="MV Boli"/>
+        <a:font script="Deva" typeface="Mangal"/>
+        <a:font script="Telu" typeface="Gautami"/>
+        <a:font script="Taml" typeface="Latha"/>
+        <a:font script="Syrc" typeface="Estrangelo Edessa"/>
+        <a:font script="Orya" typeface="Kalinga"/>
+        <a:font script="Mlym" typeface="Kartika"/>
+        <a:font script="Laoo" typeface="DokChampa"/>
+        <a:font script="Sinh" typeface="Iskoola Pota"/>
+        <a:font script="Mong" typeface="Mongolian Baiti"/>
+        <a:font script="Viet" typeface="Arial"/>
+        <a:font script="Uigh" typeface="Microsoft Uighur"/>
+        <a:font script="Geor" typeface="Sylfaen"/>
+        <a:font script="Armn" typeface="Arial"/>
+        <a:font script="Bugi" typeface="Leelawadee UI"/>
+        <a:font script="Bopo" typeface="Microsoft JhengHei"/>
+        <a:font script="Java" typeface="Javanese Text"/>
+        <a:font script="Lisu" typeface="Segoe UI"/>
+        <a:font script="Mymr" typeface="Myanmar Text"/>
+        <a:font script="Nkoo" typeface="Ebrima"/>
+        <a:font script="Olck" typeface="Nirmala UI"/>
+        <a:font script="Osma" typeface="Ebrima"/>
+        <a:font script="Phag" typeface="Phagspa"/>
+        <a:font script="Syrn" typeface="Estrangelo Edessa"/>
+        <a:font script="Syrj" typeface="Estrangelo Edessa"/>
+        <a:font script="Syre" typeface="Estrangelo Edessa"/>
+        <a:font script="Sora" typeface="Nirmala UI"/>
+        <a:font script="Tale" typeface="Microsoft Tai Le"/>
+        <a:font script="Talu" typeface="Microsoft New Tai Lue"/>
+        <a:font script="Tfng" typeface="Ebrima"/>
+      </a:minorFont>
+    </a:fontScheme>
+    <a:fmtScheme name="Office">
+      <a:fillStyleLst>
+        <a:solidFill>
+          <a:schemeClr val="phClr"/>
+        </a:solidFill>
+        <a:gradFill rotWithShape="1">
+          <a:gsLst>
+            <a:gs pos="0">
+              <a:schemeClr val="phClr">
+                <a:lumMod val="110000"/>
+                <a:satMod val="105000"/>
+                <a:tint val="67000"/>
+              </a:schemeClr>
+            </a:gs>
+            <a:gs pos="50000">
+              <a:schemeClr val="phClr">
+                <a:lumMod val="105000"/>
+                <a:satMod val="103000"/>
+                <a:tint val="73000"/>
+              </a:schemeClr>
+            </a:gs>
+            <a:gs pos="100000">
+              <a:schemeClr val="phClr">
+                <a:lumMod val="105000"/>
+                <a:satMod val="109000"/>
+                <a:tint val="81000"/>
+              </a:schemeClr>
+            </a:gs>
+          </a:gsLst>
+          <a:lin ang="5400000" scaled="0"/>
+        </a:gradFill>
+        <a:gradFill rotWithShape="1">
+          <a:gsLst>
+            <a:gs pos="0">
+              <a:schemeClr val="phClr">
+                <a:satMod val="103000"/>
+                <a:lumMod val="102000"/>
+                <a:tint val="94000"/>
+              </a:schemeClr>
+            </a:gs>
+            <a:gs pos="50000">
+              <a:schemeClr val="phClr">
+                <a:satMod val="110000"/>
+                <a:lumMod val="100000"/>
+                <a:shade val="100000"/>
+              </a:schemeClr>
+            </a:gs>
+            <a:gs pos="100000">
+              <a:schemeClr val="phClr">
+                <a:lumMod val="99000"/>
+                <a:satMod val="120000"/>
+                <a:shade val="78000"/>
+              </a:schemeClr>
+            </a:gs>
+          </a:gsLst>
+          <a:lin ang="5400000" scaled="0"/>
+        </a:gradFill>
+      </a:fillStyleLst>
+      <a:lnStyleLst>
+        <a:ln w="12700" cap="flat" cmpd="sng" algn="ctr">
+          <a:solidFill>
+            <a:schemeClr val="phClr"/>
+          </a:solidFill>
+          <a:prstDash val="solid"/>
+          <a:miter lim="800000"/>
+        </a:ln>
+        <a:ln w="19050" cap="flat" cmpd="sng" algn="ctr">
+          <a:solidFill>
+            <a:schemeClr val="phClr"/>
+          </a:solidFill>
+          <a:prstDash val="solid"/>
+          <a:miter lim="800000"/>
+        </a:ln>
+        <a:ln w="25400" cap="flat" cmpd="sng" algn="ctr">
+          <a:solidFill>
+            <a:schemeClr val="phClr"/>
+          </a:solidFill>
+          <a:prstDash val="solid"/>
+          <a:miter lim="800000"/>
+        </a:ln>
+      </a:lnStyleLst>
+      <a:effectStyleLst>
+        <a:effectStyle>
+          <a:effectLst/>
+        </a:effectStyle>
+        <a:effectStyle>
+          <a:effectLst/>
+        </a:effectStyle>
+        <a:effectStyle>
+          <a:effectLst>
+            <a:outerShdw blurRad="57150" dist="19050" dir="5400000" algn="ctr" rotWithShape="0">
+              <a:srgbClr val="000000">
+                <a:alpha val="63000"/>
+              </a:srgbClr>
+            </a:outerShdw>
+          </a:effectLst>
+        </a:effectStyle>
+      </a:effectStyleLst>
+      <a:bgFillStyleLst>
+        <a:solidFill>
+          <a:schemeClr val="phClr"/>
+        </a:solidFill>
+        <a:solidFill>
+          <a:schemeClr val="phClr">
+            <a:tint val="95000"/>
+            <a:satMod val="170000"/>
+          </a:schemeClr>
+        </a:solidFill>
+        <a:gradFill rotWithShape="1">
+          <a:gsLst>
+            <a:gs pos="0">
+              <a:schemeClr val="phClr">
+                <a:tint val="93000"/>
+                <a:satMod val="150000"/>
+                <a:shade val="98000"/>
+                <a:lumMod val="102000"/>
+              </a:schemeClr>
+            </a:gs>
+            <a:gs pos="50000">
+              <a:schemeClr val="phClr">
+                <a:tint val="98000"/>
+                <a:satMod val="130000"/>
+                <a:shade val="90000"/>
+                <a:lumMod val="103000"/>
+              </a:schemeClr>
+            </a:gs>
+            <a:gs pos="100000">
+              <a:schemeClr val="phClr">
+                <a:shade val="63000"/>
+                <a:satMod val="120000"/>
+              </a:schemeClr>
+            </a:gs>
+          </a:gsLst>
+          <a:lin ang="5400000" scaled="0"/>
+        </a:gradFill>
+      </a:bgFillStyleLst>
+    </a:fmtScheme>
+  </a:themeElements>
+  <a:objectDefaults>
+    <a:lnDef>
+      <a:spPr/>
+      <a:bodyPr/>
+      <a:lstStyle/>
+      <a:style>
+        <a:lnRef idx="2">
+          <a:schemeClr val="accent1"/>
+        </a:lnRef>
+        <a:fillRef idx="0">
+          <a:schemeClr val="accent1"/>
+        </a:fillRef>
+        <a:effectRef idx="1">
+          <a:schemeClr val="accent1"/>
+        </a:effectRef>
+        <a:fontRef idx="minor">
+          <a:schemeClr val="tx1"/>
+        </a:fontRef>
+      </a:style>
+    </a:lnDef>
+  </a:objectDefaults>
+  <a:extraClrSchemeLst/>
+  <a:extLst>
+    <a:ext uri="{05A4C25C-085E-4340-85A3-A5531E510DB2}">
+      <thm15:themeFamily xmlns:thm15="http://schemas.microsoft.com/office/thememl/2012/main" name="Office Theme" id="{2E142A2C-CD16-42D6-873A-C26D2A0506FA}" vid="{1BDDFF52-6CD6-40A5-AB3C-68EB2F1E4D0A}"/>
+    </a:ext>
+  </a:extLst>
+</a:theme>
 </file>